--- a/themes/theme-7/theme 7 draft.docx
+++ b/themes/theme-7/theme 7 draft.docx
@@ -245,7 +245,7 @@
         <w:t xml:space="preserve"> </w:t>
       </w:r>
       <w:r>
-        <w:t xml:space="preserve">Здесь речь уже о российском вкладыше, а не об американской маркировке, и читается он иначе. Открыв его, вы с большой вероятностью прочтёте «противопоказано при беременности» или «применение не рекомендуется» — так написано у очень многих препаратов, включая те, что врачи назначают беременным постоянно. Причина чаще всего не в доказанном вреде, а в отсутствии исследований: производителю проще написать «противопоказано», чем отвечать за область, которую никто не изучал.</w:t>
+        <w:t xml:space="preserve">Здесь речь уже о российском вкладыше, а не об американской маркировке, и читается он иначе. Открыв его, вы с большой вероятностью прочтёте «противопоказано при беременности» или «применение не рекомендуется» — так написано у очень многих препаратов, включая те, что врачи назначают беременным постоянно. Причина чаще всего не в доказанном вреде, а в отсутствии исследований у беременных.</w:t>
       </w:r>
     </w:p>
     <w:p>
@@ -429,468 +429,444 @@
       </w:pPr>
       <w:r>
         <w:rPr>
+          <w:bCs/>
+          <w:b/>
+        </w:rPr>
+        <w:t xml:space="preserve">Когда органы уже заложены</w:t>
+      </w:r>
+      <w:r>
+        <w:t xml:space="preserve">, характер риска меняется: речь идёт не о пороках развития, а о росте, созревании отдельных систем и о состоянии ребёнка при рождении. Поэтому у некоторых препаратов ограничения появляются только во второй половине беременности, хотя раньше их не было, — так устроены, например, нестероидные противовоспалительные из раздела 7.7 «Боль и температура: чем снижать и когда звонить врачу».</w:t>
+      </w:r>
+    </w:p>
+    <w:p>
+      <w:pPr>
+        <w:pStyle w:val="BodyText"/>
+      </w:pPr>
+      <w:r>
+        <w:t xml:space="preserve">Называя препарат врачу или фармацевту, всегда называйте срок — независимо от того, запомнили вы эти недели или нет. Без срока ответ на вопрос «можно ли это» не имеет смысла, и добросовестный специалист спросит о нём сам.</w:t>
+      </w:r>
+    </w:p>
+    <w:p>
+      <w:pPr>
+        <w:pStyle w:val="Heading2"/>
+      </w:pPr>
+      <w:r>
+        <w:t xml:space="preserve">7.3. Действующее вещество и торговое название: как не принять одно лекарство дважды</w:t>
+      </w:r>
+    </w:p>
+    <w:p>
+      <w:pPr>
+        <w:pStyle w:val="FirstParagraph"/>
+      </w:pPr>
+      <w:r>
+        <w:t xml:space="preserve">Одной женщине в аптеке предлагают «то же самое, только дешевле», другая принимает порошок от простуды, а через час — таблетку от температуры, считая их разными средствами. Обе ситуации упираются в одно обстоятельство: у лекарства два имени, и совпадают они далеко не всегда.</w:t>
+      </w:r>
+    </w:p>
+    <w:p>
+      <w:pPr>
+        <w:pStyle w:val="BodyText"/>
+      </w:pPr>
+      <w:r>
+        <w:t xml:space="preserve">Торговое название придумывает производитель, и у одного вещества их бывают десятки. Действующее вещество — международное непатентованное наименование — одно на всех, и написано оно мелким шрифтом под торговым названием на упаковке, а в инструкции вынесено в раздел «Состав».</w:t>
+      </w:r>
+    </w:p>
+    <w:p>
+      <w:pPr>
+        <w:pStyle w:val="BodyText"/>
+      </w:pPr>
+      <w:r>
+        <w:t xml:space="preserve">Практическое следствие этой разницы — то, ради чего она вообще попала в главу. Комбинированные средства от простуды часто содержат парацетамол, и женщина, принявшая такой порошок, а следом таблетку от температуры, получает двойную дозу одного вещества, не подозревая об этом. Проверять поэтому нужно состав, а не название на коробке.</w:t>
+      </w:r>
+    </w:p>
+    <w:p>
+      <w:pPr>
+        <w:pStyle w:val="BodyText"/>
+      </w:pPr>
+      <w:r>
+        <w:t xml:space="preserve">Здесь же ответ на аптечное «то же самое, только дешевле». Сравнивать стоит три вещи: действующее вещество, его дозу в одной таблетке и лекарственную форму. Совпали все три — речь и правда об одном и том же веществе. Разошлась хотя бы одна, и это уже другой разговор, который лучше вести не у кассы, а с тем, кто препарат назначил.</w:t>
+      </w:r>
+    </w:p>
+    <w:p>
+      <w:pPr>
+        <w:pStyle w:val="BodyText"/>
+      </w:pPr>
+      <w:r>
+        <w:t xml:space="preserve">Заведите привычку: прежде чем принять что-либо, найдите строку с действующим веществом и сравните её с тем, что уже принимаете.</w:t>
+      </w:r>
+    </w:p>
+    <w:p>
+      <w:pPr>
+        <w:pStyle w:val="BodyText"/>
+      </w:pPr>
+      <w:r>
+        <w:t xml:space="preserve">Этот же принцип лежит в основе Приложения 5 книги — списка ваших лекарств и добавок, который удобно вести и показывать врачу.</w:t>
+      </w:r>
+    </w:p>
+    <w:p>
+      <w:pPr>
+        <w:pStyle w:val="Heading2"/>
+      </w:pPr>
+      <w:r>
+        <w:t xml:space="preserve">7.4. Мазь или таблетка: сколько вещества попадает в кровь</w:t>
+      </w:r>
+    </w:p>
+    <w:p>
+      <w:pPr>
+        <w:pStyle w:val="FirstParagraph"/>
+      </w:pPr>
+      <w:r>
+        <w:t xml:space="preserve">Мазь ощущается безопаснее таблетки просто потому, что она не внутрь, и доля правды в этом ощущении есть. Различаются эти два способа применения, однако, не по линии «внутрь — снаружи», а по тому, какая часть вещества в итоге оказывается в общем кровотоке.</w:t>
+      </w:r>
+    </w:p>
+    <w:p>
+      <w:pPr>
+        <w:pStyle w:val="BodyText"/>
+      </w:pPr>
+      <w:r>
+        <w:t xml:space="preserve">У таблетки туда попадает практически всё. У мази, спрея или свечи — только часть, и обычно небольшая, а насколько небольшая, зависит от самого вещества, от площади обработки, от состояния кожи и от того, как долго средством пользуются.</w:t>
+      </w:r>
+    </w:p>
+    <w:p>
+      <w:pPr>
+        <w:pStyle w:val="BodyText"/>
+      </w:pPr>
+      <w:r>
+        <w:t xml:space="preserve">Насколько велика разница, видно на одном веществе. Витамин А внутрь в больших дозах — известный тератоген: превышение 10 000 МЕ — международных единиц, в которых измеряют дозы витаминов, — способно повлиять на развитие ребёнка, и российские рекомендации прямо не советуют рутинно назначать ретинол беременным. Тот же по сути класс веществ в виде крема на кожу ведёт себя иначе: через кожу вещества проходит так мало, что в крови его оказывается не больше, чем организм содержит и без всякого крема.</w:t>
+      </w:r>
+    </w:p>
+    <w:p>
+      <w:pPr>
+        <w:pStyle w:val="BodyText"/>
+      </w:pPr>
+      <w:r>
+        <w:t xml:space="preserve">Правило из этого выходит двустороннее. «Наружное» не выводит средство из разговора с врачом автоматически — особенно если обрабатывать нужно большую площадь или пользоваться долго. Но и переносить на крем страхи, относящиеся к таблетке, неверно: это разные величины поступления в кровь.</w:t>
+      </w:r>
+    </w:p>
+    <w:p>
+      <w:pPr>
+        <w:pStyle w:val="BodyText"/>
+      </w:pPr>
+      <w:r>
+        <w:t xml:space="preserve">Что считать большой площадью, ни один источник не определяет, и выдумывать здесь квадратные сантиметры бессмысленно. Ориентир проще: одно дело — точечно мазать пару очагов, и совсем другое — каждый день покрывать средством целую область тела. Наглядный пример такой разницы разобран в разделе 7.13 «Наружные средства и лечебная косметика: что проходит через кожу».</w:t>
+      </w:r>
+    </w:p>
+    <w:p>
+      <w:pPr>
+        <w:pStyle w:val="Heading2"/>
+      </w:pPr>
+      <w:r>
+        <w:t xml:space="preserve">7.5. Лекарства, начатые до беременности: почему их не бросают</w:t>
+      </w:r>
+    </w:p>
+    <w:p>
+      <w:pPr>
+        <w:pStyle w:val="FirstParagraph"/>
+      </w:pPr>
+      <w:r>
+        <w:t xml:space="preserve">Постоянный препарат — от астмы, от повышенного давления, от щитовидной железы — узнав о беременности, откладывают в сторону очень многие: до консультации, «на всякий случай». Движение понятное, и оно бывает опаснее, чем продолжать приём.</w:t>
+      </w:r>
+    </w:p>
+    <w:p>
+      <w:pPr>
+        <w:pStyle w:val="BodyText"/>
+      </w:pPr>
+      <w:r>
+        <w:t xml:space="preserve">Причина в том, что у отмены есть собственный риск, и он не нулевой. Заболевание, которое препарат держал под контролем, никуда не делось: астма, вышедшая из-под контроля, судорожный приступ, скачок давления, потеря контроля над болезнью щитовидной железы — всё это события, которые сами по себе угрожают и вам, и ребёнку. Поэтому врач, решая, менять ли терапию, взвешивает не «лекарство против его отсутствия», а «риск лекарства против риска болезни без лечения».</w:t>
+      </w:r>
+    </w:p>
+    <w:p>
+      <w:pPr>
+        <w:pStyle w:val="BodyText"/>
+      </w:pPr>
+      <w:r>
+        <w:t xml:space="preserve">Формулируется это и прямее: в ряде случаев отказ от препарата или его отмена при беременности способны причинить больше вреда, чем сам приём. Правило отсюда выходит одно, и работает оно в обе стороны — и когда препарат начинают, и когда его прекращают: сначала разговор с врачом, потом решение.</w:t>
+      </w:r>
+    </w:p>
+    <w:p>
+      <w:pPr>
+        <w:pStyle w:val="BodyText"/>
+      </w:pPr>
+      <w:r>
+        <w:t xml:space="preserve">Вместо самостоятельной отмены: продолжайте принимать назначенное и свяжитесь с врачом, который это назначил, не дожидаясь планового приёма; отдельно сообщите о беременности акушеру-гинекологу. Решение о замене, изменении дозы или отмене принимает врач, и часто оно оказывается «продолжать».</w:t>
+      </w:r>
+    </w:p>
+    <w:p>
+      <w:pPr>
+        <w:pStyle w:val="BodyText"/>
+      </w:pPr>
+      <w:r>
+        <w:t xml:space="preserve">А если вы уже перестали принимать — это ситуация с таким же понятным порядком действий. Позвоните врачу, который назначил препарат, и скажите три вещи: какой это препарат, сколько дней вы его не принимаете и как себя чувствуете. От этих трёх ответов зависит, возобновлять ли приём сразу и в какой дозе: пропущенная неделя решается по-разному для разных препаратов, и разбираться в этом по инструкции самостоятельно не нужно.</w:t>
+      </w:r>
+    </w:p>
+    <w:p>
+      <w:pPr>
+        <w:pStyle w:val="BodyText"/>
+      </w:pPr>
+      <w:r>
+        <w:t xml:space="preserve">Отдельно стоит знать, что некоторые препараты при беременности действительно требуют замены, и о них известно заранее. Именно поэтому разговор нужен ранний: замену подбирают заблаговременно, а не в тот день, когда препарат внезапно оказался под вопросом.</w:t>
+      </w:r>
+    </w:p>
+    <w:p>
+      <w:pPr>
+        <w:pStyle w:val="Heading2"/>
+      </w:pPr>
+      <w:r>
+        <w:t xml:space="preserve">7.6. Безрецептурные средства: почему «без рецепта» не значит «разрешено»</w:t>
+      </w:r>
+    </w:p>
+    <w:p>
+      <w:pPr>
+        <w:pStyle w:val="FirstParagraph"/>
+      </w:pPr>
+      <w:r>
+        <w:t xml:space="preserve">Домашняя аптечка собиралась годами, и куплено в ней всё без рецепта — значит, ничего опасного там нет. Логика понятная, и держится она на смешении двух разных вещей: рецепт говорит о порядке отпуска в аптеке, а не о безопасности при беременности. Средства, которые годами не вызывали вопросов, при беременности могут оказаться в списке нежелательных — и наоборот, рецептурный препарат может оказаться именно тем, что нужно продолжать.</w:t>
+      </w:r>
+    </w:p>
+    <w:p>
+      <w:pPr>
+        <w:pStyle w:val="BodyText"/>
+      </w:pPr>
+      <w:r>
+        <w:t xml:space="preserve">Такой список действительно существует. В него входят средства от расстройства желудка с висмута субсалицилатом, сосудосуживающие от насморка, средства от кашля с гвайфенезином и обезболивающие из группы нестероидных противовоспалительных — ибупрофен, напроксен, ацетилсалициловая кислота.</w:t>
+      </w:r>
+    </w:p>
+    <w:p>
+      <w:pPr>
+        <w:pStyle w:val="BodyText"/>
+      </w:pPr>
+      <w:r>
+        <w:t xml:space="preserve">Одну оговорку про этот перечень стоит сделать сразу, иначе он введёт в заблуждение: составлен он для американской аптеки. Состав безрецептурных средств в России другой, и какие именно коробки с наших полок в него попадут, по этому источнику сказать нельзя. Как принцип перечень работает; как список покупок — нет.</w:t>
+      </w:r>
+    </w:p>
+    <w:p>
+      <w:pPr>
+        <w:pStyle w:val="BodyText"/>
+      </w:pPr>
+      <w:r>
+        <w:t xml:space="preserve">Нестероидные противовоспалительные из этого ряда заслуживают отдельного упоминания, потому что с ними всё зависит от срока беременности, и разобрано это в разделе 7.7 «Боль и температура: чем снижать и когда звонить врачу».</w:t>
+      </w:r>
+    </w:p>
+    <w:p>
+      <w:pPr>
+        <w:pStyle w:val="BodyText"/>
+      </w:pPr>
+      <w:r>
+        <w:t xml:space="preserve">Правило же, которое работает без всякого списка, такое: перед покупкой безрецептурного средства назовите фармацевту срок беременности и спросите, какое в нём действующее вещество. Аптека врача не заменяет, но состав фармацевт видит и о явных несовместимостях предупредит.</w:t>
+      </w:r>
+    </w:p>
+    <w:p>
+      <w:pPr>
+        <w:pStyle w:val="Heading2"/>
+      </w:pPr>
+      <w:r>
+        <w:t xml:space="preserve">7.7. Боль и температура: чем снижать и когда звонить врачу</w:t>
+      </w:r>
+    </w:p>
+    <w:p>
+      <w:pPr>
+        <w:pStyle w:val="FirstParagraph"/>
+      </w:pPr>
+      <w:r>
+        <w:t xml:space="preserve">Голова болит второй день подряд, или к вечеру поднялась температура — и привычная упаковка, которая раньше решала вопрос за двадцать минут, теперь стоит в шкафу под вопросом. Терпеть, однако, тоже не выход: ни боль, ни температура при беременности не относятся к тому нейтральному фону, который достаточно пересидеть.</w:t>
+      </w:r>
+    </w:p>
+    <w:p>
+      <w:pPr>
+        <w:pStyle w:val="BodyText"/>
+      </w:pPr>
+      <w:r>
+        <w:t xml:space="preserve">С температурой терпеть опаснее всего, поэтому с неё и стоит начать. Повышение температуры в ранние сроки связывают с небольшим повышением частоты дефектов нервной трубки — если оно случилось до шестой недели, — а до двенадцатой недели, особенно</w:t>
+      </w:r>
+      <w:r>
+        <w:t xml:space="preserve"> </w:t>
+      </w:r>
+      <w:r>
+        <w:rPr>
+          <w:bCs/>
+          <w:b/>
+        </w:rPr>
+        <w:t xml:space="preserve">когда температуру не сбивали</w:t>
+      </w:r>
+      <w:r>
+        <w:t xml:space="preserve">, в части исследований отмечали и другие пороки: сердца, передней брюшной стенки, расщелины.</w:t>
+      </w:r>
+    </w:p>
+    <w:p>
+      <w:pPr>
+        <w:pStyle w:val="BodyText"/>
+      </w:pPr>
+      <w:r>
+        <w:t xml:space="preserve">Оговорка в том же источнике сформулирована честно: есть и исследования, которые этой связи не нашли. Но направление вывода от этого не меняется, и руководители Международной федерации акушеров-гинекологов (FIGO) формулируют его прямо: нелеченая лихорадка в ранние сроки связана с повышением риска потери беременности, дефектов нервной трубки, расщелины нёба и пороков сердца, а в поздние сроки — преждевременных родов и задержки роста плода.</w:t>
+      </w:r>
+    </w:p>
+    <w:p>
+      <w:pPr>
+        <w:pStyle w:val="BodyText"/>
+      </w:pPr>
+      <w:r>
+        <w:t xml:space="preserve">Вывод отсюда следует обратный расхожей интуиции «при беременности лучше без таблеток»: температуру при беременности сбивают, а не пережидают.</w:t>
+      </w:r>
+    </w:p>
+    <w:p>
+      <w:pPr>
+        <w:pStyle w:val="BodyText"/>
+      </w:pPr>
+      <w:r>
+        <w:t xml:space="preserve">Российская и международная планки при этом отличаются, и знать надо российскую, потому что по ней работает ваша женская консультация. В памятке пациентке из клинических рекомендаций «Нормальная беременность» лихорадка</w:t>
+      </w:r>
+      <w:r>
+        <w:t xml:space="preserve"> </w:t>
+      </w:r>
+      <w:r>
+        <w:rPr>
+          <w:bCs/>
+          <w:b/>
+        </w:rPr>
+        <w:t xml:space="preserve">выше 37,5</w:t>
+      </w:r>
+      <w:r>
+        <w:t xml:space="preserve"> </w:t>
+      </w:r>
+      <w:r>
+        <w:t xml:space="preserve">названа поводом обратиться к врачу. Международный листок для сравнения называет лихорадкой температуру выше 38,3 °C, но это порог определения, а не порог обращения.</w:t>
+      </w:r>
+    </w:p>
+    <w:p>
+      <w:pPr>
+        <w:pStyle w:val="BodyText"/>
+      </w:pPr>
+      <w:r>
+        <w:t xml:space="preserve">Проще говоря: с 37,5 вопрос, чем сбивать, перестаёт быть вашим личным делом и становится поводом позвонить.</w:t>
+      </w:r>
+    </w:p>
+    <w:p>
+      <w:pPr>
+        <w:pStyle w:val="BodyText"/>
+      </w:pPr>
+      <w:r>
+        <w:rPr>
+          <w:bCs/>
+          <w:b/>
+        </w:rPr>
+        <w:t xml:space="preserve">Парацетамол.</w:t>
+      </w:r>
+      <w:r>
+        <w:t xml:space="preserve"> </w:t>
+      </w:r>
+      <w:r>
+        <w:t xml:space="preserve">Он остаётся первым, о чём думают при боли и лихорадке при беременности, и это позиция и американского консенсусного документа о стоматологической помощи беременным, и справочных служб по тератологии.</w:t>
+      </w:r>
+    </w:p>
+    <w:p>
+      <w:pPr>
+        <w:pStyle w:val="BodyText"/>
+      </w:pPr>
+      <w:r>
+        <w:t xml:space="preserve">Правило приёма — то же, что и по всей главе: наименьшая действующая доза и настолько коротко, насколько получается.</w:t>
+      </w:r>
+    </w:p>
+    <w:p>
+      <w:pPr>
+        <w:pStyle w:val="BodyText"/>
+      </w:pPr>
+      <w:r>
+        <w:t xml:space="preserve">То же по смыслу говорит инструкция к российскому препарату — та, что лежит у вас в коробке: применять при беременности можно, минимальными действующими дозами и максимально коротким курсом.</w:t>
+      </w:r>
+    </w:p>
+    <w:p>
+      <w:pPr>
+        <w:pStyle w:val="BodyText"/>
+      </w:pPr>
+      <w:r>
+        <w:t xml:space="preserve">Что такое «обычная доза» в цифрах: 500–1000 мг на приём, каждые 4–6 часов,</w:t>
+      </w:r>
+      <w:r>
+        <w:t xml:space="preserve"> </w:t>
+      </w:r>
+      <w:r>
+        <w:rPr>
+          <w:bCs/>
+          <w:b/>
+        </w:rPr>
+        <w:t xml:space="preserve">не более 4000 мг за сутки</w:t>
+      </w:r>
+      <w:r>
+        <w:t xml:space="preserve">. Это дозировка из инструкции к российскому препарату, и она совпадает с тем, что британская тератологическая служба называет терапевтическим применением парацетамола при беременности.</w:t>
+      </w:r>
+    </w:p>
+    <w:p>
+      <w:pPr>
+        <w:pStyle w:val="BodyText"/>
+      </w:pPr>
+      <w:r>
+        <w:t xml:space="preserve">Если температура парацетамолом не сбивается или возвращается через несколько часов, самостоятельного следующего шага здесь не предусмотрено: нестероидные противовоспалительные ограничены по срокам, а перебирать жаропонижающие наугад при беременности не нужно. Это звонок в консультацию, и порог 37,5 остаётся в силе — он и так был поводом позвонить.</w:t>
+      </w:r>
+    </w:p>
+    <w:p>
+      <w:pPr>
+        <w:pStyle w:val="BodyText"/>
+      </w:pPr>
+      <w:r>
+        <w:t xml:space="preserve">Вторая цифра, которой обычно не знают: сколько дней можно принимать парацетамол самостоятельно. Инструкция называет срок прямо: если температура держится дольше трёх дней или боль дольше пяти, нужна консультация врача. В справочниках встречается и цифра 5–7 дней — это наибольшая длительность лечения вообще, а для самостоятельного приёма действует порог из инструкции.</w:t>
+      </w:r>
+    </w:p>
+    <w:p>
+      <w:pPr>
+        <w:pStyle w:val="BodyText"/>
+      </w:pPr>
+      <w:r>
+        <w:t xml:space="preserve">Цифра эта важнее, чем кажется, потому что задаёт назначение препарата: парацетамол рассчитан на несколько дней, а не на то, чтобы с его помощью жить с болью, которую никто не разбирал. Если на четвёртый день ситуация та же, вопрос уже не «что выпить», а «почему болит».</w:t>
+      </w:r>
+    </w:p>
+    <w:p>
+      <w:pPr>
+        <w:pStyle w:val="BodyText"/>
+      </w:pPr>
+      <w:r>
+        <w:t xml:space="preserve">Одна вещь про суточный максимум, из-за которой его и стоит держать в голове: считается он по веществу, а не по упаковке. Порошок от простуды, «противопростудная» шипучая таблетка и обычный парацетамол — это может быть одно и то же вещество в трёх разных коробках, и суммируются они в одну суточную дозу. Как читать состав, разобрано в разделе 7.3 «Действующее вещество и торговое название: как не принять одно лекарство дважды»; здесь достаточно правила: прежде чем добавить второе средство, проверьте, нет ли в нём парацетамола.</w:t>
+      </w:r>
+    </w:p>
+    <w:p>
+      <w:pPr>
+        <w:pStyle w:val="BodyText"/>
+      </w:pPr>
+      <w:r>
+        <w:t xml:space="preserve">В 2025 году публично прозвучало утверждение о связи парацетамола при беременности с аутизмом у ребёнка, и это до сих пор самый частый страх вокруг самого обычного жаропонижающего. Разобрать его стоит, потому что цена ошибки здесь несимметричная.</w:t>
+      </w:r>
+    </w:p>
+    <w:p>
+      <w:pPr>
+        <w:pStyle w:val="BodyText"/>
+      </w:pPr>
+      <w:r>
+        <w:t xml:space="preserve">Ключевым в этом споре оказалось шведское исследование на двух с половиной миллионах детей, родившихся с 1995 по 2019 год. Устроено оно так: сравнивали не разных женщин между собой, а родных братьев и сестёр — одну и ту же семью, где в одной беременности препарат применялся, а в другой нет. Такое сравнение снимает главное возражение к прежним работам: что дело не в лекарстве, а в самих семьях — в причине, по которой женщина за таблеткой потянулась.</w:t>
+      </w:r>
+    </w:p>
+    <w:p>
+      <w:pPr>
+        <w:pStyle w:val="BodyText"/>
+      </w:pPr>
+      <w:r>
+        <w:t xml:space="preserve">При сравнении внутри семьи не осталось ни повышения риска аутизма, ни повышения риска синдрома дефицита внимания и гиперактивности, ни повышения риска нарушений интеллектуального развития. Вывод авторов: связи нет, а то, что находили прежние работы, объясняется семейными факторами.</w:t>
+      </w:r>
+    </w:p>
+    <w:p>
+      <w:pPr>
+        <w:pStyle w:val="BodyText"/>
+      </w:pPr>
+      <w:r>
+        <w:t xml:space="preserve">Вывод, который руководители FIGO приводят от имени профессиональных объединений — FIGO, американской и британской коллегий акушеров-гинекологов: имеющиеся данные причинной связи между приёмом парацетамола при беременности и нарушениями развития не подтверждают, а женщинам рекомендуется взвешенное применение препарата, а не отказ от него.</w:t>
+      </w:r>
+    </w:p>
+    <w:p>
+      <w:pPr>
+        <w:pStyle w:val="BodyText"/>
+      </w:pPr>
+      <w:r>
+        <w:rPr>
           <w:iCs/>
           <w:i/>
         </w:rPr>
-        <w:t xml:space="preserve">ПРОВЕРИТЬ: сроки пересчитаны автором из недель от зачатия (FDA: 3–8 недель после зачатия) в акушерские, плюс две недели; нужно подтвердить пересчёт и округление до 5–10 недель.</w:t>
-      </w:r>
-    </w:p>
-    <w:p>
-      <w:pPr>
-        <w:pStyle w:val="BodyText"/>
-      </w:pPr>
-      <w:r>
-        <w:rPr>
-          <w:bCs/>
-          <w:b/>
-        </w:rPr>
-        <w:t xml:space="preserve">Когда органы уже заложены</w:t>
-      </w:r>
-      <w:r>
-        <w:t xml:space="preserve">, характер риска меняется: речь идёт не о пороках развития, а о росте, созревании отдельных систем и о состоянии ребёнка при рождении. Поэтому у некоторых препаратов ограничения появляются именно в третьем триместре, хотя раньше их не было, — так устроены, например, нестероидные противовоспалительные из раздела 7.7 «Боль и температура: чем снижать и когда звонить врачу».</w:t>
-      </w:r>
-    </w:p>
-    <w:p>
-      <w:pPr>
-        <w:pStyle w:val="BodyText"/>
-      </w:pPr>
-      <w:r>
-        <w:t xml:space="preserve">Называя препарат врачу или фармацевту, всегда называйте срок — независимо от того, запомнили вы эти недели или нет. Без срока ответ на вопрос «можно ли это» не имеет смысла, и добросовестный специалист спросит о нём сам.</w:t>
-      </w:r>
-    </w:p>
-    <w:p>
-      <w:pPr>
-        <w:pStyle w:val="Heading2"/>
-      </w:pPr>
-      <w:r>
-        <w:t xml:space="preserve">7.3. Действующее вещество и торговое название: как не принять одно лекарство дважды</w:t>
-      </w:r>
-    </w:p>
-    <w:p>
-      <w:pPr>
-        <w:pStyle w:val="FirstParagraph"/>
-      </w:pPr>
-      <w:r>
-        <w:t xml:space="preserve">Одной женщине в аптеке предлагают «то же самое, только дешевле», другая принимает порошок от простуды, а через час — таблетку от температуры, считая их разными средствами. Обе ситуации упираются в одно обстоятельство: у лекарства два имени, и совпадают они далеко не всегда.</w:t>
-      </w:r>
-    </w:p>
-    <w:p>
-      <w:pPr>
-        <w:pStyle w:val="BodyText"/>
-      </w:pPr>
-      <w:r>
-        <w:t xml:space="preserve">Торговое название придумывает производитель, и у одного вещества их бывают десятки. Действующее вещество — международное непатентованное наименование — одно на всех, и написано оно мелким шрифтом под торговым названием на упаковке, а в инструкции вынесено в раздел «Состав».</w:t>
-      </w:r>
-    </w:p>
-    <w:p>
-      <w:pPr>
-        <w:pStyle w:val="BodyText"/>
-      </w:pPr>
-      <w:r>
-        <w:t xml:space="preserve">Практическое следствие этой разницы — то, ради чего она вообще попала в главу. Комбинированные средства от простуды часто содержат парацетамол, и женщина, принявшая такой порошок, а следом таблетку от температуры, получает двойную дозу одного вещества, не подозревая об этом. Проверять поэтому нужно состав, а не название на коробке.</w:t>
-      </w:r>
-    </w:p>
-    <w:p>
-      <w:pPr>
-        <w:pStyle w:val="BodyText"/>
-      </w:pPr>
-      <w:r>
-        <w:t xml:space="preserve">Здесь же ответ на аптечное «то же самое, только дешевле». Сравнивать стоит три вещи: действующее вещество, его дозу в одной таблетке и лекарственную форму. Совпали все три — речь и правда об одном и том же веществе. Разошлась хотя бы одна, и это уже другой разговор, который лучше вести не у кассы, а с тем, кто препарат назначил.</w:t>
-      </w:r>
-    </w:p>
-    <w:p>
-      <w:pPr>
-        <w:pStyle w:val="BodyText"/>
-      </w:pPr>
-      <w:r>
-        <w:t xml:space="preserve">Заведите привычку: прежде чем принять что-либо, найдите строку с действующим веществом и сравните её с тем, что уже принимаете.</w:t>
-      </w:r>
-    </w:p>
-    <w:p>
-      <w:pPr>
-        <w:pStyle w:val="BodyText"/>
-      </w:pPr>
-      <w:r>
-        <w:t xml:space="preserve">Этот же принцип лежит в основе Приложения 5 книги — списка ваших лекарств и добавок, который удобно вести и показывать врачу.</w:t>
-      </w:r>
-    </w:p>
-    <w:p>
-      <w:pPr>
-        <w:pStyle w:val="Heading2"/>
-      </w:pPr>
-      <w:r>
-        <w:t xml:space="preserve">7.4. Мазь или таблетка: сколько вещества попадает в кровь</w:t>
-      </w:r>
-    </w:p>
-    <w:p>
-      <w:pPr>
-        <w:pStyle w:val="FirstParagraph"/>
-      </w:pPr>
-      <w:r>
-        <w:t xml:space="preserve">Мазь ощущается безопаснее таблетки просто потому, что она не внутрь, и доля правды в этом ощущении есть. Различаются эти два способа применения, однако, не по линии «внутрь — снаружи», а по тому, какая часть вещества в итоге оказывается в общем кровотоке.</w:t>
-      </w:r>
-    </w:p>
-    <w:p>
-      <w:pPr>
-        <w:pStyle w:val="BodyText"/>
-      </w:pPr>
-      <w:r>
-        <w:t xml:space="preserve">У таблетки туда попадает практически всё. У мази, спрея или свечи — только часть, и обычно небольшая, а насколько небольшая, зависит от самого вещества, от площади обработки, от состояния кожи и от того, как долго средством пользуются.</w:t>
-      </w:r>
-    </w:p>
-    <w:p>
-      <w:pPr>
-        <w:pStyle w:val="BodyText"/>
-      </w:pPr>
-      <w:r>
-        <w:t xml:space="preserve">Насколько велика разница, видно на одном веществе. Витамин А внутрь в больших дозах — известный тератоген: превышение 10 000 МЕ — международных единиц, в которых измеряют дозы витаминов, — способно повлиять на развитие ребёнка, и российские рекомендации прямо не советуют рутинно назначать ретинол беременным. Тот же по сути класс веществ в виде крема на кожу ведёт себя иначе: через кожу вещества проходит так мало, что в крови его оказывается не больше, чем организм содержит и без всякого крема.</w:t>
-      </w:r>
-    </w:p>
-    <w:p>
-      <w:pPr>
-        <w:pStyle w:val="BodyText"/>
-      </w:pPr>
-      <w:r>
-        <w:t xml:space="preserve">Правило из этого выходит двустороннее. «Наружное» не выводит средство из разговора с врачом автоматически — особенно если обрабатывать нужно большую площадь или пользоваться долго. Но и переносить на крем страхи, относящиеся к таблетке, неверно: это разные величины поступления в кровь.</w:t>
-      </w:r>
-    </w:p>
-    <w:p>
-      <w:pPr>
-        <w:pStyle w:val="BodyText"/>
-      </w:pPr>
-      <w:r>
-        <w:t xml:space="preserve">Что считать большой площадью, ни один источник не определяет, и выдумывать здесь квадратные сантиметры бессмысленно. Ориентир проще: одно дело — точечно мазать пару очагов, и совсем другое — каждый день покрывать средством целую область тела. Наглядный пример такой разницы разобран в разделе 7.13 «Наружные средства и лечебная косметика: что проходит через кожу».</w:t>
-      </w:r>
-    </w:p>
-    <w:p>
-      <w:pPr>
-        <w:pStyle w:val="Heading2"/>
-      </w:pPr>
-      <w:r>
-        <w:t xml:space="preserve">7.5. Лекарства, начатые до беременности: почему их не бросают</w:t>
-      </w:r>
-    </w:p>
-    <w:p>
-      <w:pPr>
-        <w:pStyle w:val="FirstParagraph"/>
-      </w:pPr>
-      <w:r>
-        <w:t xml:space="preserve">Постоянный препарат — от астмы, от повышенного давления, от щитовидной железы — узнав о беременности, откладывают в сторону очень многие: до консультации, «на всякий случай». Движение понятное, и оно бывает опаснее, чем продолжать приём.</w:t>
-      </w:r>
-    </w:p>
-    <w:p>
-      <w:pPr>
-        <w:pStyle w:val="BodyText"/>
-      </w:pPr>
-      <w:r>
-        <w:t xml:space="preserve">Причина в том, что у отмены есть собственный риск, и он не нулевой. Заболевание, которое препарат держал под контролем, никуда не делось: астма, вышедшая из-под контроля, судорожный приступ, скачок давления, потеря контроля над болезнью щитовидной железы — всё это события, которые сами по себе угрожают и вам, и ребёнку. Поэтому врач, решая, менять ли терапию, взвешивает не «лекарство против его отсутствия», а «риск лекарства против риска болезни без лечения».</w:t>
-      </w:r>
-    </w:p>
-    <w:p>
-      <w:pPr>
-        <w:pStyle w:val="BodyText"/>
-      </w:pPr>
-      <w:r>
-        <w:t xml:space="preserve">Формулируется это и прямее: в ряде случаев отказ от препарата или его отмена при беременности способны причинить больше вреда, чем сам приём. Правило отсюда выходит одно, и работает оно в обе стороны — и когда препарат начинают, и когда его прекращают: сначала разговор с врачом, потом решение.</w:t>
-      </w:r>
-    </w:p>
-    <w:p>
-      <w:pPr>
-        <w:pStyle w:val="BodyText"/>
-      </w:pPr>
-      <w:r>
-        <w:t xml:space="preserve">Вместо самостоятельной отмены: продолжайте принимать назначенное и свяжитесь с врачом, который это назначил, не дожидаясь планового приёма; отдельно сообщите о беременности акушеру-гинекологу. Решение о замене, изменении дозы или отмене принимает врач, и часто оно оказывается «продолжать».</w:t>
-      </w:r>
-    </w:p>
-    <w:p>
-      <w:pPr>
-        <w:pStyle w:val="BodyText"/>
-      </w:pPr>
-      <w:r>
-        <w:t xml:space="preserve">А если вы уже перестали принимать — это ситуация с таким же понятным порядком действий. Позвоните врачу, который назначил препарат, и скажите три вещи: какой это препарат, сколько дней вы его не принимаете и как себя чувствуете. От этих трёх ответов зависит, возобновлять ли приём сразу и в какой дозе: пропущенная неделя решается по-разному для разных препаратов, и разбираться в этом по инструкции самостоятельно не нужно.</w:t>
-      </w:r>
-    </w:p>
-    <w:p>
-      <w:pPr>
-        <w:pStyle w:val="BodyText"/>
-      </w:pPr>
-      <w:r>
-        <w:t xml:space="preserve">Отдельно стоит знать, что некоторые препараты при беременности действительно требуют замены, и о них известно заранее. Именно поэтому разговор нужен ранний: замену подбирают заблаговременно, а не в тот день, когда препарат внезапно оказался под вопросом.</w:t>
-      </w:r>
-    </w:p>
-    <w:p>
-      <w:pPr>
-        <w:pStyle w:val="Heading2"/>
-      </w:pPr>
-      <w:r>
-        <w:t xml:space="preserve">7.6. Безрецептурные средства: почему «без рецепта» не значит «разрешено»</w:t>
-      </w:r>
-    </w:p>
-    <w:p>
-      <w:pPr>
-        <w:pStyle w:val="FirstParagraph"/>
-      </w:pPr>
-      <w:r>
-        <w:t xml:space="preserve">Домашняя аптечка собиралась годами, и куплено в ней всё без рецепта — значит, ничего опасного там нет. Логика понятная, и держится она на смешении двух разных вещей: рецепт говорит о порядке отпуска в аптеке, а не о безопасности при беременности. Средства, которые годами не вызывали вопросов, при беременности могут оказаться в списке нежелательных — и наоборот, рецептурный препарат может оказаться именно тем, что нужно продолжать.</w:t>
-      </w:r>
-    </w:p>
-    <w:p>
-      <w:pPr>
-        <w:pStyle w:val="BodyText"/>
-      </w:pPr>
-      <w:r>
-        <w:t xml:space="preserve">Такой список действительно существует. В него входят средства от расстройства желудка с висмута субсалицилатом, сосудосуживающие от насморка, средства от кашля с гвайфенезином и обезболивающие из группы нестероидных противовоспалительных — ибупрофен, напроксен, ацетилсалициловая кислота.</w:t>
-      </w:r>
-    </w:p>
-    <w:p>
-      <w:pPr>
-        <w:pStyle w:val="BodyText"/>
-      </w:pPr>
-      <w:r>
-        <w:t xml:space="preserve">Одну оговорку про этот перечень стоит сделать сразу, иначе он введёт в заблуждение: составлен он для американской аптеки. Состав безрецептурных средств в России другой, и какие именно коробки с наших полок в него попадут, по этому источнику сказать нельзя. Как принцип перечень работает; как список покупок — нет.</w:t>
-      </w:r>
-    </w:p>
-    <w:p>
-      <w:pPr>
-        <w:pStyle w:val="BodyText"/>
-      </w:pPr>
-      <w:r>
-        <w:t xml:space="preserve">Нестероидные противовоспалительные из этого ряда заслуживают отдельного упоминания, потому что с ними всё зависит от срока беременности, и разобрано это в разделе 7.7 «Боль и температура: чем снижать и когда звонить врачу».</w:t>
-      </w:r>
-    </w:p>
-    <w:p>
-      <w:pPr>
-        <w:pStyle w:val="BodyText"/>
-      </w:pPr>
-      <w:r>
-        <w:t xml:space="preserve">Правило же, которое работает без всякого списка, такое: перед покупкой безрецептурного средства назовите фармацевту срок беременности и спросите, какое в нём действующее вещество. Аптека врача не заменяет, но состав фармацевт видит и о явных несовместимостях предупредит.</w:t>
-      </w:r>
-    </w:p>
-    <w:p>
-      <w:pPr>
-        <w:pStyle w:val="Heading2"/>
-      </w:pPr>
-      <w:r>
-        <w:t xml:space="preserve">7.7. Боль и температура: чем снижать и когда звонить врачу</w:t>
-      </w:r>
-    </w:p>
-    <w:p>
-      <w:pPr>
-        <w:pStyle w:val="FirstParagraph"/>
-      </w:pPr>
-      <w:r>
-        <w:t xml:space="preserve">Голова болит второй день подряд, или к вечеру поднялась температура — и привычная упаковка, которая раньше решала вопрос за двадцать минут, теперь стоит в шкафу под вопросом. Терпеть, однако, тоже не выход: ни боль, ни температура при беременности не относятся к тому нейтральному фону, который достаточно пересидеть.</w:t>
-      </w:r>
-    </w:p>
-    <w:p>
-      <w:pPr>
-        <w:pStyle w:val="BodyText"/>
-      </w:pPr>
-      <w:r>
-        <w:t xml:space="preserve">С температурой терпеть опаснее всего, поэтому с неё и стоит начать. Повышение температуры в ранние сроки связывают с небольшим повышением частоты дефектов нервной трубки — если оно случилось до шестой недели, — а до двенадцатой недели, особенно</w:t>
-      </w:r>
-      <w:r>
-        <w:t xml:space="preserve"> </w:t>
-      </w:r>
-      <w:r>
-        <w:rPr>
-          <w:bCs/>
-          <w:b/>
-        </w:rPr>
-        <w:t xml:space="preserve">когда температуру не сбивали</w:t>
-      </w:r>
-      <w:r>
-        <w:t xml:space="preserve">, в части исследований отмечали и другие пороки: сердца, передней брюшной стенки, расщелины.</w:t>
-      </w:r>
-    </w:p>
-    <w:p>
-      <w:pPr>
-        <w:pStyle w:val="BodyText"/>
-      </w:pPr>
-      <w:r>
-        <w:t xml:space="preserve">Оговорка в том же источнике сформулирована честно: есть и исследования, которые этой связи не нашли. Но направление вывода от этого не меняется, и руководители Международной федерации акушеров-гинекологов (FIGO) формулируют его прямо: нелеченая лихорадка в ранние сроки связана с повышением риска потери беременности, дефектов нервной трубки, расщелины нёба и пороков сердца, а в поздние сроки — преждевременных родов и задержки роста плода.</w:t>
-      </w:r>
-    </w:p>
-    <w:p>
-      <w:pPr>
-        <w:pStyle w:val="BodyText"/>
-      </w:pPr>
-      <w:r>
-        <w:t xml:space="preserve">Вывод отсюда следует обратный расхожей интуиции «при беременности лучше без таблеток»: температуру при беременности сбивают, а не пережидают.</w:t>
-      </w:r>
-    </w:p>
-    <w:p>
-      <w:pPr>
-        <w:pStyle w:val="BodyText"/>
-      </w:pPr>
-      <w:r>
-        <w:t xml:space="preserve">Российская и международная планки при этом отличаются, и знать надо российскую, потому что по ней работает ваша женская консультация. В памятке пациентке из клинических рекомендаций «Нормальная беременность» лихорадка</w:t>
-      </w:r>
-      <w:r>
-        <w:t xml:space="preserve"> </w:t>
-      </w:r>
-      <w:r>
-        <w:rPr>
-          <w:bCs/>
-          <w:b/>
-        </w:rPr>
-        <w:t xml:space="preserve">выше 37,5</w:t>
-      </w:r>
-      <w:r>
-        <w:t xml:space="preserve"> </w:t>
-      </w:r>
-      <w:r>
-        <w:t xml:space="preserve">названа поводом обратиться к врачу. Международный листок для сравнения называет лихорадкой температуру выше 38,3 °C, но это порог определения, а не порог обращения.</w:t>
-      </w:r>
-    </w:p>
-    <w:p>
-      <w:pPr>
-        <w:pStyle w:val="BodyText"/>
-      </w:pPr>
-      <w:r>
-        <w:t xml:space="preserve">Проще говоря: с 37,5 вопрос, чем сбивать, перестаёт быть вашим личным делом и становится поводом позвонить.</w:t>
-      </w:r>
-    </w:p>
-    <w:p>
-      <w:pPr>
-        <w:pStyle w:val="BodyText"/>
-      </w:pPr>
-      <w:r>
-        <w:rPr>
-          <w:bCs/>
-          <w:b/>
-        </w:rPr>
-        <w:t xml:space="preserve">Парацетамол.</w:t>
-      </w:r>
-      <w:r>
-        <w:t xml:space="preserve"> </w:t>
-      </w:r>
-      <w:r>
-        <w:t xml:space="preserve">Он остаётся первым, о чём думают при боли и лихорадке при беременности, и это позиция и американского консенсусного документа о стоматологической помощи беременным, и справочных служб по тератологии.</w:t>
-      </w:r>
-    </w:p>
-    <w:p>
-      <w:pPr>
-        <w:pStyle w:val="BodyText"/>
-      </w:pPr>
-      <w:r>
-        <w:t xml:space="preserve">Правило приёма — то же, что и по всей главе: наименьшая действующая доза и настолько коротко, насколько получается.</w:t>
-      </w:r>
-    </w:p>
-    <w:p>
-      <w:pPr>
-        <w:pStyle w:val="BodyText"/>
-      </w:pPr>
-      <w:r>
-        <w:t xml:space="preserve">То же по смыслу говорит инструкция к российскому препарату — та, что лежит у вас в коробке: применять при беременности можно, минимальными действующими дозами и максимально коротким курсом.</w:t>
-      </w:r>
-    </w:p>
-    <w:p>
-      <w:pPr>
-        <w:pStyle w:val="BodyText"/>
-      </w:pPr>
-      <w:r>
-        <w:t xml:space="preserve">Что такое «обычная доза» в цифрах: 500–1000 мг на приём, каждые 4–6 часов,</w:t>
-      </w:r>
-      <w:r>
-        <w:t xml:space="preserve"> </w:t>
-      </w:r>
-      <w:r>
-        <w:rPr>
-          <w:bCs/>
-          <w:b/>
-        </w:rPr>
-        <w:t xml:space="preserve">не более 4000 мг за сутки</w:t>
-      </w:r>
-      <w:r>
-        <w:t xml:space="preserve">. Это дозировка из инструкции к российскому препарату, и она совпадает с тем, что британская тератологическая служба называет терапевтическим применением парацетамола при беременности.</w:t>
-      </w:r>
-    </w:p>
-    <w:p>
-      <w:pPr>
-        <w:pStyle w:val="BodyText"/>
-      </w:pPr>
-      <w:r>
-        <w:t xml:space="preserve">Если температура парацетамолом не сбивается или возвращается через несколько часов, самостоятельного следующего шага здесь не предусмотрено: нестероидные противовоспалительные ограничены по срокам, а перебирать жаропонижающие наугад при беременности не нужно. Это звонок в консультацию, и порог 37,5 остаётся в силе — он и так был поводом позвонить.</w:t>
-      </w:r>
-    </w:p>
-    <w:p>
-      <w:pPr>
-        <w:pStyle w:val="BodyText"/>
-      </w:pPr>
-      <w:r>
-        <w:t xml:space="preserve">Вторая цифра, которой обычно не знают: сколько дней можно принимать парацетамол самостоятельно. Инструкция называет предел прямо — до трёх дней как жаропонижающее и до пяти дней как обезболивающее; дальше только по назначению врача.</w:t>
-      </w:r>
-    </w:p>
-    <w:p>
-      <w:pPr>
-        <w:pStyle w:val="BodyText"/>
-      </w:pPr>
-      <w:r>
-        <w:rPr>
-          <w:iCs/>
-          <w:i/>
-        </w:rPr>
-        <w:t xml:space="preserve">ПРОВЕРИТЬ: инструкции расходятся — 3 и 5 суток, 5 суток, 5–7 суток; в тексте самый строгий вариант (DISPUTED-CLAIMS, строка 21).</w:t>
-      </w:r>
-    </w:p>
-    <w:p>
-      <w:pPr>
-        <w:pStyle w:val="BodyText"/>
-      </w:pPr>
-      <w:r>
-        <w:t xml:space="preserve">Цифра эта важнее, чем кажется, потому что задаёт назначение препарата: парацетамол рассчитан на несколько дней, а не на то, чтобы с его помощью жить с болью, которую никто не разбирал. Если на четвёртый день ситуация та же, вопрос уже не «что выпить», а «почему болит».</w:t>
-      </w:r>
-    </w:p>
-    <w:p>
-      <w:pPr>
-        <w:pStyle w:val="BodyText"/>
-      </w:pPr>
-      <w:r>
-        <w:t xml:space="preserve">Одна вещь про суточный максимум, из-за которой его и стоит держать в голове: считается он по веществу, а не по упаковке. Порошок от простуды, «противопростудная» шипучая таблетка и обычный парацетамол — это может быть одно и то же вещество в трёх разных коробках, и суммируются они в одну суточную дозу. Как читать состав, разобрано в разделе 7.3 «Действующее вещество и торговое название: как не принять одно лекарство дважды»; здесь достаточно правила: прежде чем добавить второе средство, проверьте, нет ли в нём парацетамола.</w:t>
-      </w:r>
-    </w:p>
-    <w:p>
-      <w:pPr>
-        <w:pStyle w:val="BodyText"/>
-      </w:pPr>
-      <w:r>
-        <w:t xml:space="preserve">В 2025 году публично прозвучало утверждение о связи парацетамола при беременности с аутизмом у ребёнка, и это до сих пор самый частый страх вокруг самого обычного жаропонижающего. Разобрать его стоит, потому что цена ошибки здесь несимметричная.</w:t>
-      </w:r>
-    </w:p>
-    <w:p>
-      <w:pPr>
-        <w:pStyle w:val="BodyText"/>
-      </w:pPr>
-      <w:r>
-        <w:t xml:space="preserve">Ключевым в этом споре оказалось шведское исследование на двух с половиной миллионах детей, родившихся с 1995 по 2019 год. Устроено оно так: сравнивали не разных женщин между собой, а родных братьев и сестёр — одну и ту же семью, где в одной беременности препарат применялся, а в другой нет. Такое сравнение снимает главное возражение к прежним работам: что дело не в лекарстве, а в самих семьях — в причине, по которой женщина за таблеткой потянулась.</w:t>
-      </w:r>
-    </w:p>
-    <w:p>
-      <w:pPr>
-        <w:pStyle w:val="BodyText"/>
-      </w:pPr>
-      <w:r>
-        <w:t xml:space="preserve">При сравнении внутри семьи не осталось ни повышения риска аутизма, ни повышения риска синдрома дефицита внимания и гиперактивности, ни повышения риска нарушений интеллектуального развития. Вывод авторов: связи нет, а то, что находили прежние работы, объясняется семейными факторами.</w:t>
-      </w:r>
-    </w:p>
-    <w:p>
-      <w:pPr>
-        <w:pStyle w:val="BodyText"/>
-      </w:pPr>
-      <w:r>
-        <w:t xml:space="preserve">Вывод, который руководители FIGO приводят от имени профессиональных объединений — FIGO, американской и британской коллегий акушеров-гинекологов: имеющиеся данные причинной связи между приёмом парацетамола при беременности и нарушениями развития не подтверждают, а женщинам рекомендуется взвешенное применение препарата, а не отказ от него.</w:t>
-      </w:r>
-    </w:p>
-    <w:p>
-      <w:pPr>
-        <w:pStyle w:val="BodyText"/>
-      </w:pPr>
-      <w:r>
-        <w:rPr>
-          <w:iCs/>
-          <w:i/>
-        </w:rPr>
         <w:t xml:space="preserve">ПРОВЕРИТЬ: позиции американской и британской коллегий приведены по редакционной статье руководителей FIGO (Louwen et al., 2025), без сверки с документами самих коллегий.</w:t>
       </w:r>
     </w:p>
@@ -917,7 +893,33 @@
         <w:t xml:space="preserve"> </w:t>
       </w:r>
       <w:r>
-        <w:t xml:space="preserve">С ибупрофеном, напроксеном, ацетилсалициловой кислотой устроено сложнее, и зависит всё от срока:</w:t>
+        <w:t xml:space="preserve">С ибупрофеном, напроксеном и ацетилсалициловой кислотой в обезболивающей дозе правило строже, чем с парацетамолом. В российских инструкциях к ибупрофену беременность сроком более 20 недель стоит среди противопоказаний: после этого срока препараты этой группы могут вызвать маловодие и нарушение работы почек у новорождённого. До 20 недель применения при беременности советуют избегать. Ту же границу в 20 недель с 2020 года называет и американское агентство FDA. Поэтому самостоятельно их при беременности не принимают на любом сроке; если парацетамола недостаточно, препарат выбирает врач.</w:t>
+      </w:r>
+    </w:p>
+    <w:p>
+      <w:pPr>
+        <w:pStyle w:val="BodyText"/>
+      </w:pPr>
+      <w:r>
+        <w:t xml:space="preserve">Отдельная строка — ацетилсалициловая кислота в низкой дозе. Её назначают не как обезболивающее, а по акушерским показаниям, и это решение акушера-гинеколога. Ни начинать, ни отменять её самостоятельно нельзя.</w:t>
+      </w:r>
+    </w:p>
+    <w:p>
+      <w:pPr>
+        <w:pStyle w:val="BodyText"/>
+      </w:pPr>
+      <w:r>
+        <w:rPr>
+          <w:bCs/>
+          <w:b/>
+        </w:rPr>
+        <w:t xml:space="preserve">Когда обезболивающее — неправильный ответ.</w:t>
+      </w:r>
+      <w:r>
+        <w:t xml:space="preserve"> </w:t>
+      </w:r>
+      <w:r>
+        <w:t xml:space="preserve">Есть жалобы, при которых следующий шаг — врач, а не вторая таблетка. В памятке из российских клинических рекомендаций они перечислены прямо:</w:t>
       </w:r>
     </w:p>
     <w:p>
@@ -929,17 +931,7 @@
         <w:pStyle w:val="Compact"/>
       </w:pPr>
       <w:r>
-        <w:rPr>
-          <w:bCs/>
-          <w:b/>
-        </w:rPr>
-        <w:t xml:space="preserve">первый триместр</w:t>
-      </w:r>
-      <w:r>
-        <w:t xml:space="preserve"> </w:t>
-      </w:r>
-      <w:r>
-        <w:t xml:space="preserve">— избегать;</w:t>
+        <w:t xml:space="preserve">сильная головная боль;</w:t>
       </w:r>
     </w:p>
     <w:p>
@@ -951,17 +943,7 @@
         <w:pStyle w:val="Compact"/>
       </w:pPr>
       <w:r>
-        <w:rPr>
-          <w:bCs/>
-          <w:b/>
-        </w:rPr>
-        <w:t xml:space="preserve">13–20 недель</w:t>
-      </w:r>
-      <w:r>
-        <w:t xml:space="preserve"> </w:t>
-      </w:r>
-      <w:r>
-        <w:t xml:space="preserve">— допустим короткий курс, 48–72 часа;</w:t>
+        <w:t xml:space="preserve">нарушения зрения — размытие или мелькание перед глазами;</w:t>
       </w:r>
     </w:p>
     <w:p>
@@ -973,17 +955,7 @@
         <w:pStyle w:val="Compact"/>
       </w:pPr>
       <w:r>
-        <w:rPr>
-          <w:bCs/>
-          <w:b/>
-        </w:rPr>
-        <w:t xml:space="preserve">20–27 недель</w:t>
-      </w:r>
-      <w:r>
-        <w:t xml:space="preserve"> </w:t>
-      </w:r>
-      <w:r>
-        <w:t xml:space="preserve">— ограничить;</w:t>
+        <w:t xml:space="preserve">повышение артериального давления выше 120/80;</w:t>
       </w:r>
     </w:p>
     <w:p>
@@ -995,17 +967,19 @@
         <w:pStyle w:val="Compact"/>
       </w:pPr>
       <w:r>
-        <w:rPr>
-          <w:bCs/>
-          <w:b/>
-        </w:rPr>
-        <w:t xml:space="preserve">третий триместр</w:t>
-      </w:r>
-      <w:r>
-        <w:t xml:space="preserve"> </w:t>
-      </w:r>
-      <w:r>
-        <w:t xml:space="preserve">— избегать.</w:t>
+        <w:t xml:space="preserve">отёк лица, рук или ног;</w:t>
+      </w:r>
+    </w:p>
+    <w:p>
+      <w:pPr>
+        <w:numPr>
+          <w:ilvl w:val="0"/>
+          <w:numId w:val="1001"/>
+        </w:numPr>
+        <w:pStyle w:val="Compact"/>
+      </w:pPr>
+      <w:r>
+        <w:t xml:space="preserve">боль в эпигастрии, то есть под ложечкой, в верхней части живота.</w:t>
       </w:r>
     </w:p>
     <w:p>
@@ -1013,37 +987,160 @@
         <w:pStyle w:val="FirstParagraph"/>
       </w:pPr>
       <w:r>
-        <w:rPr>
-          <w:iCs/>
-          <w:i/>
-        </w:rPr>
-        <w:t xml:space="preserve">ПРОВЕРИТЬ: окна даны по американскому Consensus Statement. По сообщению «Фармвестника» (23.11.2020) Минздрав России потребовал указать в инструкциях системных НПВП противопоказание «беременность в сроке более 20 недель»; письма не открыты. Какую норму давать читательнице в России — решает врач (DISPUTED-CLAIMS, строка 20).</w:t>
-      </w:r>
-    </w:p>
-    <w:p>
-      <w:pPr>
-        <w:pStyle w:val="BodyText"/>
-      </w:pPr>
-      <w:r>
-        <w:t xml:space="preserve">Отдельная строка — ацетилсалициловая кислота в низкой дозе. Её назначают не как обезболивающее, а по акушерским показаниям, и это решение акушера-гинеколога. Ни начинать, ни отменять её самостоятельно нельзя.</w:t>
-      </w:r>
-    </w:p>
-    <w:p>
-      <w:pPr>
-        <w:pStyle w:val="BodyText"/>
-      </w:pPr>
-      <w:r>
-        <w:rPr>
-          <w:bCs/>
-          <w:b/>
-        </w:rPr>
-        <w:t xml:space="preserve">Когда обезболивающее — неправильный ответ.</w:t>
-      </w:r>
-      <w:r>
-        <w:t xml:space="preserve"> </w:t>
-      </w:r>
-      <w:r>
-        <w:t xml:space="preserve">Есть жалобы, при которых следующий шаг — врач, а не вторая таблетка. В памятке из российских клинических рекомендаций они перечислены прямо:</w:t>
+        <w:t xml:space="preserve">Это тот случай, когда обезболивающее опасно тем, что работает: голова перестаёт болеть, а причина остаётся. Звонить в консультацию с любой из этих жалоб нужно в тот же день. Если вы позвонили, а тревога не подтвердилась — это нормальный исход обращения, а не ложный вызов.</w:t>
+      </w:r>
+    </w:p>
+    <w:p>
+      <w:pPr>
+        <w:pStyle w:val="BodyText"/>
+      </w:pPr>
+      <w:r>
+        <w:t xml:space="preserve">Стоматологическая специфика — обезболивание после лечения зуба — разобрана в теме 6 «Здоровье полости рта», раздел 6.7 «Рентген, обезболивание и антибиотики: чего можно не опасаться и что согласовать».</w:t>
+      </w:r>
+    </w:p>
+    <w:p>
+      <w:pPr>
+        <w:pStyle w:val="Heading2"/>
+      </w:pPr>
+      <w:r>
+        <w:t xml:space="preserve">7.8. Простуда, кашель, насморк: что помогает и когда звонить врачу</w:t>
+      </w:r>
+    </w:p>
+    <w:p>
+      <w:pPr>
+        <w:pStyle w:val="FirstParagraph"/>
+      </w:pPr>
+      <w:r>
+        <w:t xml:space="preserve">Заложенный нос при беременности — история отдельная. Слизистая отекает сама по себе, без инфекции и без аллергии; тянется это неделями и доходит до того, что флакон с каплями переезжает в карман. У состояния есть название — ринит беременных.</w:t>
+      </w:r>
+    </w:p>
+    <w:p>
+      <w:pPr>
+        <w:pStyle w:val="BodyText"/>
+      </w:pPr>
+      <w:r>
+        <w:t xml:space="preserve">Знать о нём стоит по нескольким причинам сразу. Встречается он часто: оценки расходятся, но говорят они о величине от каждой десятой до каждой третьей женщины. Начинается обычно во втором или третьем триместре. И проходит сам — как правило, вскоре после родов, в пределах примерно двух недель.</w:t>
+      </w:r>
+    </w:p>
+    <w:p>
+      <w:pPr>
+        <w:pStyle w:val="BodyText"/>
+      </w:pPr>
+      <w:r>
+        <w:t xml:space="preserve">Последнее особенно меняет отношение к происходящему. Заложенность, тянущаяся третью неделю, обычно означает не провал лечения, а обычное течение ринита беременных, у которого есть свой срок окончания.</w:t>
+      </w:r>
+    </w:p>
+    <w:p>
+      <w:pPr>
+        <w:pStyle w:val="BodyText"/>
+      </w:pPr>
+      <w:r>
+        <w:t xml:space="preserve">Отличить его от простуды прямо сейчас, не дожидаясь родов, тоже можно — по тому, что вокруг. У простуды есть начало и спутники: больное горло, температура, ломота, кашель, — и через неделю-полторы всё это заканчивается. Ринит беременных приходит один, без свиты, и не заканчивается: о нём говорят, когда заложенность держится шесть недель и дольше без признаков инфекции.</w:t>
+      </w:r>
+    </w:p>
+    <w:p>
+      <w:pPr>
+        <w:pStyle w:val="BodyText"/>
+      </w:pPr>
+      <w:r>
+        <w:t xml:space="preserve">Именно с каплями и связана главная ловушка. Сосудосуживающие средства от насморка при беременности относят к нежелательным — как и средства от кашля с гвайфенезином, и препараты от расстройства желудка с висмута субсалицилатом. Сам перечень и оговорка о том, что составлен он для американской аптеки, — в разделе 7.6 «Безрецептурные средства: почему „без рецепта” не значит „разрешено”».</w:t>
+      </w:r>
+    </w:p>
+    <w:p>
+      <w:pPr>
+        <w:pStyle w:val="BodyText"/>
+      </w:pPr>
+      <w:r>
+        <w:t xml:space="preserve">К этому добавляется общая для всех беда сосудосуживающих капель: слизистая воспаляется от самого лекарства, и нос закладывает уже от капель, а не от простуды. Это состояние называют медикаментозным ринитом.</w:t>
+      </w:r>
+    </w:p>
+    <w:p>
+      <w:pPr>
+        <w:pStyle w:val="BodyText"/>
+      </w:pPr>
+      <w:r>
+        <w:t xml:space="preserve">Срок здесь короче, чем принято думать: обычно оно развивается</w:t>
+      </w:r>
+      <w:r>
+        <w:t xml:space="preserve"> </w:t>
+      </w:r>
+      <w:r>
+        <w:rPr>
+          <w:bCs/>
+          <w:b/>
+        </w:rPr>
+        <w:t xml:space="preserve">после пяти-семи дней непрерывного применения</w:t>
+      </w:r>
+      <w:r>
+        <w:t xml:space="preserve">, а описаны случаи и на третий день.</w:t>
+      </w:r>
+    </w:p>
+    <w:p>
+      <w:pPr>
+        <w:pStyle w:val="BodyText"/>
+      </w:pPr>
+      <w:r>
+        <w:t xml:space="preserve">Отсюда простое правило, которое стоит взять и вне беременности: сосудосуживающие капли — средство на несколько дней, и отсчёт идёт от первого флакона, а не от того дня, когда вы заметили, что без них уже никак.</w:t>
+      </w:r>
+    </w:p>
+    <w:p>
+      <w:pPr>
+        <w:pStyle w:val="BodyText"/>
+      </w:pPr>
+      <w:r>
+        <w:t xml:space="preserve">Если флаконом вы пользуетесь уже вторую или третью неделю, отменить его в одну ночь тяжело — в первые дни без капель нос закладывает сильнее. Порядок здесь такой: сказать об этом врачу и одновременно начать промывание солевым раствором, у которого ограничения по длительности нет. Увеличивать дозу или частоту, чтобы «пробить» нос, — единственное, чего делать точно не нужно.</w:t>
+      </w:r>
+    </w:p>
+    <w:p>
+      <w:pPr>
+        <w:pStyle w:val="BodyText"/>
+      </w:pPr>
+      <w:r>
+        <w:t xml:space="preserve">Отдельно про псевдоэфедрин. Его содержат «противопростудные» средства от заложенности, которые принимают внутрь, и искать это название нужно в составе — на лицевой стороне коробки его обычно нет. Американская коллегия акушеров-гинекологов не рекомендует его в первые три месяца беременности.</w:t>
+      </w:r>
+    </w:p>
+    <w:p>
+      <w:pPr>
+        <w:pStyle w:val="BodyText"/>
+      </w:pPr>
+      <w:r>
+        <w:rPr>
+          <w:bCs/>
+          <w:b/>
+        </w:rPr>
+        <w:t xml:space="preserve">Что делать вместо этого.</w:t>
+      </w:r>
+      <w:r>
+        <w:t xml:space="preserve"> </w:t>
+      </w:r>
+      <w:r>
+        <w:t xml:space="preserve">Первым средством при заложенности идёт промывание носа солевым раствором — им можно пользоваться сколько нужно и сколько угодно долго. При рините беременных это и есть рекомендация первой линии: механический способ убрать слизь, уменьшить сухость и вернуть работу слизистой. Систематический обзор Cochrane по промыванию при аллергическом рините показывает, что оно может уменьшать симптомы, а нежелательные эффекты в исследованиях не описаны; достоверность этих данных низкая, и беременных среди участников не было.</w:t>
+      </w:r>
+    </w:p>
+    <w:p>
+      <w:pPr>
+        <w:pStyle w:val="BodyText"/>
+      </w:pPr>
+      <w:r>
+        <w:t xml:space="preserve">Помогает и то, что лекарством не является: увлажнение воздуха, приподнятое изголовье кровати, достаточное питьё. Эти меры не действуют мгновенно, но и не заканчиваются зависимостью от флакона.</w:t>
+      </w:r>
+    </w:p>
+    <w:p>
+      <w:pPr>
+        <w:pStyle w:val="BodyText"/>
+      </w:pPr>
+      <w:r>
+        <w:rPr>
+          <w:bCs/>
+          <w:b/>
+        </w:rPr>
+        <w:t xml:space="preserve">Когда это уже не простуда.</w:t>
+      </w:r>
+      <w:r>
+        <w:t xml:space="preserve"> </w:t>
+      </w:r>
+      <w:r>
+        <w:t xml:space="preserve">Свяжитесь с врачом, если поднялась температура выше 37,5 — этот порог и то, что за ним стоит, разобраны в разделе 7.7 «Боль и температура: чем снижать и когда звонить врачу», и при беременности он действует и здесь. Позвонить стоит и в остальных случаях, когда простуда перестаёт вести себя как простуда:</w:t>
       </w:r>
     </w:p>
     <w:p>
@@ -1055,7 +1152,7 @@
         <w:pStyle w:val="Compact"/>
       </w:pPr>
       <w:r>
-        <w:t xml:space="preserve">сильная головная боль;</w:t>
+        <w:t xml:space="preserve">на третий-четвёртый день стало хуже вместо улучшения;</w:t>
       </w:r>
     </w:p>
     <w:p>
@@ -1067,7 +1164,7 @@
         <w:pStyle w:val="Compact"/>
       </w:pPr>
       <w:r>
-        <w:t xml:space="preserve">нарушения зрения — размытие или мелькание перед глазами;</w:t>
+        <w:t xml:space="preserve">появилась одышка;</w:t>
       </w:r>
     </w:p>
     <w:p>
@@ -1079,7 +1176,7 @@
         <w:pStyle w:val="Compact"/>
       </w:pPr>
       <w:r>
-        <w:t xml:space="preserve">повышение артериального давления выше 120/80;</w:t>
+        <w:t xml:space="preserve">появилась боль в груди или в ухе;</w:t>
       </w:r>
     </w:p>
     <w:p>
@@ -1091,19 +1188,7 @@
         <w:pStyle w:val="Compact"/>
       </w:pPr>
       <w:r>
-        <w:t xml:space="preserve">отёк лица, рук или ног;</w:t>
-      </w:r>
-    </w:p>
-    <w:p>
-      <w:pPr>
-        <w:numPr>
-          <w:ilvl w:val="0"/>
-          <w:numId w:val="1002"/>
-        </w:numPr>
-        <w:pStyle w:val="Compact"/>
-      </w:pPr>
-      <w:r>
-        <w:t xml:space="preserve">боль в эпигастрии, то есть под ложечкой, в верхней части живота.</w:t>
+        <w:t xml:space="preserve">кашель не даёт спать несколько ночей подряд.</w:t>
       </w:r>
     </w:p>
     <w:p>
@@ -1111,15 +1196,15 @@
         <w:pStyle w:val="FirstParagraph"/>
       </w:pPr>
       <w:r>
-        <w:t xml:space="preserve">Это тот случай, когда обезболивающее опасно тем, что работает: голова перестаёт болеть, а причина остаётся. Звонить в консультацию с любой из этих жалоб нужно в тот же день. Если вы позвонили, а тревога не подтвердилась — это нормальный исход обращения, а не ложный вызов.</w:t>
-      </w:r>
-    </w:p>
-    <w:p>
-      <w:pPr>
-        <w:pStyle w:val="BodyText"/>
-      </w:pPr>
-      <w:r>
-        <w:t xml:space="preserve">Стоматологическая специфика — обезболивание после лечения зуба — разобрана в теме 6 «Здоровье полости рта», раздел 6.7 «Рентген, обезболивание и антибиотики: чего можно не опасаться и что согласовать».</w:t>
+        <w:t xml:space="preserve">И отдельно, потому что ошибка распространённая: температуру при беременности не «пережидают». Почему сбивать её нужно и с какой цифры — в том же разделе 7.7.</w:t>
+      </w:r>
+    </w:p>
+    <w:p>
+      <w:pPr>
+        <w:pStyle w:val="BodyText"/>
+      </w:pPr>
+      <w:r>
+        <w:t xml:space="preserve">Антибиотик при обычной простуде не нужен: он не действует на вирусы. Разговор об антибиотиках — в разделе 7.15 «Антибиотики: кто выбирает препарат и почему курс допивают».</w:t>
       </w:r>
     </w:p>
     <w:p>
@@ -1127,7 +1212,7 @@
         <w:pStyle w:val="Heading2"/>
       </w:pPr>
       <w:r>
-        <w:t xml:space="preserve">7.8. Простуда, кашель, насморк: что помогает и когда звонить врачу</w:t>
+        <w:t xml:space="preserve">7.9. Аллергия: какие препараты изучены лучше и когда вызывать скорую</w:t>
       </w:r>
     </w:p>
     <w:p>
@@ -1135,136 +1220,73 @@
         <w:pStyle w:val="FirstParagraph"/>
       </w:pPr>
       <w:r>
-        <w:t xml:space="preserve">Заложенный нос при беременности — история отдельная. Слизистая отекает сама по себе, без инфекции и без аллергии; тянется это неделями и доходит до того, что флакон с каплями переезжает в карман. У состояния есть название — ринит беременных.</w:t>
-      </w:r>
-    </w:p>
-    <w:p>
-      <w:pPr>
-        <w:pStyle w:val="BodyText"/>
-      </w:pPr>
-      <w:r>
-        <w:t xml:space="preserve">Знать о нём стоит по нескольким причинам сразу. Встречается он часто: оценки расходятся, но говорят они о величине от каждой десятой до каждой третьей женщины. Начинается обычно во втором или третьем триместре. И проходит сам — как правило, вскоре после родов, в пределах примерно двух недель.</w:t>
-      </w:r>
-    </w:p>
-    <w:p>
-      <w:pPr>
-        <w:pStyle w:val="BodyText"/>
-      </w:pPr>
-      <w:r>
-        <w:t xml:space="preserve">Последнее особенно меняет отношение к происходящему. Заложенность, тянущаяся третью неделю, обычно означает не провал лечения, а обычное течение ринита беременных, у которого есть свой срок окончания.</w:t>
-      </w:r>
-    </w:p>
-    <w:p>
-      <w:pPr>
-        <w:pStyle w:val="BodyText"/>
-      </w:pPr>
-      <w:r>
-        <w:t xml:space="preserve">Отличить его от простуды прямо сейчас, не дожидаясь родов, тоже можно — по тому, что вокруг. У простуды есть начало и спутники: больное горло, температура, ломота, кашель, — и через неделю-полторы всё это заканчивается. Ринит беременных приходит один, без свиты, и не заканчивается: о нём говорят, когда заложенность держится шесть недель и дольше без признаков инфекции.</w:t>
-      </w:r>
-    </w:p>
-    <w:p>
-      <w:pPr>
-        <w:pStyle w:val="BodyText"/>
-      </w:pPr>
-      <w:r>
-        <w:t xml:space="preserve">Именно с каплями и связана главная ловушка. Сосудосуживающие средства от насморка при беременности относят к нежелательным — как и средства от кашля с гвайфенезином, и препараты от расстройства желудка с висмута субсалицилатом. Сам перечень и оговорка о том, что составлен он для американской аптеки, — в разделе 7.6 «Безрецептурные средства: почему „без рецепта” не значит „разрешено”».</w:t>
-      </w:r>
-    </w:p>
-    <w:p>
-      <w:pPr>
-        <w:pStyle w:val="BodyText"/>
-      </w:pPr>
-      <w:r>
-        <w:t xml:space="preserve">К этому добавляется общая для всех беда сосудосуживающих капель: слизистая воспаляется от самого лекарства, и нос закладывает уже от капель, а не от простуды. Это состояние называют медикаментозным ринитом.</w:t>
-      </w:r>
-    </w:p>
-    <w:p>
-      <w:pPr>
-        <w:pStyle w:val="BodyText"/>
-      </w:pPr>
-      <w:r>
-        <w:t xml:space="preserve">Срок здесь короче, чем принято думать: обычно оно развивается</w:t>
-      </w:r>
-      <w:r>
-        <w:t xml:space="preserve"> </w:t>
-      </w:r>
-      <w:r>
-        <w:rPr>
-          <w:bCs/>
-          <w:b/>
-        </w:rPr>
-        <w:t xml:space="preserve">после пяти-семи дней непрерывного применения</w:t>
-      </w:r>
-      <w:r>
-        <w:t xml:space="preserve">, а описаны случаи и на третий день.</w:t>
-      </w:r>
-    </w:p>
-    <w:p>
-      <w:pPr>
-        <w:pStyle w:val="BodyText"/>
-      </w:pPr>
-      <w:r>
-        <w:t xml:space="preserve">Отсюда простое правило, которое стоит взять и вне беременности: сосудосуживающие капли — средство на несколько дней, и отсчёт идёт от первого флакона, а не от того дня, когда вы заметили, что без них уже никак.</w:t>
-      </w:r>
-    </w:p>
-    <w:p>
-      <w:pPr>
-        <w:pStyle w:val="BodyText"/>
-      </w:pPr>
-      <w:r>
-        <w:t xml:space="preserve">Если флаконом вы пользуетесь уже вторую или третью неделю, отменить его в одну ночь тяжело — в первые дни без капель нос закладывает сильнее. Порядок здесь такой: сказать об этом врачу и одновременно начать промывание солевым раствором, у которого ограничения по длительности нет. Увеличивать дозу или частоту, чтобы «пробить» нос, — единственное, чего делать точно не нужно.</w:t>
-      </w:r>
-    </w:p>
-    <w:p>
-      <w:pPr>
-        <w:pStyle w:val="BodyText"/>
-      </w:pPr>
-      <w:r>
-        <w:t xml:space="preserve">Отдельно про псевдоэфедрин. Его содержат «противопростудные» средства от заложенности, которые принимают внутрь, и искать это название нужно в составе — на лицевой стороне коробки его обычно нет. Американская коллегия акушеров-гинекологов не рекомендует его в первые три месяца беременности.</w:t>
-      </w:r>
-    </w:p>
-    <w:p>
-      <w:pPr>
-        <w:pStyle w:val="BodyText"/>
-      </w:pPr>
-      <w:r>
-        <w:rPr>
-          <w:bCs/>
-          <w:b/>
-        </w:rPr>
-        <w:t xml:space="preserve">Что делать вместо этого.</w:t>
-      </w:r>
-      <w:r>
-        <w:t xml:space="preserve"> </w:t>
-      </w:r>
-      <w:r>
-        <w:t xml:space="preserve">Первым средством при заложенности идёт промывание носа солевым раствором — им можно пользоваться сколько нужно и сколько угодно долго. При рините беременных это и есть рекомендация первой линии: механический способ убрать слизь, уменьшить сухость и вернуть работу слизистой. Систематический обзор Cochrane по промыванию при аллергическом рините показывает, что оно может уменьшать симптомы, а нежелательные эффекты в исследованиях не описаны; достоверность этих данных низкая, и беременных среди участников не было.</w:t>
-      </w:r>
-    </w:p>
-    <w:p>
-      <w:pPr>
-        <w:pStyle w:val="BodyText"/>
-      </w:pPr>
-      <w:r>
-        <w:t xml:space="preserve">Помогает и то, что лекарством не является: увлажнение воздуха, приподнятое изголовье кровати, достаточное питьё. Эти меры не действуют мгновенно, но и не заканчиваются зависимостью от флакона.</w:t>
-      </w:r>
-    </w:p>
-    <w:p>
-      <w:pPr>
-        <w:pStyle w:val="BodyText"/>
-      </w:pPr>
-      <w:r>
-        <w:rPr>
-          <w:bCs/>
-          <w:b/>
-        </w:rPr>
-        <w:t xml:space="preserve">Когда это уже не простуда.</w:t>
-      </w:r>
-      <w:r>
-        <w:t xml:space="preserve"> </w:t>
-      </w:r>
-      <w:r>
-        <w:t xml:space="preserve">Свяжитесь с врачом, если поднялась температура выше 37,5 — этот порог и то, что за ним стоит, разобраны в разделе 7.7 «Боль и температура: чем снижать и когда звонить врачу», и при беременности он действует и здесь. Позвонить стоит и в остальных случаях, когда простуда перестаёт вести себя как простуда:</w:t>
+        <w:t xml:space="preserve">Пыление начинается в свой срок независимо от того, беременны вы или нет, и кошка у подруги ведёт себя точно так же, как год назад. Меняется только одно: привычная таблетка, которую раньше принимали не задумываясь, оказывается под вопросом — притом что дышать нужно сейчас, а не после консультации.</w:t>
+      </w:r>
+    </w:p>
+    <w:p>
+      <w:pPr>
+        <w:pStyle w:val="BodyText"/>
+      </w:pPr>
+      <w:r>
+        <w:t xml:space="preserve">Антигистаминные препараты при беременности применяются. Первыми обычно рассматривают неседативные — те, что не вызывают сонливости: у сонливости при беременности есть своя цена, от разбитости до риска оступиться. Среди неседативных предпочтение отдают лоратадину и цетиризину, и причина не в том, что они как-то принципиально мягче, а в том, что по ним накоплено больше данных о применении у беременных.</w:t>
+      </w:r>
+    </w:p>
+    <w:p>
+      <w:pPr>
+        <w:pStyle w:val="BodyText"/>
+      </w:pPr>
+      <w:r>
+        <w:t xml:space="preserve">Что показывают данные по лоратадину: опубликованные исследования не выявляют повышенного риска выкидыша, врождённых пороков, мертворождения или преждевременных родов. Оговорку авторы делают сами — часть данных методологически ограничена, и по влиянию на последующее развитие ребёнка сведений нет вовсе.</w:t>
+      </w:r>
+    </w:p>
+    <w:p>
+      <w:pPr>
+        <w:pStyle w:val="BodyText"/>
+      </w:pPr>
+      <w:r>
+        <w:t xml:space="preserve">Если аллергия уже лечилась и препарат работал, обсудите с врачом продолжение. Если лечение начинается впервые, назовите срок беременности до того, как в аптеке предложат «что-нибудь от аллергии»: выбор конкретного вещества здесь имеет значение, а витрина его не учитывает — и два названия, которые стоит произнести вслух, вы уже знаете.</w:t>
+      </w:r>
+    </w:p>
+    <w:p>
+      <w:pPr>
+        <w:pStyle w:val="BodyText"/>
+      </w:pPr>
+      <w:r>
+        <w:t xml:space="preserve">Если препарат не помогает или помогает заметно хуже, чем до беременности, это повод вернуться к врачу, а не увеличивать дозу самостоятельно.</w:t>
+      </w:r>
+    </w:p>
+    <w:p>
+      <w:pPr>
+        <w:pStyle w:val="BodyText"/>
+      </w:pPr>
+      <w:r>
+        <w:t xml:space="preserve">При заложенности носа, которая сопровождает поллиноз, работает и то, что лекарством не является: промывание солевым раствором разобрано в разделе 7.8 «Простуда, кашель, насморк: что помогает и когда звонить врачу», и ограничений по длительности у него нет.</w:t>
+      </w:r>
+    </w:p>
+    <w:p>
+      <w:pPr>
+        <w:pStyle w:val="BodyText"/>
+      </w:pPr>
+      <w:r>
+        <w:t xml:space="preserve">Отдельно стоит знать, что случайный приём лоратадина на любом сроке сам по себе не считается ни основанием для прерывания беременности, ни поводом для дополнительного наблюдения за ребёнком, если нет других факторов риска.</w:t>
+      </w:r>
+    </w:p>
+    <w:p>
+      <w:pPr>
+        <w:pStyle w:val="BodyText"/>
+      </w:pPr>
+      <w:r>
+        <w:rPr>
+          <w:bCs/>
+          <w:b/>
+        </w:rPr>
+        <w:t xml:space="preserve">Когда таблетка — неправильный ответ.</w:t>
+      </w:r>
+      <w:r>
+        <w:t xml:space="preserve"> </w:t>
+      </w:r>
+      <w:r>
+        <w:t xml:space="preserve">Есть признаки, при которых счёт идёт не на дни, а на минуты, и искать среди них подходящее лекарство не нужно:</w:t>
       </w:r>
     </w:p>
     <w:p>
@@ -1276,7 +1298,7 @@
         <w:pStyle w:val="Compact"/>
       </w:pPr>
       <w:r>
-        <w:t xml:space="preserve">на третий-четвёртый день стало хуже вместо улучшения;</w:t>
+        <w:t xml:space="preserve">затруднённое дыхание, чувство нехватки воздуха;</w:t>
       </w:r>
     </w:p>
     <w:p>
@@ -1288,7 +1310,7 @@
         <w:pStyle w:val="Compact"/>
       </w:pPr>
       <w:r>
-        <w:t xml:space="preserve">появилась одышка;</w:t>
+        <w:t xml:space="preserve">отёк лица, губ, языка или горла;</w:t>
       </w:r>
     </w:p>
     <w:p>
@@ -1300,19 +1322,7 @@
         <w:pStyle w:val="Compact"/>
       </w:pPr>
       <w:r>
-        <w:t xml:space="preserve">появилась боль в груди или в ухе;</w:t>
-      </w:r>
-    </w:p>
-    <w:p>
-      <w:pPr>
-        <w:numPr>
-          <w:ilvl w:val="0"/>
-          <w:numId w:val="1003"/>
-        </w:numPr>
-        <w:pStyle w:val="Compact"/>
-      </w:pPr>
-      <w:r>
-        <w:t xml:space="preserve">кашель не даёт спать несколько ночей подряд.</w:t>
+        <w:t xml:space="preserve">сыпь, которая быстро распространяется по телу.</w:t>
       </w:r>
     </w:p>
     <w:p>
@@ -1320,15 +1330,7 @@
         <w:pStyle w:val="FirstParagraph"/>
       </w:pPr>
       <w:r>
-        <w:t xml:space="preserve">И отдельно, потому что ошибка распространённая: температуру при беременности не «пережидают». Почему сбивать её нужно и с какой цифры — в том же разделе 7.7.</w:t>
-      </w:r>
-    </w:p>
-    <w:p>
-      <w:pPr>
-        <w:pStyle w:val="BodyText"/>
-      </w:pPr>
-      <w:r>
-        <w:t xml:space="preserve">Антибиотик при обычной простуде не нужен: он не действует на вирусы. Разговор об антибиотиках — в разделе 7.15 «Антибиотики: кто выбирает препарат и почему курс допивают».</w:t>
+        <w:t xml:space="preserve">В этом случае вызывают скорую помощь — 103 с мобильного, 112 в любой сети, — и говорят диспетчеру, что вы беременны и на каком сроке. Если помощь приехала, а тревога не подтвердилась, это нормальный исход вызова, а не ложная тревога.</w:t>
       </w:r>
     </w:p>
     <w:p>
@@ -1336,7 +1338,7 @@
         <w:pStyle w:val="Heading2"/>
       </w:pPr>
       <w:r>
-        <w:t xml:space="preserve">7.9. Аллергия: какие препараты изучены лучше и когда вызывать скорую</w:t>
+        <w:t xml:space="preserve">7.10. Изжога и запор: что советуют российские рекомендации</w:t>
       </w:r>
     </w:p>
     <w:p>
@@ -1344,73 +1346,171 @@
         <w:pStyle w:val="FirstParagraph"/>
       </w:pPr>
       <w:r>
-        <w:t xml:space="preserve">Пыление начинается в свой срок независимо от того, беременны вы или нет, и кошка у подруги ведёт себя точно так же, как год назад. Меняется только одно: привычная таблетка, которую раньше принимали не задумываясь, оказывается под вопросом — притом что дышать нужно сейчас, а не после консультации.</w:t>
-      </w:r>
-    </w:p>
-    <w:p>
-      <w:pPr>
-        <w:pStyle w:val="BodyText"/>
-      </w:pPr>
-      <w:r>
-        <w:t xml:space="preserve">Антигистаминные препараты при беременности применяются. Первыми обычно рассматривают неседативные — те, что не вызывают сонливости: у сонливости при беременности есть своя цена, от разбитости до риска оступиться. Среди неседативных предпочтение отдают лоратадину и цетиризину, и причина не в том, что они как-то принципиально мягче, а в том, что по ним накоплено больше данных о применении у беременных.</w:t>
-      </w:r>
-    </w:p>
-    <w:p>
-      <w:pPr>
-        <w:pStyle w:val="BodyText"/>
-      </w:pPr>
-      <w:r>
-        <w:t xml:space="preserve">Что показывают данные по лоратадину: опубликованные исследования не выявляют повышенного риска выкидыша, врождённых пороков, мертворождения или преждевременных родов. Оговорку авторы делают сами — часть данных методологически ограничена, и по влиянию на последующее развитие ребёнка сведений нет вовсе.</w:t>
-      </w:r>
-    </w:p>
-    <w:p>
-      <w:pPr>
-        <w:pStyle w:val="BodyText"/>
-      </w:pPr>
-      <w:r>
-        <w:t xml:space="preserve">Если аллергия уже лечилась и препарат работал, обсудите с врачом продолжение. Если лечение начинается впервые, назовите срок беременности до того, как в аптеке предложат «что-нибудь от аллергии»: выбор конкретного вещества здесь имеет значение, а витрина его не учитывает — и два названия, которые стоит произнести вслух, вы уже знаете.</w:t>
-      </w:r>
-    </w:p>
-    <w:p>
-      <w:pPr>
-        <w:pStyle w:val="BodyText"/>
-      </w:pPr>
-      <w:r>
-        <w:t xml:space="preserve">Если препарат не помогает или помогает заметно хуже, чем до беременности, это повод вернуться к врачу, а не увеличивать дозу самостоятельно.</w:t>
-      </w:r>
-    </w:p>
-    <w:p>
-      <w:pPr>
-        <w:pStyle w:val="BodyText"/>
-      </w:pPr>
-      <w:r>
-        <w:t xml:space="preserve">При заложенности носа, которая сопровождает поллиноз, работает и то, что лекарством не является: промывание солевым раствором разобрано в разделе 7.8 «Простуда, кашель, насморк: что помогает и когда звонить врачу», и ограничений по длительности у него нет.</w:t>
-      </w:r>
-    </w:p>
-    <w:p>
-      <w:pPr>
-        <w:pStyle w:val="BodyText"/>
-      </w:pPr>
-      <w:r>
-        <w:t xml:space="preserve">Отдельно стоит знать, что случайный приём лоратадина на любом сроке сам по себе не считается ни основанием для прерывания беременности, ни поводом для дополнительного наблюдения за ребёнком, если нет других факторов риска.</w:t>
-      </w:r>
-    </w:p>
-    <w:p>
-      <w:pPr>
-        <w:pStyle w:val="BodyText"/>
-      </w:pPr>
-      <w:r>
-        <w:rPr>
-          <w:bCs/>
-          <w:b/>
-        </w:rPr>
-        <w:t xml:space="preserve">Когда таблетка — неправильный ответ.</w:t>
-      </w:r>
-      <w:r>
-        <w:t xml:space="preserve"> </w:t>
-      </w:r>
-      <w:r>
-        <w:t xml:space="preserve">Есть признаки, при которых счёт идёт не на дни, а на минуты, и искать среди них подходящее лекарство не нужно:</w:t>
+        <w:t xml:space="preserve">Жжение за грудиной по вечерам и поход в туалет, превратившийся в отдельное дело дня, — две самые частые жалобы, с которыми при беременности идут в аптеку. Они же — те немногие случаи, где российские клинические рекомендации высказываются прямо, и поэтому разбирать их проще, чем почти всё остальное в этой главе.</w:t>
+      </w:r>
+    </w:p>
+    <w:p>
+      <w:pPr>
+        <w:pStyle w:val="BodyText"/>
+      </w:pPr>
+      <w:r>
+        <w:t xml:space="preserve">Прежде чем перейти к самим рекомендациям, стоит объяснить одну деталь их устройства, иначе половина сказанного ниже пройдёт мимо. У каждого пункта в них стоит буква — уровень убедительности: насколько твёрдо вывод обоснован.</w:t>
+      </w:r>
+      <w:r>
+        <w:t xml:space="preserve"> </w:t>
+      </w:r>
+      <w:r>
+        <w:rPr>
+          <w:bCs/>
+          <w:b/>
+        </w:rPr>
+        <w:t xml:space="preserve">A</w:t>
+      </w:r>
+      <w:r>
+        <w:t xml:space="preserve"> </w:t>
+      </w:r>
+      <w:r>
+        <w:t xml:space="preserve">означает сильную рекомендацию,</w:t>
+      </w:r>
+      <w:r>
+        <w:t xml:space="preserve"> </w:t>
+      </w:r>
+      <w:r>
+        <w:rPr>
+          <w:bCs/>
+          <w:b/>
+        </w:rPr>
+        <w:t xml:space="preserve">C</w:t>
+      </w:r>
+      <w:r>
+        <w:t xml:space="preserve"> </w:t>
+      </w:r>
+      <w:r>
+        <w:t xml:space="preserve">— слабую: качественных исследований за ней нет или их выводы не согласуются между собой. Это не та буквенная шкала, которую отменило американское агентство и о которой шла речь в разделе 7.1: та описывала препараты, эта — прочность самой рекомендации.</w:t>
+      </w:r>
+    </w:p>
+    <w:p>
+      <w:pPr>
+        <w:pStyle w:val="BodyText"/>
+      </w:pPr>
+      <w:r>
+        <w:rPr>
+          <w:bCs/>
+          <w:b/>
+        </w:rPr>
+        <w:t xml:space="preserve">Изжога.</w:t>
+      </w:r>
+      <w:r>
+        <w:t xml:space="preserve"> </w:t>
+      </w:r>
+      <w:r>
+        <w:t xml:space="preserve">Первым идёт не препарат. Рекомендовано избегать положений тела, провоцирующих изжогу, соблюдать диету и носить свободную одежду, не давящую на живот. Уровень убедительности здесь — C, то есть рекомендация слабая: сильных исследований за ней нет, и книга не выдаёт её за большее.</w:t>
+      </w:r>
+    </w:p>
+    <w:p>
+      <w:pPr>
+        <w:pStyle w:val="BodyText"/>
+      </w:pPr>
+      <w:r>
+        <w:t xml:space="preserve">Если диета и образ жизни не помогли, рекомендовано назначить препараты с антацидным действием — те, что снижают кислотность содержимого желудка. Обратите внимание на условие, с которым эта рекомендация записана: «при отсутствии эффекта». Порядок здесь именно такой, и задан он в самом документе, а не придуман книгой. Конкретных препаратов рекомендация не называет — это к врачу, и вопрос к нему звучит просто: какой антацид мне подойдёт и как часто его можно.</w:t>
+      </w:r>
+    </w:p>
+    <w:p>
+      <w:pPr>
+        <w:pStyle w:val="BodyText"/>
+      </w:pPr>
+      <w:r>
+        <w:rPr>
+          <w:bCs/>
+          <w:b/>
+        </w:rPr>
+        <w:t xml:space="preserve">Запор.</w:t>
+      </w:r>
+      <w:r>
+        <w:t xml:space="preserve"> </w:t>
+      </w:r>
+      <w:r>
+        <w:t xml:space="preserve">Рекомендовано увеличить двигательную активность и добавить в рацион пищевые волокна — растительную пищу. Здесь уровень A, то есть сильная рекомендация: движение и клетчатка в этом случае не «общий совет», а мера с доказанной эффективностью.</w:t>
+      </w:r>
+    </w:p>
+    <w:p>
+      <w:pPr>
+        <w:pStyle w:val="BodyText"/>
+      </w:pPr>
+      <w:r>
+        <w:t xml:space="preserve">Отдельного пункта про слабительные при запоре в самих рекомендациях, в их разделе о медикаментозной коррекции жалоб, нет. Есть пункт про геморрой: при отсутствии эффекта от профилактики запоров назначают средства, разрешённые при беременности, по отдельным клиническим рекомендациям.</w:t>
+      </w:r>
+    </w:p>
+    <w:p>
+      <w:pPr>
+        <w:pStyle w:val="BodyText"/>
+      </w:pPr>
+      <w:r>
+        <w:t xml:space="preserve">Стоит сказать прямо: весь раздел о медикаментозной коррекции жалоб в российских рекомендациях занимает</w:t>
+      </w:r>
+      <w:r>
+        <w:t xml:space="preserve"> </w:t>
+      </w:r>
+      <w:r>
+        <w:rPr>
+          <w:bCs/>
+          <w:b/>
+        </w:rPr>
+        <w:t xml:space="preserve">две рекомендации</w:t>
+      </w:r>
+      <w:r>
+        <w:t xml:space="preserve"> </w:t>
+      </w:r>
+      <w:r>
+        <w:t xml:space="preserve">— антациды и средства при геморрое. Это не пробел книги, а состояние документа: по остальным жалобам нормальной беременности он предлагает немедикаментозные меры и препаратов не называет.</w:t>
+      </w:r>
+    </w:p>
+    <w:p>
+      <w:pPr>
+        <w:pStyle w:val="BodyText"/>
+      </w:pPr>
+      <w:r>
+        <w:t xml:space="preserve">Немедикаментозная часть — режим питания, порции, положение тела — подробно разобрана в теме 1 «Питание и питьевой режим во время беременности», раздел 1.4 «Когда есть трудно: тошнота, изжога, запоры». Здесь только лекарственная сторона и порядок действий.</w:t>
+      </w:r>
+    </w:p>
+    <w:p>
+      <w:pPr>
+        <w:pStyle w:val="Heading2"/>
+      </w:pPr>
+      <w:r>
+        <w:t xml:space="preserve">7.11. Витамины и добавки: что не назначают «на всякий случай»</w:t>
+      </w:r>
+    </w:p>
+    <w:p>
+      <w:pPr>
+        <w:pStyle w:val="FirstParagraph"/>
+      </w:pPr>
+      <w:r>
+        <w:t xml:space="preserve">Полка с комплексами «для беременных» тянется в аптеке на несколько метров, к ней добавляются подарок от свекрови и список из чата для будущих мам — и всё это объединяет одна мысль: витамины не лекарство, вреда не будет, а чем больше наименований, тем надёжнее. Российские клинические рекомендации именно здесь высказываются жёстче, чем где бы то ни было ещё в вопросе беременности.</w:t>
+      </w:r>
+    </w:p>
+    <w:p>
+      <w:pPr>
+        <w:pStyle w:val="BodyText"/>
+      </w:pPr>
+      <w:r>
+        <w:t xml:space="preserve">Начать стоит с того, что в них</w:t>
+      </w:r>
+      <w:r>
+        <w:t xml:space="preserve"> </w:t>
+      </w:r>
+      <w:r>
+        <w:rPr>
+          <w:bCs/>
+          <w:b/>
+        </w:rPr>
+        <w:t xml:space="preserve">не</w:t>
+      </w:r>
+      <w:r>
+        <w:t xml:space="preserve"> </w:t>
+      </w:r>
+      <w:r>
+        <w:t xml:space="preserve">рекомендовано. Список длинный, и уровни убедительности — те самые буквы из предыдущего раздела — у большинства пунктов высокие: у железа, ретинола, витаминов E и C это A, у омега-3 B; у поливитаминов — C.</w:t>
       </w:r>
     </w:p>
     <w:p>
@@ -1422,7 +1522,17 @@
         <w:pStyle w:val="Compact"/>
       </w:pPr>
       <w:r>
-        <w:t xml:space="preserve">затруднённое дыхание, чувство нехватки воздуха;</w:t>
+        <w:rPr>
+          <w:bCs/>
+          <w:b/>
+        </w:rPr>
+        <w:t xml:space="preserve">поливитамины</w:t>
+      </w:r>
+      <w:r>
+        <w:t xml:space="preserve"> </w:t>
+      </w:r>
+      <w:r>
+        <w:t xml:space="preserve">рутинно не назначают женщинам группы низкого риска гиповитаминоза, то есть тем, у кого нет причин ожидать нехватки витаминов;</w:t>
       </w:r>
     </w:p>
     <w:p>
@@ -1434,7 +1544,17 @@
         <w:pStyle w:val="Compact"/>
       </w:pPr>
       <w:r>
-        <w:t xml:space="preserve">отёк лица, губ, языка или горла;</w:t>
+        <w:rPr>
+          <w:bCs/>
+          <w:b/>
+        </w:rPr>
+        <w:t xml:space="preserve">омега-3</w:t>
+      </w:r>
+      <w:r>
+        <w:t xml:space="preserve"> </w:t>
+      </w:r>
+      <w:r>
+        <w:t xml:space="preserve">рутинно не назначают: приём не снижает риск гестационного диабета, преждевременных родов, преэклампсии, задержки роста плода, послеродовой депрессии и нарушений нейрокогнитивного развития ребёнка — развития мышления, внимания и памяти;</w:t>
       </w:r>
     </w:p>
     <w:p>
@@ -1446,7 +1566,83 @@
         <w:pStyle w:val="Compact"/>
       </w:pPr>
       <w:r>
-        <w:t xml:space="preserve">сыпь, которая быстро распространяется по телу.</w:t>
+        <w:rPr>
+          <w:bCs/>
+          <w:b/>
+        </w:rPr>
+        <w:t xml:space="preserve">препараты железа</w:t>
+      </w:r>
+      <w:r>
+        <w:t xml:space="preserve"> </w:t>
+      </w:r>
+      <w:r>
+        <w:t xml:space="preserve">рутинно не назначают при нормальном гемоглобине — доказательств пользы для здоровья матери или ребёнка нет;</w:t>
+      </w:r>
+    </w:p>
+    <w:p>
+      <w:pPr>
+        <w:numPr>
+          <w:ilvl w:val="0"/>
+          <w:numId w:val="1004"/>
+        </w:numPr>
+        <w:pStyle w:val="Compact"/>
+      </w:pPr>
+      <w:r>
+        <w:rPr>
+          <w:bCs/>
+          <w:b/>
+        </w:rPr>
+        <w:t xml:space="preserve">витамин А</w:t>
+      </w:r>
+      <w:r>
+        <w:t xml:space="preserve"> </w:t>
+      </w:r>
+      <w:r>
+        <w:t xml:space="preserve">рутинно не назначают, и большие дозы, свыше 10 000 МЕ, могут оказывать тератогенное действие;</w:t>
+      </w:r>
+    </w:p>
+    <w:p>
+      <w:pPr>
+        <w:numPr>
+          <w:ilvl w:val="0"/>
+          <w:numId w:val="1004"/>
+        </w:numPr>
+        <w:pStyle w:val="Compact"/>
+      </w:pPr>
+      <w:r>
+        <w:rPr>
+          <w:bCs/>
+          <w:b/>
+        </w:rPr>
+        <w:t xml:space="preserve">витамин Е</w:t>
+      </w:r>
+      <w:r>
+        <w:t xml:space="preserve"> </w:t>
+      </w:r>
+      <w:r>
+        <w:t xml:space="preserve">рутинно не назначают — приём не снижает риск преэклампсии, преждевременных родов, задержки роста плода и гибели плода;</w:t>
+      </w:r>
+    </w:p>
+    <w:p>
+      <w:pPr>
+        <w:numPr>
+          <w:ilvl w:val="0"/>
+          <w:numId w:val="1004"/>
+        </w:numPr>
+        <w:pStyle w:val="Compact"/>
+      </w:pPr>
+      <w:r>
+        <w:rPr>
+          <w:bCs/>
+          <w:b/>
+        </w:rPr>
+        <w:t xml:space="preserve">витамин С</w:t>
+      </w:r>
+      <w:r>
+        <w:t xml:space="preserve"> </w:t>
+      </w:r>
+      <w:r>
+        <w:t xml:space="preserve">рутинно не назначают по тем же причинам.</w:t>
       </w:r>
     </w:p>
     <w:p>
@@ -1454,7 +1650,44 @@
         <w:pStyle w:val="FirstParagraph"/>
       </w:pPr>
       <w:r>
-        <w:t xml:space="preserve">В этом случае вызывают скорую помощь — 103 с мобильного, 112 в любой сети, — и говорят диспетчеру, что вы беременны и на каком сроке. Если помощь приехала, а тревога не подтвердилась, это нормальный исход вызова, а не ложная тревога.</w:t>
+        <w:t xml:space="preserve">Ключевое слово во всех этих пунктах —</w:t>
+      </w:r>
+      <w:r>
+        <w:t xml:space="preserve"> </w:t>
+      </w:r>
+      <w:r>
+        <w:rPr>
+          <w:bCs/>
+          <w:b/>
+        </w:rPr>
+        <w:t xml:space="preserve">рутинно</w:t>
+      </w:r>
+      <w:r>
+        <w:t xml:space="preserve">. Речь не о запрете, а о том, что добавка назначается под конкретную задачу или конкретный дефицит, а не «потому что беременность». Для групп риска рекомендации свои: поливитамины показаны при заболеваниях, нарушающих обмен витаминов, при вегетарианской или веганской диете, при ожирении, при больших физических нагрузках; железо — при риске железодефицита или при уже установленной анемии; омега-3 может быть рекомендована курящей женщине из группы риска преждевременных родов.</w:t>
+      </w:r>
+    </w:p>
+    <w:p>
+      <w:pPr>
+        <w:pStyle w:val="BodyText"/>
+      </w:pPr>
+      <w:r>
+        <w:t xml:space="preserve">Отдельный вопрос — что делать, если комплекс уже куплен и принимается не первый месяц. Резко бросать его и что-то срочно исправлять не нужно: речь о том, что рутинное назначение не обосновано, а не о том, что приём непременно вреден. Возьмите упаковку на ближайший приём и покажите состав — именно по составу видно, нет ли задвоения и не превышены ли дозы жирорастворимых витаминов.</w:t>
+      </w:r>
+    </w:p>
+    <w:p>
+      <w:pPr>
+        <w:pStyle w:val="BodyText"/>
+      </w:pPr>
+      <w:r>
+        <w:t xml:space="preserve">Задвоение — вторая вещь, ради которой стоит смотреть состав. Комплекс для беременных, отдельный препарат железа и «витамин для волос» могут содержать одно и то же вещество, и суммарная доза оказывается выше, чем предполагал каждый из них по отдельности. Для жирорастворимых витаминов — A, D, E — это имеет значение: они накапливаются в организме, в отличие от водорастворимых, которые избытком уходят с мочой. Складывайте состав, а не упаковки.</w:t>
+      </w:r>
+    </w:p>
+    <w:p>
+      <w:pPr>
+        <w:pStyle w:val="BodyText"/>
+      </w:pPr>
+      <w:r>
+        <w:t xml:space="preserve">Что рекомендовано принимать, а не избегать — фолиевая кислота, йод и витамин D в конкретных дозах и в конкретные сроки — разобрано в теме 1 «Питание и питьевой режим во время беременности», раздел 1.2 «Витамины и нутриенты: что действительно нужно»; там же режимы приёма.</w:t>
       </w:r>
     </w:p>
     <w:p>
@@ -1462,7 +1695,7 @@
         <w:pStyle w:val="Heading2"/>
       </w:pPr>
       <w:r>
-        <w:t xml:space="preserve">7.10. Изжога и запор: что советуют российские рекомендации</w:t>
+        <w:t xml:space="preserve">7.12. Травы и «натуральное»: что изучено и что вызывает опасения</w:t>
       </w:r>
     </w:p>
     <w:p>
@@ -1470,171 +1703,35 @@
         <w:pStyle w:val="FirstParagraph"/>
       </w:pPr>
       <w:r>
-        <w:t xml:space="preserve">Жжение за грудиной по вечерам и поход в туалет, превратившийся в отдельное дело дня, — две самые частые жалобы, с которыми при беременности идут в аптеку. Они же — те немногие случаи, где российские клинические рекомендации высказываются прямо, и поэтому разбирать их проще, чем почти всё остальное в этой главе.</w:t>
-      </w:r>
-    </w:p>
-    <w:p>
-      <w:pPr>
-        <w:pStyle w:val="BodyText"/>
-      </w:pPr>
-      <w:r>
-        <w:t xml:space="preserve">Прежде чем перейти к самим рекомендациям, стоит объяснить одну деталь их устройства, иначе половина сказанного ниже пройдёт мимо. У каждого пункта в них стоит буква — уровень убедительности: насколько твёрдо вывод обоснован.</w:t>
-      </w:r>
-      <w:r>
-        <w:t xml:space="preserve"> </w:t>
-      </w:r>
-      <w:r>
-        <w:rPr>
-          <w:bCs/>
-          <w:b/>
-        </w:rPr>
-        <w:t xml:space="preserve">A</w:t>
-      </w:r>
-      <w:r>
-        <w:t xml:space="preserve"> </w:t>
-      </w:r>
-      <w:r>
-        <w:t xml:space="preserve">означает сильную рекомендацию,</w:t>
-      </w:r>
-      <w:r>
-        <w:t xml:space="preserve"> </w:t>
-      </w:r>
-      <w:r>
-        <w:rPr>
-          <w:bCs/>
-          <w:b/>
-        </w:rPr>
-        <w:t xml:space="preserve">C</w:t>
-      </w:r>
-      <w:r>
-        <w:t xml:space="preserve"> </w:t>
-      </w:r>
-      <w:r>
-        <w:t xml:space="preserve">— слабую: качественных исследований за ней нет или их выводы не согласуются между собой. Это не та буквенная шкала, которую отменило американское агентство и о которой шла речь в разделе 7.1: та описывала препараты, эта — прочность самой рекомендации.</w:t>
-      </w:r>
-    </w:p>
-    <w:p>
-      <w:pPr>
-        <w:pStyle w:val="BodyText"/>
-      </w:pPr>
-      <w:r>
-        <w:rPr>
-          <w:bCs/>
-          <w:b/>
-        </w:rPr>
-        <w:t xml:space="preserve">Изжога.</w:t>
-      </w:r>
-      <w:r>
-        <w:t xml:space="preserve"> </w:t>
-      </w:r>
-      <w:r>
-        <w:t xml:space="preserve">Первым идёт не препарат. Рекомендовано избегать положений тела, провоцирующих изжогу, соблюдать диету и носить свободную одежду, не давящую на живот. Уровень убедительности здесь — C, то есть рекомендация слабая: сильных исследований за ней нет, и книга не выдаёт её за большее.</w:t>
-      </w:r>
-    </w:p>
-    <w:p>
-      <w:pPr>
-        <w:pStyle w:val="BodyText"/>
-      </w:pPr>
-      <w:r>
-        <w:t xml:space="preserve">Если диета и образ жизни не помогли, рекомендовано назначить препараты с антацидным действием — те, что снижают кислотность содержимого желудка. Обратите внимание на условие, с которым эта рекомендация записана: «при отсутствии эффекта». Порядок здесь именно такой, и задан он в самом документе, а не придуман книгой. Конкретных препаратов рекомендация не называет — это к врачу, и вопрос к нему звучит просто: какой антацид мне подойдёт и как часто его можно.</w:t>
-      </w:r>
-    </w:p>
-    <w:p>
-      <w:pPr>
-        <w:pStyle w:val="BodyText"/>
-      </w:pPr>
-      <w:r>
-        <w:rPr>
-          <w:bCs/>
-          <w:b/>
-        </w:rPr>
-        <w:t xml:space="preserve">Запор.</w:t>
-      </w:r>
-      <w:r>
-        <w:t xml:space="preserve"> </w:t>
-      </w:r>
-      <w:r>
-        <w:t xml:space="preserve">Рекомендовано увеличить двигательную активность и добавить в рацион пищевые волокна — растительную пищу. Здесь уровень A, то есть сильная рекомендация: движение и клетчатка в этом случае не «общий совет», а мера с доказанной эффективностью.</w:t>
-      </w:r>
-    </w:p>
-    <w:p>
-      <w:pPr>
-        <w:pStyle w:val="BodyText"/>
-      </w:pPr>
-      <w:r>
-        <w:t xml:space="preserve">Отдельного пункта про слабительные при запоре в самих рекомендациях, в их разделе о медикаментозной коррекции жалоб, нет. Есть пункт про геморрой: при отсутствии эффекта от профилактики запоров назначают средства, разрешённые при беременности, по отдельным клиническим рекомендациям.</w:t>
-      </w:r>
-    </w:p>
-    <w:p>
-      <w:pPr>
-        <w:pStyle w:val="BodyText"/>
-      </w:pPr>
-      <w:r>
-        <w:t xml:space="preserve">Стоит сказать прямо: весь раздел о медикаментозной коррекции жалоб в российских рекомендациях занимает</w:t>
-      </w:r>
-      <w:r>
-        <w:t xml:space="preserve"> </w:t>
-      </w:r>
-      <w:r>
-        <w:rPr>
-          <w:bCs/>
-          <w:b/>
-        </w:rPr>
-        <w:t xml:space="preserve">две рекомендации</w:t>
-      </w:r>
-      <w:r>
-        <w:t xml:space="preserve"> </w:t>
-      </w:r>
-      <w:r>
-        <w:t xml:space="preserve">— антациды и средства при геморрое. Это не пробел книги, а состояние документа: по остальным жалобам нормальной беременности он предлагает немедикаментозные меры и препаратов не называет.</w:t>
-      </w:r>
-    </w:p>
-    <w:p>
-      <w:pPr>
-        <w:pStyle w:val="BodyText"/>
-      </w:pPr>
-      <w:r>
-        <w:t xml:space="preserve">Немедикаментозная часть — режим питания, порции, положение тела — подробно разобрана в теме 1 «Питание и питьевой режим во время беременности», раздел 1.4 «Когда есть трудно: тошнота, изжога, запоры». Здесь только лекарственная сторона и порядок действий.</w:t>
-      </w:r>
-    </w:p>
-    <w:p>
-      <w:pPr>
-        <w:pStyle w:val="Heading2"/>
-      </w:pPr>
-      <w:r>
-        <w:t xml:space="preserve">7.11. Витамины и добавки: что не назначают «на всякий случай»</w:t>
-      </w:r>
-    </w:p>
-    <w:p>
-      <w:pPr>
-        <w:pStyle w:val="FirstParagraph"/>
-      </w:pPr>
-      <w:r>
-        <w:t xml:space="preserve">Полка с комплексами «для беременных» тянется в аптеке на несколько метров, к ней добавляются подарок от свекрови и список из чата для будущих мам — и всё это объединяет одна мысль: витамины не лекарство, вреда не будет, а чем больше наименований, тем надёжнее. Российские клинические рекомендации именно здесь высказываются жёстче, чем где бы то ни было ещё в вопросе беременности.</w:t>
-      </w:r>
-    </w:p>
-    <w:p>
-      <w:pPr>
-        <w:pStyle w:val="BodyText"/>
-      </w:pPr>
-      <w:r>
-        <w:t xml:space="preserve">Начать стоит с того, что в них</w:t>
-      </w:r>
-      <w:r>
-        <w:t xml:space="preserve"> </w:t>
-      </w:r>
-      <w:r>
-        <w:rPr>
-          <w:bCs/>
-          <w:b/>
-        </w:rPr>
-        <w:t xml:space="preserve">не</w:t>
-      </w:r>
-      <w:r>
-        <w:t xml:space="preserve"> </w:t>
-      </w:r>
-      <w:r>
-        <w:t xml:space="preserve">рекомендовано. Список длинный, и уровни убедительности — те самые буквы из предыдущего раздела — у большинства пунктов высокие: у железа, ретинола, витаминов E и C это A, у омега-3 B; у поливитаминов — C.</w:t>
+        <w:t xml:space="preserve">Когда от таблеток решено отказаться, на их место обычно встаёт травяной чай — его же и советуют чаще всего именно в этот момент: и мягче, и «всё натуральное». Беда в том, что мягкость здесь относится к способу заваривания, а не к тому, что в чашке окажется.</w:t>
+      </w:r>
+    </w:p>
+    <w:p>
+      <w:pPr>
+        <w:pStyle w:val="BodyText"/>
+      </w:pPr>
+      <w:r>
+        <w:t xml:space="preserve">Логика «натуральное значит безопасное» ломается на простом устройстве растения: это набор действующих веществ в неизвестной концентрации. У лекарства доза стандартизована и проверяема; у сбора содержание активного вещества зависит от сырья, места и времени сбора, способа заваривания и крепости настоя. Две чашки «одного и того же» чая могут различаться в разы.</w:t>
+      </w:r>
+    </w:p>
+    <w:p>
+      <w:pPr>
+        <w:pStyle w:val="BodyText"/>
+      </w:pPr>
+      <w:r>
+        <w:t xml:space="preserve">Что это означает не в теории, показывает один задокументированный случай. В коммерческих препаратах гинкго билоба обнаруживали колхицин — вещество с тератогенным действием, которого в составе быть не должно вообще.</w:t>
+      </w:r>
+    </w:p>
+    <w:p>
+      <w:pPr>
+        <w:pStyle w:val="BodyText"/>
+      </w:pPr>
+      <w:r>
+        <w:rPr>
+          <w:bCs/>
+          <w:b/>
+        </w:rPr>
+        <w:t xml:space="preserve">Что изучено лучше остального.</w:t>
       </w:r>
     </w:p>
     <w:p>
@@ -1650,13 +1747,13 @@
           <w:bCs/>
           <w:b/>
         </w:rPr>
-        <w:t xml:space="preserve">поливитамины</w:t>
-      </w:r>
-      <w:r>
-        <w:t xml:space="preserve"> </w:t>
-      </w:r>
-      <w:r>
-        <w:t xml:space="preserve">рутинно не назначают женщинам группы низкого риска гиповитаминоза, то есть тем, у кого нет причин ожидать нехватки витаминов;</w:t>
+        <w:t xml:space="preserve">Имбирь</w:t>
+      </w:r>
+      <w:r>
+        <w:t xml:space="preserve"> </w:t>
+      </w:r>
+      <w:r>
+        <w:t xml:space="preserve">при тошноте и рвоте — из растений самое исследованное. В дозе ниже 1000 мг в сутки он может облегчать состояние, и в этом количестве не увеличивал частоту нежелательных эффектов ни у женщины, ни у плода.</w:t>
       </w:r>
     </w:p>
     <w:p>
@@ -1672,13 +1769,13 @@
           <w:bCs/>
           <w:b/>
         </w:rPr>
-        <w:t xml:space="preserve">омега-3</w:t>
-      </w:r>
-      <w:r>
-        <w:t xml:space="preserve"> </w:t>
-      </w:r>
-      <w:r>
-        <w:t xml:space="preserve">рутинно не назначают: приём не снижает риск гестационного диабета, преждевременных родов, преэклампсии, задержки роста плода, послеродовой депрессии и нарушений нейрокогнитивного развития ребёнка — развития мышления, внимания и памяти;</w:t>
+        <w:t xml:space="preserve">Мята перечная</w:t>
+      </w:r>
+      <w:r>
+        <w:t xml:space="preserve"> </w:t>
+      </w:r>
+      <w:r>
+        <w:t xml:space="preserve">— вдыхание масла применяют при тошноте; в обычных дозах мяту относят к безопасным при беременности.</w:t>
       </w:r>
     </w:p>
     <w:p>
@@ -1694,79 +1791,13 @@
           <w:bCs/>
           <w:b/>
         </w:rPr>
-        <w:t xml:space="preserve">препараты железа</w:t>
-      </w:r>
-      <w:r>
-        <w:t xml:space="preserve"> </w:t>
-      </w:r>
-      <w:r>
-        <w:t xml:space="preserve">рутинно не назначают при нормальном гемоглобине — доказательств пользы для здоровья матери или ребёнка нет;</w:t>
-      </w:r>
-    </w:p>
-    <w:p>
-      <w:pPr>
-        <w:numPr>
-          <w:ilvl w:val="0"/>
-          <w:numId w:val="1005"/>
-        </w:numPr>
-        <w:pStyle w:val="Compact"/>
-      </w:pPr>
-      <w:r>
-        <w:rPr>
-          <w:bCs/>
-          <w:b/>
-        </w:rPr>
-        <w:t xml:space="preserve">витамин А</w:t>
-      </w:r>
-      <w:r>
-        <w:t xml:space="preserve"> </w:t>
-      </w:r>
-      <w:r>
-        <w:t xml:space="preserve">рутинно не назначают, и большие дозы, свыше 10 000 МЕ, могут оказывать тератогенное действие;</w:t>
-      </w:r>
-    </w:p>
-    <w:p>
-      <w:pPr>
-        <w:numPr>
-          <w:ilvl w:val="0"/>
-          <w:numId w:val="1005"/>
-        </w:numPr>
-        <w:pStyle w:val="Compact"/>
-      </w:pPr>
-      <w:r>
-        <w:rPr>
-          <w:bCs/>
-          <w:b/>
-        </w:rPr>
-        <w:t xml:space="preserve">витамин Е</w:t>
-      </w:r>
-      <w:r>
-        <w:t xml:space="preserve"> </w:t>
-      </w:r>
-      <w:r>
-        <w:t xml:space="preserve">рутинно не назначают — приём не снижает риск преэклампсии, преждевременных родов, задержки роста плода и гибели плода;</w:t>
-      </w:r>
-    </w:p>
-    <w:p>
-      <w:pPr>
-        <w:numPr>
-          <w:ilvl w:val="0"/>
-          <w:numId w:val="1005"/>
-        </w:numPr>
-        <w:pStyle w:val="Compact"/>
-      </w:pPr>
-      <w:r>
-        <w:rPr>
-          <w:bCs/>
-          <w:b/>
-        </w:rPr>
-        <w:t xml:space="preserve">витамин С</w:t>
-      </w:r>
-      <w:r>
-        <w:t xml:space="preserve"> </w:t>
-      </w:r>
-      <w:r>
-        <w:t xml:space="preserve">рутинно не назначают по тем же причинам.</w:t>
+        <w:t xml:space="preserve">Чеснок</w:t>
+      </w:r>
+      <w:r>
+        <w:t xml:space="preserve"> </w:t>
+      </w:r>
+      <w:r>
+        <w:t xml:space="preserve">— есть данные, что приём во время беременности снижает риск преждевременных родов, начавшихся сами по себе, и ранних, и поздних.</w:t>
       </w:r>
     </w:p>
     <w:p>
@@ -1774,88 +1805,27 @@
         <w:pStyle w:val="FirstParagraph"/>
       </w:pPr>
       <w:r>
-        <w:t xml:space="preserve">Ключевое слово во всех этих пунктах —</w:t>
-      </w:r>
-      <w:r>
-        <w:t xml:space="preserve"> </w:t>
-      </w:r>
-      <w:r>
-        <w:rPr>
-          <w:bCs/>
-          <w:b/>
-        </w:rPr>
-        <w:t xml:space="preserve">рутинно</w:t>
-      </w:r>
-      <w:r>
-        <w:t xml:space="preserve">. Речь не о запрете, а о том, что добавка назначается под конкретную задачу или конкретный дефицит, а не «потому что беременность». Для групп риска рекомендации свои: поливитамины показаны при заболеваниях, нарушающих обмен витаминов, при вегетарианской или веганской диете, при ожирении, при больших физических нагрузках; железо — при риске железодефицита или при уже установленной анемии; омега-3 может быть рекомендована курящей женщине из группы риска преждевременных родов.</w:t>
-      </w:r>
-    </w:p>
-    <w:p>
-      <w:pPr>
-        <w:pStyle w:val="BodyText"/>
-      </w:pPr>
-      <w:r>
-        <w:t xml:space="preserve">Отдельный вопрос — что делать, если комплекс уже куплен и принимается не первый месяц. Резко бросать его и что-то срочно исправлять не нужно: речь о том, что рутинное назначение не обосновано, а не о том, что приём непременно вреден. Возьмите упаковку на ближайший приём и покажите состав — именно по составу видно, нет ли задвоения и не превышены ли дозы жирорастворимых витаминов.</w:t>
-      </w:r>
-    </w:p>
-    <w:p>
-      <w:pPr>
-        <w:pStyle w:val="BodyText"/>
-      </w:pPr>
-      <w:r>
-        <w:t xml:space="preserve">Задвоение — вторая вещь, ради которой стоит смотреть состав. Комплекс для беременных, отдельный препарат железа и «витамин для волос» могут содержать одно и то же вещество, и суммарная доза оказывается выше, чем предполагал каждый из них по отдельности. Для жирорастворимых витаминов — A, D, E — это имеет значение: они накапливаются в организме, в отличие от водорастворимых, которые избытком уходят с мочой. Складывайте состав, а не упаковки.</w:t>
-      </w:r>
-    </w:p>
-    <w:p>
-      <w:pPr>
-        <w:pStyle w:val="BodyText"/>
-      </w:pPr>
-      <w:r>
-        <w:t xml:space="preserve">Что рекомендовано принимать, а не избегать — фолиевая кислота, йод и витамин D в конкретных дозах и в конкретные сроки — разобрано в теме 1 «Питание и питьевой режим во время беременности», раздел 1.2 «Витамины и нутриенты: что действительно нужно»; там же режимы приёма.</w:t>
-      </w:r>
-    </w:p>
-    <w:p>
-      <w:pPr>
-        <w:pStyle w:val="Heading2"/>
-      </w:pPr>
-      <w:r>
-        <w:t xml:space="preserve">7.12. Травы и «натуральное»: что изучено и что вызывает опасения</w:t>
-      </w:r>
-    </w:p>
-    <w:p>
-      <w:pPr>
-        <w:pStyle w:val="FirstParagraph"/>
-      </w:pPr>
-      <w:r>
-        <w:t xml:space="preserve">Когда от таблеток решено отказаться, на их место обычно встаёт травяной чай — его же и советуют чаще всего именно в этот момент: и мягче, и «всё натуральное». Беда в том, что мягкость здесь относится к способу заваривания, а не к тому, что в чашке окажется.</w:t>
-      </w:r>
-    </w:p>
-    <w:p>
-      <w:pPr>
-        <w:pStyle w:val="BodyText"/>
-      </w:pPr>
-      <w:r>
-        <w:t xml:space="preserve">Логика «натуральное значит безопасное» ломается на простом устройстве растения: это набор действующих веществ в неизвестной концентрации. У лекарства доза стандартизована и проверяема; у сбора содержание активного вещества зависит от сырья, места и времени сбора, способа заваривания и крепости настоя. Две чашки «одного и того же» чая могут различаться в разы.</w:t>
-      </w:r>
-    </w:p>
-    <w:p>
-      <w:pPr>
-        <w:pStyle w:val="BodyText"/>
-      </w:pPr>
-      <w:r>
-        <w:t xml:space="preserve">Что это означает не в теории, показывает один задокументированный случай. В коммерческих препаратах гинкго билоба обнаруживали колхицин — вещество с тератогенным действием, которого в составе быть не должно вообще.</w:t>
-      </w:r>
-    </w:p>
-    <w:p>
-      <w:pPr>
-        <w:pStyle w:val="BodyText"/>
-      </w:pPr>
-      <w:r>
-        <w:rPr>
-          <w:bCs/>
-          <w:b/>
-        </w:rPr>
-        <w:t xml:space="preserve">Что изучено лучше остального.</w:t>
+        <w:t xml:space="preserve">С этой единственной цифрой связана отдельная сложность, и о ней честнее сказать сразу: тысяча миллиграммов — это про препарат с известной дозой, а не про заварку. Сколько имбиря в вашей чашке, не знает никто — ни вы, ни тот, кто советовал чай. Перевести миллиграммы в ложки корня обзор не берётся, и книга не берётся тоже.</w:t>
+      </w:r>
+    </w:p>
+    <w:p>
+      <w:pPr>
+        <w:pStyle w:val="BodyText"/>
+      </w:pPr>
+      <w:r>
+        <w:t xml:space="preserve">Даже здесь единого мнения нет: имбирь FDA относит к «в целом признанным безопасными», а надзорное ведомство Финляндии не рекомендует имбирные продукты беременным — именно потому, что безопасные пределы потребления не установлены.</w:t>
+      </w:r>
+    </w:p>
+    <w:p>
+      <w:pPr>
+        <w:pStyle w:val="BodyText"/>
+      </w:pPr>
+      <w:r>
+        <w:rPr>
+          <w:bCs/>
+          <w:b/>
+        </w:rPr>
+        <w:t xml:space="preserve">Что вызывает опасения.</w:t>
       </w:r>
     </w:p>
     <w:p>
@@ -1871,13 +1841,13 @@
           <w:bCs/>
           <w:b/>
         </w:rPr>
-        <w:t xml:space="preserve">Имбирь</w:t>
-      </w:r>
-      <w:r>
-        <w:t xml:space="preserve"> </w:t>
-      </w:r>
-      <w:r>
-        <w:t xml:space="preserve">при тошноте и рвоте — из растений самое исследованное. В дозе ниже 1000 мг в сутки он может облегчать состояние, и в этом количестве не увеличивал частоту нежелательных эффектов ни у женщины, ни у плода.</w:t>
+        <w:t xml:space="preserve">Эхинацея</w:t>
+      </w:r>
+      <w:r>
+        <w:t xml:space="preserve"> </w:t>
+      </w:r>
+      <w:r>
+        <w:t xml:space="preserve">— Европейское агентство по лекарственным средствам не рекомендует её при беременности и в период кормления, кроме как по назначению врача.</w:t>
       </w:r>
     </w:p>
     <w:p>
@@ -1893,13 +1863,13 @@
           <w:bCs/>
           <w:b/>
         </w:rPr>
-        <w:t xml:space="preserve">Мята перечная</w:t>
-      </w:r>
-      <w:r>
-        <w:t xml:space="preserve"> </w:t>
-      </w:r>
-      <w:r>
-        <w:t xml:space="preserve">— вдыхание масла применяют при тошноте; в обычных дозах мяту относят к безопасным при беременности.</w:t>
+        <w:t xml:space="preserve">Гинкго билоба</w:t>
+      </w:r>
+      <w:r>
+        <w:t xml:space="preserve"> </w:t>
+      </w:r>
+      <w:r>
+        <w:t xml:space="preserve">— помимо истории с колхицином, его советуют избегать перед родами: он способен удлинять время кровотечения.</w:t>
       </w:r>
     </w:p>
     <w:p>
@@ -1915,13 +1885,35 @@
           <w:bCs/>
           <w:b/>
         </w:rPr>
-        <w:t xml:space="preserve">Чеснок</w:t>
-      </w:r>
-      <w:r>
-        <w:t xml:space="preserve"> </w:t>
-      </w:r>
-      <w:r>
-        <w:t xml:space="preserve">— есть данные, что приём во время беременности снижает риск преждевременных родов, начавшихся сами по себе, и ранних, и поздних.</w:t>
+        <w:t xml:space="preserve">Ромашка</w:t>
+      </w:r>
+      <w:r>
+        <w:t xml:space="preserve"> </w:t>
+      </w:r>
+      <w:r>
+        <w:t xml:space="preserve">— при регулярном употреблении наблюдали более высокую частоту угрожающего выкидыша, то есть состояния, при котором беременность может прерваться и требуется наблюдение, и преждевременных родов. Это наблюдение; доказанной причинно-следственной связи за ним нет. Но ромашку как «безобидный чай каждый вечер» оно из списка выводит.</w:t>
+      </w:r>
+    </w:p>
+    <w:p>
+      <w:pPr>
+        <w:numPr>
+          <w:ilvl w:val="0"/>
+          <w:numId w:val="1006"/>
+        </w:numPr>
+        <w:pStyle w:val="Compact"/>
+      </w:pPr>
+      <w:r>
+        <w:rPr>
+          <w:bCs/>
+          <w:b/>
+        </w:rPr>
+        <w:t xml:space="preserve">Клюква</w:t>
+      </w:r>
+      <w:r>
+        <w:t xml:space="preserve"> </w:t>
+      </w:r>
+      <w:r>
+        <w:t xml:space="preserve">— данные противоречивы, ясного вывода нет.</w:t>
       </w:r>
     </w:p>
     <w:p>
@@ -1929,27 +1921,486 @@
         <w:pStyle w:val="FirstParagraph"/>
       </w:pPr>
       <w:r>
-        <w:t xml:space="preserve">С этой единственной цифрой связана отдельная сложность, и о ней честнее сказать сразу: тысяча миллиграммов — это про препарат с известной дозой, а не про заварку. Сколько имбиря в вашей чашке, не знает никто — ни вы, ни тот, кто советовал чай. Перевести миллиграммы в ложки корня обзор не берётся, и книга не берётся тоже.</w:t>
-      </w:r>
-    </w:p>
-    <w:p>
-      <w:pPr>
-        <w:pStyle w:val="BodyText"/>
-      </w:pPr>
-      <w:r>
-        <w:t xml:space="preserve">Даже здесь единого мнения нет: имбирь FDA относит к «в целом признанным безопасными», а надзорное ведомство Финляндии не рекомендует имбирные продукты беременным — именно потому, что безопасные пределы потребления не установлены.</w:t>
-      </w:r>
-    </w:p>
-    <w:p>
-      <w:pPr>
-        <w:pStyle w:val="BodyText"/>
-      </w:pPr>
-      <w:r>
-        <w:rPr>
-          <w:bCs/>
-          <w:b/>
-        </w:rPr>
-        <w:t xml:space="preserve">Что вызывает опасения.</w:t>
+        <w:rPr>
+          <w:bCs/>
+          <w:b/>
+        </w:rPr>
+        <w:t xml:space="preserve">Третья полка — травы, по которым данных нет вовсе.</w:t>
+      </w:r>
+      <w:r>
+        <w:t xml:space="preserve"> </w:t>
+      </w:r>
+      <w:r>
+        <w:t xml:space="preserve">Их большинство. Отсутствие данных — это отсутствие данных, а не доказанная опасность; но и многолетнее народное применение исследования не заменяет, потому что редкие эффекты и влияние на развитие ребёнка на глаз не улавливаются. Авторы обзора говорят об этом прямо: безопасных пределов потребления для растительных средств попросту не установлено.</w:t>
+      </w:r>
+    </w:p>
+    <w:p>
+      <w:pPr>
+        <w:pStyle w:val="BodyText"/>
+      </w:pPr>
+      <w:r>
+        <w:t xml:space="preserve">Если вечерний чай с ромашкой уже был привычкой не первый месяц — это не повод разбираться в случившемся в одиночку и тем более себя корить. Скажите об этом на ближайшем приёме, как сказали бы о любом другом принимаемом средстве; общий порядок действий для уже принятого разобран в разделе 7.16 «Если препарат уже принят: что делать по шагам».</w:t>
+      </w:r>
+    </w:p>
+    <w:p>
+      <w:pPr>
+        <w:pStyle w:val="BodyText"/>
+      </w:pPr>
+      <w:r>
+        <w:t xml:space="preserve">Что делать независимо от полки: называйте травяные сборы, когда вас спрашивают, что вы принимаете. Их пропускают чаще всего — не из скрытности, а потому что чай не воспринимается как лекарство. И относитесь настороженно к средствам, где состав не указан или указан общими словами вроде «растительный комплекс».</w:t>
+      </w:r>
+    </w:p>
+    <w:p>
+      <w:pPr>
+        <w:pStyle w:val="Heading2"/>
+      </w:pPr>
+      <w:r>
+        <w:t xml:space="preserve">7.13. Наружные средства и лечебная косметика: что проходит через кожу</w:t>
+      </w:r>
+    </w:p>
+    <w:p>
+      <w:pPr>
+        <w:pStyle w:val="FirstParagraph"/>
+      </w:pPr>
+      <w:r>
+        <w:t xml:space="preserve">Кожа при беременности меняется почти у всех — у кого-то высыпаниями, у кого-то пигментными пятнами, у кого-то сухостью и зудом, — и полка в ванной пополняется быстрее обычного. Сами средства — что бывает в аптеке при акне, под какими названиями и что смотреть в составе — разбираются в теме 5 «Кожа, уход за телом и интимная гигиена», раздел 5.4 «Косметика и уход: как оценить средство до применения». Здесь — другая сторона того же вопроса. Наружное средство с действующим веществом ближе к лекарству, чем к крему для рук, и правила этой главы к нему относятся полностью: сколько вещества попадает в кровь через кожу, отчего это количество меняется и почему по одним средствам ответ твёрдый, а по другим его нет.</w:t>
+      </w:r>
+    </w:p>
+    <w:p>
+      <w:pPr>
+        <w:pStyle w:val="BodyText"/>
+      </w:pPr>
+      <w:r>
+        <w:rPr>
+          <w:bCs/>
+          <w:b/>
+        </w:rPr>
+        <w:t xml:space="preserve">Ретиноиды.</w:t>
+      </w:r>
+      <w:r>
+        <w:t xml:space="preserve"> </w:t>
+      </w:r>
+      <w:r>
+        <w:t xml:space="preserve">Производные витамина А в кремах от акне и в антивозрастной косметике — самый частый вопрос этой полки.</w:t>
+      </w:r>
+    </w:p>
+    <w:p>
+      <w:pPr>
+        <w:pStyle w:val="BodyText"/>
+      </w:pPr>
+      <w:r>
+        <w:t xml:space="preserve">Внутрь витамин А в больших дозах — доказанный тератоген, об этом шла речь в разделе 7.4 «Мазь или таблетка: сколько вещества попадает в кровь». Регуляторы, действуя по принципу предосторожности, распространили ограничение и на наружные формы. Когда накопленные данные объединили в систематический обзор с метаанализом, повышения риска не обнаружилось: ни по крупным врождённым порокам, ни по самопроизвольному прерыванию при применении в первом триместре.</w:t>
+      </w:r>
+    </w:p>
+    <w:p>
+      <w:pPr>
+        <w:pStyle w:val="BodyText"/>
+      </w:pPr>
+      <w:r>
+        <w:t xml:space="preserve">Из этого не следует «пользуйтесь спокойно». Рекомендации регуляторов по-прежнему советуют воздержаться — как мера предосторожности, а не как вывод из доказанного вреда, и авторы обзора это оговаривают прямо.</w:t>
+      </w:r>
+    </w:p>
+    <w:p>
+      <w:pPr>
+        <w:pStyle w:val="BodyText"/>
+      </w:pPr>
+      <w:r>
+        <w:t xml:space="preserve">Плановое применение ретиноидов на время беременности поэтому откладывают: терять особо нечего, а вопрос остаётся открытым. Если же крем использовался до того, как вы узнали о беременности, — в объединённых данных повышения риска не видно ни по крупным порокам, ни по прерыванию беременности.</w:t>
+      </w:r>
+    </w:p>
+    <w:p>
+      <w:pPr>
+        <w:pStyle w:val="BodyText"/>
+      </w:pPr>
+      <w:r>
+        <w:rPr>
+          <w:bCs/>
+          <w:b/>
+        </w:rPr>
+        <w:t xml:space="preserve">Гормональные мази.</w:t>
+      </w:r>
+      <w:r>
+        <w:t xml:space="preserve"> </w:t>
+      </w:r>
+      <w:r>
+        <w:t xml:space="preserve">Второй частый вопрос — кортикостероиды в кремах при экземе, дерматите, зуде. Здесь доказательная база сильнее, чем по любому другому наружному средству: систематический обзор Cochrane не нашёл связи между их применением при беременности и расщелиной губы или нёба, преждевременными родами и гибелью плода.</w:t>
+      </w:r>
+    </w:p>
+    <w:p>
+      <w:pPr>
+        <w:pStyle w:val="BodyText"/>
+      </w:pPr>
+      <w:r>
+        <w:t xml:space="preserve">Одна оговорка в обзоре всё же есть, и она про количество. Для сильных и очень сильных препаратов авторы называют вероятной связь с низкой массой тела при рождении, особенно при очень большом суммарном расходе.</w:t>
+      </w:r>
+    </w:p>
+    <w:p>
+      <w:pPr>
+        <w:pStyle w:val="BodyText"/>
+      </w:pPr>
+      <w:r>
+        <w:t xml:space="preserve">Если мазь назначена, применяйте её по назначению: самостоятельная отмена гормональной мази при обострении обычно заканчивается тем, что площадь поражения растёт и мази в итоге уходит больше. Если препарат сильный и мазать нужно долго и много — это тема отдельного разговора с врачом.</w:t>
+      </w:r>
+    </w:p>
+    <w:p>
+      <w:pPr>
+        <w:pStyle w:val="BodyText"/>
+      </w:pPr>
+      <w:r>
+        <w:rPr>
+          <w:bCs/>
+          <w:b/>
+        </w:rPr>
+        <w:t xml:space="preserve">Средства от акне без рецепта.</w:t>
+      </w:r>
+      <w:r>
+        <w:t xml:space="preserve"> </w:t>
+      </w:r>
+      <w:r>
+        <w:t xml:space="preserve">Здесь работает то же различие, что и во всей главе: наружное средство — не то же самое, что таблетка. Кожа — неплохой барьер, и при нанесении на неё в кровь попадает лишь малая часть действующего вещества.</w:t>
+      </w:r>
+    </w:p>
+    <w:p>
+      <w:pPr>
+        <w:pStyle w:val="BodyText"/>
+      </w:pPr>
+      <w:r>
+        <w:t xml:space="preserve">Барьер этот не сплошной, и обе бреши стоит знать заранее: через повреждённую или раздражённую кожу вещества проходит больше, и больше — когда средство наносится на большую площадь. Крем, нанесённый точечно на воспалённый участок щеки, и то же средство, которым каждый день покрывают спину, плечи и грудь, — это разные количества вещества, попавшие в кровь.</w:t>
+      </w:r>
+    </w:p>
+    <w:p>
+      <w:pPr>
+        <w:pStyle w:val="BodyText"/>
+      </w:pPr>
+      <w:r>
+        <w:t xml:space="preserve">Четыре вещества из безрецептурных средств от акне американская коллегия акушеров-гинекологов называет применимыми при беременности при необходимости: бензоила пероксид, азелаиновая кислота, салициловая кислота, гликолевая кислота.</w:t>
+      </w:r>
+    </w:p>
+    <w:p>
+      <w:pPr>
+        <w:pStyle w:val="BodyText"/>
+      </w:pPr>
+      <w:r>
+        <w:rPr>
+          <w:iCs/>
+          <w:i/>
+        </w:rPr>
+        <w:t xml:space="preserve">ПРОВЕРИТЬ: перечень ACOG приведён по листку MotherToBaby, документ ACOG не открыт; гликолевая кислота стоит на единственном вторичном источнике (DISPUTED-CLAIMS, строка 18).</w:t>
+      </w:r>
+    </w:p>
+    <w:p>
+      <w:pPr>
+        <w:pStyle w:val="BodyText"/>
+      </w:pPr>
+      <w:r>
+        <w:t xml:space="preserve">Перечень этот американский, и на российскую аптеку он ложится не целиком. Три вещества из четырёх здесь продаются как средства с действующим веществом — у них есть название, состав и инструкция. Гликолевая кислота в этот ряд не попадает: как лекарство в России она не зарегистрирована, встречается в косметике, и нигде, кроме самого этого перечня, применительно к беременности не разбирается.</w:t>
+      </w:r>
+    </w:p>
+    <w:p>
+      <w:pPr>
+        <w:pStyle w:val="BodyText"/>
+      </w:pPr>
+      <w:r>
+        <w:t xml:space="preserve">Российский документ по акне при этом существует, и о беременности в нём сказано прямо — правда, об одном веществе из трёх. Азелаиновая кислота: в клинических рекомендациях Российского общества дерматовенерологов и косметологов записано, что контролируемых исследований у беременных не проводилось, но при наружном применении средств 15 % и 20 % побочных действий препарата не отмечалось. Рекомендации эти 2015 года, срок пересмотра у них прошёл, и опорой они служат с этой оговоркой.</w:t>
+      </w:r>
+    </w:p>
+    <w:p>
+      <w:pPr>
+        <w:pStyle w:val="BodyText"/>
+      </w:pPr>
+      <w:r>
+        <w:t xml:space="preserve">С бензоила пероксидом сложнее, и лучше знать об этом до аптеки. Тот же российский документ ставит его в схемы для тех, кто беременность планирует, а не для беременных, а справочная запись по самому веществу формулирует ещё строже: при беременности назначают только в случае крайней необходимости. Американский перечень и российская запись говорят про одно вещество разное — и выбирать между ними, стоя у прилавка, не нужно и не получится. Назовите врачу действующее вещество и спросите про него отдельно: это ровно тот случай, ради которого написан раздел 7.3 «Действующее вещество и торговое название: как не принять одно лекарство дважды».</w:t>
+      </w:r>
+    </w:p>
+    <w:p>
+      <w:pPr>
+        <w:pStyle w:val="BodyText"/>
+      </w:pPr>
+      <w:r>
+        <w:t xml:space="preserve">Что этот перечень означает и чего не означает. Он означает: связи между наружными безрецептурными средствами от акне и повышением частоты врождённых пороков не выявлено, и при применении по инструкции повышения риска осложнений беременности не ожидается. Он не означает, что любой крем с этими веществами автоматически подходит: в готовом средстве их обычно несколько, и рядом может стоять ретиноид или что-то ещё. Смотреть надо на весь состав — и это ровно тот навык из раздела 7.3 «Действующее вещество и торговое название: как не принять одно лекарство дважды».</w:t>
+      </w:r>
+    </w:p>
+    <w:p>
+      <w:pPr>
+        <w:pStyle w:val="BodyText"/>
+      </w:pPr>
+      <w:r>
+        <w:rPr>
+          <w:bCs/>
+          <w:b/>
+        </w:rPr>
+        <w:t xml:space="preserve">Осветляющие средства.</w:t>
+      </w:r>
+      <w:r>
+        <w:t xml:space="preserve"> </w:t>
+      </w:r>
+      <w:r>
+        <w:t xml:space="preserve">Отдельная полка — кремы «от пигментных пятен»: потемнение кожи при беременности случается часто, и покупают эти кремы именно ради него. Главное действующее вещество таких средств — гидрохинон, и с ним ответ другой, чем со средствами от акне.</w:t>
+      </w:r>
+    </w:p>
+    <w:p>
+      <w:pPr>
+        <w:pStyle w:val="BodyText"/>
+      </w:pPr>
+      <w:r>
+        <w:t xml:space="preserve">Данных о применении гидрохинона при беременности крайне мало, и оценить тератогенный риск по ним невозможно — не потому, что риск нашли, а потому, что смотреть почти не на что. При таком положении британская тератологическая служба рекомендацию формулирует однозначно: осветляющие средства с гидрохиноном при беременности применять не рекомендуется.</w:t>
+      </w:r>
+    </w:p>
+    <w:p>
+      <w:pPr>
+        <w:pStyle w:val="BodyText"/>
+      </w:pPr>
+      <w:r>
+        <w:t xml:space="preserve">Если крем уже использовался, то вот что говорит на этот счёт та же служба: воздействие гидрохинона обычно не считается ни основанием для прерывания беременности, ни поводом для дополнительного наблюдения по умолчанию.</w:t>
+      </w:r>
+    </w:p>
+    <w:p>
+      <w:pPr>
+        <w:pStyle w:val="BodyText"/>
+      </w:pPr>
+      <w:r>
+        <w:t xml:space="preserve">Плановое осветление кожи спокойно ждёт до после родов. Тем более что потемнение, связанное с беременностью, часто само бледнеет после неё.</w:t>
+      </w:r>
+    </w:p>
+    <w:p>
+      <w:pPr>
+        <w:pStyle w:val="BodyText"/>
+      </w:pPr>
+      <w:r>
+        <w:t xml:space="preserve">По всей полке правило одно: если средство наносится на небольшой участок и по инструкции, в кровь попадает малая доля вещества, и отдельного разговора это не требует. Если площадь большая, кожа повреждена или средство лечебное и назначено курсом — назовите его врачу по действующему веществу.</w:t>
+      </w:r>
+    </w:p>
+    <w:p>
+      <w:pPr>
+        <w:pStyle w:val="Heading2"/>
+      </w:pPr>
+      <w:r>
+        <w:t xml:space="preserve">7.14. Снотворные и мелатонин: почему их не начинают без врача</w:t>
+      </w:r>
+    </w:p>
+    <w:p>
+      <w:pPr>
+        <w:pStyle w:val="FirstParagraph"/>
+      </w:pPr>
+      <w:r>
+        <w:t xml:space="preserve">Три часа ночи, сна нет вторую неделю подряд, а в ящике лежит упаковка мелатонина, купленная ещё до беременности и когда-то помогавшая. Соблазн принять её понятен, и разбирать его стоит отдельно от всех прочих средств для сна — по причине, которая у мелатонина особенная.</w:t>
+      </w:r>
+    </w:p>
+    <w:p>
+      <w:pPr>
+        <w:pStyle w:val="BodyText"/>
+      </w:pPr>
+      <w:r>
+        <w:t xml:space="preserve">Он единственный в аптеке продаётся как безрецептурное средство и при этом является гормоном, который организм вырабатывает сам. Из-за этого возникает соблазн рассуждать так: раз он и так свой, добавить немного — то же самое, что помочь себе.</w:t>
+      </w:r>
+    </w:p>
+    <w:p>
+      <w:pPr>
+        <w:pStyle w:val="BodyText"/>
+      </w:pPr>
+      <w:r>
+        <w:t xml:space="preserve">Собственный мелатонин при беременности растёт. Уровни повышаются по ходу беременности и достигают максимума в третьем триместре — то есть ровно тогда, когда со сном обычно тяжелее всего.</w:t>
+      </w:r>
+    </w:p>
+    <w:p>
+      <w:pPr>
+        <w:pStyle w:val="BodyText"/>
+      </w:pPr>
+      <w:r>
+        <w:t xml:space="preserve">Материнский мелатонин проходит через плаценту к ребёнку, и в этом переходе есть смысл: собственного суточного ритма выработки у ребёнка ещё нет — он появляется только к трём-пяти месяцам после рождения. До этого времени сигналом «сейчас ночь» служит материнский гормон, и по нему выстраивается будущий цикл сна и бодрствования ребёнка.</w:t>
+      </w:r>
+    </w:p>
+    <w:p>
+      <w:pPr>
+        <w:pStyle w:val="BodyText"/>
+      </w:pPr>
+      <w:r>
+        <w:t xml:space="preserve">Поэтому таблетка мелатонина — не «немного своего же гормона», а внешний сигнал, поданный в систему, которая работает на двоих и в это время и без того на подъёме. И главная сложность здесь не в том, что этот сигнал доказанно вреден, а в том, что его последствий никто толком не измерял.</w:t>
+      </w:r>
+    </w:p>
+    <w:p>
+      <w:pPr>
+        <w:pStyle w:val="BodyText"/>
+      </w:pPr>
+      <w:r>
+        <w:t xml:space="preserve">Применение добавок мелатонина при беременности изучено плохо — так прямо и сформулировано в справочной службе по тератологии.</w:t>
+      </w:r>
+    </w:p>
+    <w:p>
+      <w:pPr>
+        <w:pStyle w:val="BodyText"/>
+      </w:pPr>
+      <w:r>
+        <w:t xml:space="preserve">Внутри этого «плохо изучено» есть два конкретных факта, и оба стоит знать, потому что тянут они в разные стороны.</w:t>
+      </w:r>
+    </w:p>
+    <w:p>
+      <w:pPr>
+        <w:pStyle w:val="BodyText"/>
+      </w:pPr>
+      <w:r>
+        <w:t xml:space="preserve">Первый — успокаивающий. Исследования, где мелатонин применяли при лечении бесплодия, повышения частоты выкидыша не показали, а немногочисленные исследования на людях не дали сигнала о повышении частоты врождённых пороков.</w:t>
+      </w:r>
+    </w:p>
+    <w:p>
+      <w:pPr>
+        <w:pStyle w:val="BodyText"/>
+      </w:pPr>
+      <w:r>
+        <w:t xml:space="preserve">Второй — настораживающий, и он про дозу. В одном давнем исследовании суточные дозы мелатонина в диапазоне 75–300 мг влияли на работу яичников, снижая уровень гормонов, необходимых для наступления беременности.</w:t>
+      </w:r>
+    </w:p>
+    <w:p>
+      <w:pPr>
+        <w:pStyle w:val="BodyText"/>
+      </w:pPr>
+      <w:r>
+        <w:t xml:space="preserve">Речь там шла о зачатии, при уже наступившей беременности это не изучалось, и дозы назывались конкретные. До разговора с врачом поэтому стоит сделать один шаг: посмотрите на упаковку и найдите дозу в миллиграммах на таблетку. Сопоставить её с числами из исследования — первое, что сделает и врач, и без этой цифры разговор о мелатонине будет разговором ни о чём.</w:t>
+      </w:r>
+    </w:p>
+    <w:p>
+      <w:pPr>
+        <w:pStyle w:val="BodyText"/>
+      </w:pPr>
+      <w:r>
+        <w:rPr>
+          <w:bCs/>
+          <w:b/>
+        </w:rPr>
+        <w:t xml:space="preserve">Что делать.</w:t>
+      </w:r>
+      <w:r>
+        <w:t xml:space="preserve"> </w:t>
+      </w:r>
+      <w:r>
+        <w:t xml:space="preserve">Мелатонин при беременности не начинают самостоятельно — ни по совету подруги, ни потому, что он лежит на полке рядом с витаминами и не требует рецепта. Отсутствие рецепта говорит здесь только о порядке продажи. Добавки регулируются иначе, чем лекарства, и требования к доказательствам у них другие.</w:t>
+      </w:r>
+    </w:p>
+    <w:p>
+      <w:pPr>
+        <w:pStyle w:val="BodyText"/>
+      </w:pPr>
+      <w:r>
+        <w:t xml:space="preserve">Если вы принимали мелатонин до того, как узнали о беременности: в имеющихся данных сигнала о вреде нет — ни по выкидышам, ни по врождённым порокам. Скажите об этом врачу на ближайшем приёме и на этом закройте вопрос. Что делать с уже принятым препаратом в целом, разбирает раздел 7.16 «Если препарат уже принят: что делать по шагам».</w:t>
+      </w:r>
+    </w:p>
+    <w:p>
+      <w:pPr>
+        <w:pStyle w:val="BodyText"/>
+      </w:pPr>
+      <w:r>
+        <w:t xml:space="preserve">Со снотворными по рецепту принцип тот же и без исключений: назначает врач, знающий о беременности; самостоятельная отмена уже назначенного препарата — тоже вопрос к врачу.</w:t>
+      </w:r>
+    </w:p>
+    <w:p>
+      <w:pPr>
+        <w:pStyle w:val="BodyText"/>
+      </w:pPr>
+      <w:r>
+        <w:t xml:space="preserve">И то, ради чего в эту главу вообще отправляет тема о сне: принцип обращения с препаратами для сна исчерпывается сказанным выше, а всё остальное — режим, свет, вечерние привычки — разобрано в теме 2 «Режим дня, сон и восстановление», раздел 2.3 «Режим дня: как настроить засыпание». Когда бессонница перестаёт быть просто неудобством — там же, в разделе 2.5 «Когда нужен врач: границы самопомощи при бессоннице».</w:t>
+      </w:r>
+    </w:p>
+    <w:p>
+      <w:pPr>
+        <w:pStyle w:val="Heading2"/>
+      </w:pPr>
+      <w:r>
+        <w:t xml:space="preserve">7.15. Антибиотики: кто выбирает препарат и почему курс допивают</w:t>
+      </w:r>
+    </w:p>
+    <w:p>
+      <w:pPr>
+        <w:pStyle w:val="FirstParagraph"/>
+      </w:pPr>
+      <w:r>
+        <w:t xml:space="preserve">Рецепт на антибиотик при беременности пугает сильнее любого другого назначения: кажется, что соглашаться на него — уже вред, а отказаться — всего лишь осторожность. Работает это ровно наоборот, и по той же причине, что разобрана в разделе 7.5: невылеченная инфекция угрожает и вам, и беременности, а отказ от нужного препарата — это не отсутствие риска, а другой риск. Выбор при этом действительно есть, и делает его врач.</w:t>
+      </w:r>
+    </w:p>
+    <w:p>
+      <w:pPr>
+        <w:pStyle w:val="BodyText"/>
+      </w:pPr>
+      <w:r>
+        <w:rPr>
+          <w:bCs/>
+          <w:b/>
+        </w:rPr>
+        <w:t xml:space="preserve">Два случая, когда антибиотик назначают женщине, которая прекрасно себя чувствует.</w:t>
+      </w:r>
+      <w:r>
+        <w:t xml:space="preserve"> </w:t>
+      </w:r>
+      <w:r>
+        <w:t xml:space="preserve">Именно здесь чаще всего возникает соблазн рецепт не выполнить, поэтому оба стоит разобрать заранее — до того, как он окажется у вас на руках.</w:t>
+      </w:r>
+    </w:p>
+    <w:p>
+      <w:pPr>
+        <w:pStyle w:val="BodyText"/>
+      </w:pPr>
+      <w:r>
+        <w:t xml:space="preserve">Первый. На первом визите вас направят на посев мочи, и этот анализ ищет бактерии у женщины</w:t>
+      </w:r>
+      <w:r>
+        <w:t xml:space="preserve"> </w:t>
+      </w:r>
+      <w:r>
+        <w:rPr>
+          <w:bCs/>
+          <w:b/>
+        </w:rPr>
+        <w:t xml:space="preserve">без каких-либо жалоб</w:t>
+      </w:r>
+      <w:r>
+        <w:t xml:space="preserve"> </w:t>
+      </w:r>
+      <w:r>
+        <w:t xml:space="preserve">— рост колоний в моче при полном отсутствии симптомов. Это и называется бессимптомной бактериурией. Смысл искать её заранее в том, что раннее выявление и лечение снижает риск пиелонефрита, преждевременных родов и задержки роста плода.</w:t>
+      </w:r>
+    </w:p>
+    <w:p>
+      <w:pPr>
+        <w:pStyle w:val="BodyText"/>
+      </w:pPr>
+      <w:r>
+        <w:t xml:space="preserve">Если посев дал рост, а вы ничего не чувствуете — лечение всё равно назначается, и это не перестраховка. Ощущения здесь не показатель: пиелонефрит начинается уже с температуры и боли, и лечить его заметно тяжелее, чем предотвратить.</w:t>
+      </w:r>
+    </w:p>
+    <w:p>
+      <w:pPr>
+        <w:pStyle w:val="BodyText"/>
+      </w:pPr>
+      <w:r>
+        <w:t xml:space="preserve">Второй случай — стрептококк группы В, бактерия, носительство которой обычно ничем себя не проявляет; именно поэтому мазок берут у всех, а не по жалобам. Делают это в 35–37 недель, и положительный результат означает не лечение сейчас, а</w:t>
+      </w:r>
+      <w:r>
+        <w:t xml:space="preserve"> </w:t>
+      </w:r>
+      <w:r>
+        <w:rPr>
+          <w:bCs/>
+          <w:b/>
+        </w:rPr>
+        <w:t xml:space="preserve">антибиотикопрофилактику в родах</w:t>
+      </w:r>
+      <w:r>
+        <w:t xml:space="preserve">. Знать об этом заранее стоит по одной причине: в родах вам сообщат о таком назначении в момент, когда разбираться уже некогда. Положительный мазок — это не «инфекция, которую упустили», это известный заранее пункт плана родов.</w:t>
+      </w:r>
+    </w:p>
+    <w:p>
+      <w:pPr>
+        <w:pStyle w:val="BodyText"/>
+      </w:pPr>
+      <w:r>
+        <w:t xml:space="preserve">Выбор препарата — не ваша задача. Часть антибиотиков при беременности не применяют, и один стоит запомнить именно потому, что он до сих пор лежит у многих в аптечке: тетрациклин не используют никогда.</w:t>
+      </w:r>
+    </w:p>
+    <w:p>
+      <w:pPr>
+        <w:pStyle w:val="BodyText"/>
+      </w:pPr>
+      <w:r>
+        <w:t xml:space="preserve">Ваша задача — четыре вещи, и все четыре конкретные:</w:t>
       </w:r>
     </w:p>
     <w:p>
@@ -1965,13 +2416,13 @@
           <w:bCs/>
           <w:b/>
         </w:rPr>
-        <w:t xml:space="preserve">Эхинацея</w:t>
-      </w:r>
-      <w:r>
-        <w:t xml:space="preserve"> </w:t>
-      </w:r>
-      <w:r>
-        <w:t xml:space="preserve">— Европейское агентство по лекарственным средствам не рекомендует её при беременности и в период кормления, кроме как по назначению врача.</w:t>
+        <w:t xml:space="preserve">назвать срок беременности до того, как выписан рецепт</w:t>
+      </w:r>
+      <w:r>
+        <w:t xml:space="preserve"> </w:t>
+      </w:r>
+      <w:r>
+        <w:t xml:space="preserve">— от срока зависит и выбор препарата, и решение, лечить ли вообще сейчас;</w:t>
       </w:r>
     </w:p>
     <w:p>
@@ -1987,13 +2438,13 @@
           <w:bCs/>
           <w:b/>
         </w:rPr>
-        <w:t xml:space="preserve">Гинкго билоба</w:t>
-      </w:r>
-      <w:r>
-        <w:t xml:space="preserve"> </w:t>
-      </w:r>
-      <w:r>
-        <w:t xml:space="preserve">— помимо истории с колхицином, его советуют избегать перед родами: он способен удлинять время кровотечения.</w:t>
+        <w:t xml:space="preserve">сказать об аллергии на антибиотики, если она была, и назвать препарат</w:t>
+      </w:r>
+      <w:r>
+        <w:t xml:space="preserve"> </w:t>
+      </w:r>
+      <w:r>
+        <w:t xml:space="preserve">— от этого зависит, чем вас будут лечить в родах, если понадобится;</w:t>
       </w:r>
     </w:p>
     <w:p>
@@ -2009,13 +2460,13 @@
           <w:bCs/>
           <w:b/>
         </w:rPr>
-        <w:t xml:space="preserve">Ромашка</w:t>
-      </w:r>
-      <w:r>
-        <w:t xml:space="preserve"> </w:t>
-      </w:r>
-      <w:r>
-        <w:t xml:space="preserve">— при регулярном употреблении наблюдали более высокую частоту угрожающего выкидыша, то есть состояния, при котором беременность может прерваться и требуется наблюдение, и преждевременных родов. Это наблюдение; доказанной причинно-следственной связи за ним нет. Но ромашку как «безобидный чай каждый вечер» оно из списка выводит.</w:t>
+        <w:t xml:space="preserve">уточнить, на сколько дней курс</w:t>
+      </w:r>
+      <w:r>
+        <w:t xml:space="preserve"> </w:t>
+      </w:r>
+      <w:r>
+        <w:t xml:space="preserve">— эту цифру называет врач, единой длительности не существует, и записать её стоит сразу, а не вспоминать на пятый день;</w:t>
       </w:r>
     </w:p>
     <w:p>
@@ -2031,13 +2482,13 @@
           <w:bCs/>
           <w:b/>
         </w:rPr>
-        <w:t xml:space="preserve">Клюква</w:t>
-      </w:r>
-      <w:r>
-        <w:t xml:space="preserve"> </w:t>
-      </w:r>
-      <w:r>
-        <w:t xml:space="preserve">— данные противоречивы, ясного вывода нет.</w:t>
+        <w:t xml:space="preserve">допить курс до конца</w:t>
+      </w:r>
+      <w:r>
+        <w:t xml:space="preserve"> </w:t>
+      </w:r>
+      <w:r>
+        <w:t xml:space="preserve">— брошенный на середине антибиотик не «меньше лекарства», а невылеченная инфекция и потраченное впустую действие препарата.</w:t>
       </w:r>
     </w:p>
     <w:p>
@@ -2045,33 +2496,15 @@
         <w:pStyle w:val="FirstParagraph"/>
       </w:pPr>
       <w:r>
-        <w:rPr>
-          <w:bCs/>
-          <w:b/>
-        </w:rPr>
-        <w:t xml:space="preserve">Третья полка — травы, по которым данных нет вовсе.</w:t>
-      </w:r>
-      <w:r>
-        <w:t xml:space="preserve"> </w:t>
-      </w:r>
-      <w:r>
-        <w:t xml:space="preserve">Их большинство. Отсутствие данных — это отсутствие данных, а не доказанная опасность; но и многолетнее народное применение исследования не заменяет, потому что редкие эффекты и влияние на развитие ребёнка на глаз не улавливаются. Авторы обзора говорят об этом прямо: безопасных пределов потребления для растительных средств попросту не установлено.</w:t>
-      </w:r>
-    </w:p>
-    <w:p>
-      <w:pPr>
-        <w:pStyle w:val="BodyText"/>
-      </w:pPr>
-      <w:r>
-        <w:t xml:space="preserve">Если вечерний чай с ромашкой уже был привычкой не первый месяц — это не повод разбираться в случившемся в одиночку и тем более себя корить. Скажите об этом на ближайшем приёме, как сказали бы о любом другом принимаемом средстве; общий порядок действий для уже принятого разобран в разделе 7.16 «Если препарат уже принят: что делать по шагам».</w:t>
-      </w:r>
-    </w:p>
-    <w:p>
-      <w:pPr>
-        <w:pStyle w:val="BodyText"/>
-      </w:pPr>
-      <w:r>
-        <w:t xml:space="preserve">Что делать независимо от полки: называйте травяные сборы, когда вас спрашивают, что вы принимаете. Их пропускают чаще всего — не из скрытности, а потому что чай не воспринимается как лекарство. И относитесь настороженно к средствам, где состав не указан или указан общими словами вроде «растительный комплекс».</w:t>
+        <w:t xml:space="preserve">Улучшение на третий день — ожидаемый ход событий, и сигналом остановиться оно не служит: именно на этом месте курс чаще всего и бросают.</w:t>
+      </w:r>
+    </w:p>
+    <w:p>
+      <w:pPr>
+        <w:pStyle w:val="BodyText"/>
+      </w:pPr>
+      <w:r>
+        <w:t xml:space="preserve">Антибиотик не действует на вирусы, и при обычной простуде не нужен — об этом в разделе 7.8 «Простуда, кашель, насморк: что помогает и когда звонить врачу». Если антибиотик предлагают «на всякий случай, чтобы не спустилось ниже», это тот случай, когда уместно спросить: какой именно инфекции мы лечим и по какому анализу. Вопрос вежливый и совершенно нормальный.</w:t>
       </w:r>
     </w:p>
     <w:p>
@@ -2079,7 +2512,7 @@
         <w:pStyle w:val="Heading2"/>
       </w:pPr>
       <w:r>
-        <w:t xml:space="preserve">7.13. Наружные средства и лечебная косметика: что проходит через кожу</w:t>
+        <w:t xml:space="preserve">7.16. Если препарат уже принят: что делать по шагам</w:t>
       </w:r>
     </w:p>
     <w:p>
@@ -2087,444 +2520,51 @@
         <w:pStyle w:val="FirstParagraph"/>
       </w:pPr>
       <w:r>
-        <w:t xml:space="preserve">Кожа при беременности меняется почти у всех — у кого-то высыпаниями, у кого-то пигментными пятнами, у кого-то сухостью и зудом, — и полка в ванной пополняется быстрее обычного. Сами средства — что бывает в аптеке при акне, под какими названиями и что смотреть в составе — разбираются в теме 5 «Кожа, уход за телом и интимная гигиена», раздел 5.4 «Косметика и уход: как оценить средство до применения». Здесь — другая сторона того же вопроса. Наружное средство с действующим веществом ближе к лекарству, чем к крему для рук, и правила этой главы к нему относятся полностью: сколько вещества попадает в кровь через кожу, отчего это количество меняется и почему по одним средствам ответ твёрдый, а по другим его нет.</w:t>
-      </w:r>
-    </w:p>
-    <w:p>
-      <w:pPr>
-        <w:pStyle w:val="BodyText"/>
-      </w:pPr>
-      <w:r>
-        <w:rPr>
-          <w:bCs/>
-          <w:b/>
-        </w:rPr>
-        <w:t xml:space="preserve">Ретиноиды.</w:t>
-      </w:r>
-      <w:r>
-        <w:t xml:space="preserve"> </w:t>
-      </w:r>
-      <w:r>
-        <w:t xml:space="preserve">Производные витамина А в кремах от акне и в антивозрастной косметике — самый частый вопрос этой полки.</w:t>
-      </w:r>
-    </w:p>
-    <w:p>
-      <w:pPr>
-        <w:pStyle w:val="BodyText"/>
-      </w:pPr>
-      <w:r>
-        <w:t xml:space="preserve">Внутрь витамин А в больших дозах — доказанный тератоген, об этом шла речь в разделе 7.4 «Мазь или таблетка: сколько вещества попадает в кровь». Регуляторы, действуя по принципу предосторожности, распространили ограничение и на наружные формы. Когда накопленные данные объединили в систематический обзор с метаанализом, повышения риска не обнаружилось: ни по крупным врождённым порокам, ни по самопроизвольному прерыванию при применении в первом триместре.</w:t>
-      </w:r>
-    </w:p>
-    <w:p>
-      <w:pPr>
-        <w:pStyle w:val="BodyText"/>
-      </w:pPr>
-      <w:r>
-        <w:t xml:space="preserve">Из этого не следует «пользуйтесь спокойно». Рекомендации регуляторов по-прежнему советуют воздержаться — как мера предосторожности, а не как вывод из доказанного вреда, и авторы обзора это оговаривают прямо.</w:t>
-      </w:r>
-    </w:p>
-    <w:p>
-      <w:pPr>
-        <w:pStyle w:val="BodyText"/>
-      </w:pPr>
-      <w:r>
-        <w:t xml:space="preserve">Плановое применение ретиноидов на время беременности поэтому откладывают: терять особо нечего, а вопрос остаётся открытым. Если же крем использовался до того, как вы узнали о беременности, — в объединённых данных повышения риска не видно ни по крупным порокам, ни по прерыванию беременности.</w:t>
-      </w:r>
-    </w:p>
-    <w:p>
-      <w:pPr>
-        <w:pStyle w:val="BodyText"/>
-      </w:pPr>
-      <w:r>
-        <w:rPr>
-          <w:bCs/>
-          <w:b/>
-        </w:rPr>
-        <w:t xml:space="preserve">Гормональные мази.</w:t>
-      </w:r>
-      <w:r>
-        <w:t xml:space="preserve"> </w:t>
-      </w:r>
-      <w:r>
-        <w:t xml:space="preserve">Второй частый вопрос — кортикостероиды в кремах при экземе, дерматите, зуде. Здесь доказательная база сильнее, чем по любому другому наружному средству: систематический обзор Cochrane не нашёл связи между их применением при беременности и расщелиной губы или нёба, преждевременными родами и гибелью плода.</w:t>
-      </w:r>
-    </w:p>
-    <w:p>
-      <w:pPr>
-        <w:pStyle w:val="BodyText"/>
-      </w:pPr>
-      <w:r>
-        <w:t xml:space="preserve">Одна оговорка в обзоре всё же есть, и она про количество. Для сильных и очень сильных препаратов авторы называют вероятной связь с низкой массой тела при рождении, особенно при очень большом суммарном расходе.</w:t>
-      </w:r>
-    </w:p>
-    <w:p>
-      <w:pPr>
-        <w:pStyle w:val="BodyText"/>
-      </w:pPr>
-      <w:r>
-        <w:t xml:space="preserve">Если мазь назначена, применяйте её по назначению: самостоятельная отмена гормональной мази при обострении обычно заканчивается тем, что площадь поражения растёт и мази в итоге уходит больше. Если препарат сильный и мазать нужно долго и много — это тема отдельного разговора с врачом.</w:t>
-      </w:r>
-    </w:p>
-    <w:p>
-      <w:pPr>
-        <w:pStyle w:val="BodyText"/>
-      </w:pPr>
-      <w:r>
-        <w:rPr>
-          <w:bCs/>
-          <w:b/>
-        </w:rPr>
-        <w:t xml:space="preserve">Средства от акне без рецепта.</w:t>
-      </w:r>
-      <w:r>
-        <w:t xml:space="preserve"> </w:t>
-      </w:r>
-      <w:r>
-        <w:t xml:space="preserve">Здесь работает то же различие, что и во всей главе: наружное средство — не то же самое, что таблетка. Кожа — неплохой барьер, и при нанесении на неё в кровь попадает лишь малая часть действующего вещества.</w:t>
-      </w:r>
-    </w:p>
-    <w:p>
-      <w:pPr>
-        <w:pStyle w:val="BodyText"/>
-      </w:pPr>
-      <w:r>
-        <w:t xml:space="preserve">Барьер этот не сплошной, и обе бреши стоит знать заранее: через повреждённую или раздражённую кожу вещества проходит больше, и больше — когда средство наносится на большую площадь. Крем, нанесённый точечно на воспалённый участок щеки, и то же средство, которым каждый день покрывают спину, плечи и грудь, — это разные количества вещества, попавшие в кровь.</w:t>
-      </w:r>
-    </w:p>
-    <w:p>
-      <w:pPr>
-        <w:pStyle w:val="BodyText"/>
-      </w:pPr>
-      <w:r>
-        <w:t xml:space="preserve">Четыре вещества из безрецептурных средств от акне американская коллегия акушеров-гинекологов называет применимыми при беременности при необходимости: бензоила пероксид, азелаиновая кислота, салициловая кислота, гликолевая кислота.</w:t>
-      </w:r>
-    </w:p>
-    <w:p>
-      <w:pPr>
-        <w:pStyle w:val="BodyText"/>
-      </w:pPr>
-      <w:r>
-        <w:rPr>
-          <w:iCs/>
-          <w:i/>
-        </w:rPr>
-        <w:t xml:space="preserve">ПРОВЕРИТЬ: перечень ACOG приведён по листку MotherToBaby, документ ACOG не открыт; гликолевая кислота стоит на единственном вторичном источнике (DISPUTED-CLAIMS, строка 18).</w:t>
-      </w:r>
-    </w:p>
-    <w:p>
-      <w:pPr>
-        <w:pStyle w:val="BodyText"/>
-      </w:pPr>
-      <w:r>
-        <w:t xml:space="preserve">Перечень этот американский, и на российскую аптеку он ложится не целиком. Три вещества из четырёх здесь продаются как средства с действующим веществом — у них есть название, состав и инструкция. Гликолевая кислота в этот ряд не попадает: как лекарство в России она не зарегистрирована, встречается в косметике, и нигде, кроме самого этого перечня, применительно к беременности не разбирается.</w:t>
-      </w:r>
-    </w:p>
-    <w:p>
-      <w:pPr>
-        <w:pStyle w:val="BodyText"/>
-      </w:pPr>
-      <w:r>
-        <w:t xml:space="preserve">Российский документ по акне при этом существует, и о беременности в нём сказано прямо — правда, об одном веществе из трёх. Азелаиновая кислота: в клинических рекомендациях Российского общества дерматовенерологов и косметологов записано, что контролируемых исследований у беременных не проводилось, но при наружном применении средств 15 % и 20 % побочных действий препарата не отмечалось. Рекомендации эти 2015 года, срок пересмотра у них прошёл, и опорой они служат с этой оговоркой.</w:t>
-      </w:r>
-    </w:p>
-    <w:p>
-      <w:pPr>
-        <w:pStyle w:val="BodyText"/>
-      </w:pPr>
-      <w:r>
-        <w:t xml:space="preserve">С бензоила пероксидом сложнее, и лучше знать об этом до аптеки. Тот же российский документ ставит его в схемы для тех, кто беременность планирует, а не для беременных, а справочная запись по самому веществу формулирует ещё строже: при беременности назначают только в случае крайней необходимости. Американский перечень и российская запись говорят про одно вещество разное — и выбирать между ними, стоя у прилавка, не нужно и не получится. Назовите врачу действующее вещество и спросите про него отдельно: это ровно тот случай, ради которого написан раздел 7.3 «Действующее вещество и торговое название: как не принять одно лекарство дважды».</w:t>
-      </w:r>
-    </w:p>
-    <w:p>
-      <w:pPr>
-        <w:pStyle w:val="BodyText"/>
-      </w:pPr>
-      <w:r>
-        <w:t xml:space="preserve">Что этот перечень означает и чего не означает. Он означает: связи между наружными безрецептурными средствами от акне и повышением частоты врождённых пороков не выявлено, и при применении по инструкции повышения риска осложнений беременности не ожидается. Он не означает, что любой крем с этими веществами автоматически подходит: в готовом средстве их обычно несколько, и рядом может стоять ретиноид или что-то ещё. Смотреть надо на весь состав — и это ровно тот навык из раздела 7.3 «Действующее вещество и торговое название: как не принять одно лекарство дважды».</w:t>
-      </w:r>
-    </w:p>
-    <w:p>
-      <w:pPr>
-        <w:pStyle w:val="BodyText"/>
-      </w:pPr>
-      <w:r>
-        <w:rPr>
-          <w:bCs/>
-          <w:b/>
-        </w:rPr>
-        <w:t xml:space="preserve">Осветляющие средства.</w:t>
-      </w:r>
-      <w:r>
-        <w:t xml:space="preserve"> </w:t>
-      </w:r>
-      <w:r>
-        <w:t xml:space="preserve">Отдельная полка — кремы «от пигментных пятен»: потемнение кожи при беременности случается часто, и покупают эти кремы именно ради него. Главное действующее вещество таких средств — гидрохинон, и с ним ответ другой, чем со средствами от акне.</w:t>
-      </w:r>
-    </w:p>
-    <w:p>
-      <w:pPr>
-        <w:pStyle w:val="BodyText"/>
-      </w:pPr>
-      <w:r>
-        <w:t xml:space="preserve">Данных о применении гидрохинона при беременности крайне мало, и оценить тератогенный риск по ним невозможно — не потому, что риск нашли, а потому, что смотреть почти не на что. При таком положении британская тератологическая служба рекомендацию формулирует однозначно: осветляющие средства с гидрохиноном при беременности применять не рекомендуется.</w:t>
-      </w:r>
-    </w:p>
-    <w:p>
-      <w:pPr>
-        <w:pStyle w:val="BodyText"/>
-      </w:pPr>
-      <w:r>
-        <w:t xml:space="preserve">Если крем уже использовался, то вот что говорит на этот счёт та же служба: воздействие гидрохинона обычно не считается ни основанием для прерывания беременности, ни поводом для дополнительного наблюдения по умолчанию.</w:t>
-      </w:r>
-    </w:p>
-    <w:p>
-      <w:pPr>
-        <w:pStyle w:val="BodyText"/>
-      </w:pPr>
-      <w:r>
-        <w:t xml:space="preserve">Плановое осветление кожи спокойно ждёт до после родов. Тем более что потемнение, связанное с беременностью, часто само бледнеет после неё.</w:t>
-      </w:r>
-    </w:p>
-    <w:p>
-      <w:pPr>
-        <w:pStyle w:val="BodyText"/>
-      </w:pPr>
-      <w:r>
-        <w:t xml:space="preserve">По всей полке правило одно: если средство наносится на небольшой участок и по инструкции, в кровь попадает малая доля вещества, и отдельного разговора это не требует. Если площадь большая, кожа повреждена или средство лечебное и назначено курсом — назовите его врачу по действующему веществу.</w:t>
-      </w:r>
-    </w:p>
-    <w:p>
-      <w:pPr>
-        <w:pStyle w:val="Heading2"/>
-      </w:pPr>
-      <w:r>
-        <w:t xml:space="preserve">7.14. Снотворные и мелатонин: почему их не начинают без врача</w:t>
-      </w:r>
-    </w:p>
-    <w:p>
-      <w:pPr>
-        <w:pStyle w:val="FirstParagraph"/>
-      </w:pPr>
-      <w:r>
-        <w:t xml:space="preserve">Три часа ночи, сна нет вторую неделю подряд, а в ящике лежит упаковка мелатонина, купленная ещё до беременности и когда-то помогавшая. Соблазн принять её понятен, и разбирать его стоит отдельно от всех прочих средств для сна — по причине, которая у мелатонина особенная.</w:t>
-      </w:r>
-    </w:p>
-    <w:p>
-      <w:pPr>
-        <w:pStyle w:val="BodyText"/>
-      </w:pPr>
-      <w:r>
-        <w:t xml:space="preserve">Он единственный в аптеке продаётся как безрецептурное средство и при этом является гормоном, который организм вырабатывает сам. Из-за этого возникает соблазн рассуждать так: раз он и так свой, добавить немного — то же самое, что помочь себе.</w:t>
-      </w:r>
-    </w:p>
-    <w:p>
-      <w:pPr>
-        <w:pStyle w:val="BodyText"/>
-      </w:pPr>
-      <w:r>
-        <w:t xml:space="preserve">Собственный мелатонин при беременности растёт. Уровни повышаются по ходу беременности и достигают максимума в третьем триместре — то есть ровно тогда, когда со сном обычно тяжелее всего.</w:t>
-      </w:r>
-    </w:p>
-    <w:p>
-      <w:pPr>
-        <w:pStyle w:val="BodyText"/>
-      </w:pPr>
-      <w:r>
-        <w:t xml:space="preserve">Материнский мелатонин проходит через плаценту к ребёнку, и в этом переходе есть смысл: собственного суточного ритма выработки у ребёнка ещё нет — он появляется только к трём-пяти месяцам после рождения. До этого времени сигналом «сейчас ночь» служит материнский гормон, и по нему выстраивается будущий цикл сна и бодрствования ребёнка.</w:t>
-      </w:r>
-    </w:p>
-    <w:p>
-      <w:pPr>
-        <w:pStyle w:val="BodyText"/>
-      </w:pPr>
-      <w:r>
-        <w:t xml:space="preserve">Поэтому таблетка мелатонина — не «немного своего же гормона», а внешний сигнал, поданный в систему, которая работает на двоих и в это время и без того на подъёме. И главная сложность здесь не в том, что этот сигнал доказанно вреден, а в том, что его последствий никто толком не измерял.</w:t>
-      </w:r>
-    </w:p>
-    <w:p>
-      <w:pPr>
-        <w:pStyle w:val="BodyText"/>
-      </w:pPr>
-      <w:r>
-        <w:t xml:space="preserve">Применение добавок мелатонина при беременности изучено плохо — так прямо и сформулировано в справочной службе по тератологии.</w:t>
-      </w:r>
-    </w:p>
-    <w:p>
-      <w:pPr>
-        <w:pStyle w:val="BodyText"/>
-      </w:pPr>
-      <w:r>
-        <w:t xml:space="preserve">Внутри этого «плохо изучено» есть два конкретных факта, и оба стоит знать, потому что тянут они в разные стороны.</w:t>
-      </w:r>
-    </w:p>
-    <w:p>
-      <w:pPr>
-        <w:pStyle w:val="BodyText"/>
-      </w:pPr>
-      <w:r>
-        <w:t xml:space="preserve">Первый — успокаивающий. Исследования, где мелатонин применяли при лечении бесплодия, повышения частоты выкидыша не показали, а немногочисленные исследования на людях не дали сигнала о повышении частоты врождённых пороков.</w:t>
-      </w:r>
-    </w:p>
-    <w:p>
-      <w:pPr>
-        <w:pStyle w:val="BodyText"/>
-      </w:pPr>
-      <w:r>
-        <w:t xml:space="preserve">Второй — настораживающий, и он про дозу. В одном давнем исследовании суточные дозы мелатонина в диапазоне 75–300 мг влияли на работу яичников, снижая уровень гормонов, необходимых для наступления беременности.</w:t>
-      </w:r>
-    </w:p>
-    <w:p>
-      <w:pPr>
-        <w:pStyle w:val="BodyText"/>
-      </w:pPr>
-      <w:r>
-        <w:t xml:space="preserve">Речь там шла о зачатии, при уже наступившей беременности это не изучалось, и дозы назывались конкретные. До разговора с врачом поэтому стоит сделать один шаг: посмотрите на упаковку и найдите дозу в миллиграммах на таблетку. Сопоставить её с числами из исследования — первое, что сделает и врач, и без этой цифры разговор о мелатонине будет разговором ни о чём.</w:t>
-      </w:r>
-    </w:p>
-    <w:p>
-      <w:pPr>
-        <w:pStyle w:val="BodyText"/>
-      </w:pPr>
-      <w:r>
-        <w:rPr>
-          <w:bCs/>
-          <w:b/>
-        </w:rPr>
-        <w:t xml:space="preserve">Что делать.</w:t>
-      </w:r>
-      <w:r>
-        <w:t xml:space="preserve"> </w:t>
-      </w:r>
-      <w:r>
-        <w:t xml:space="preserve">Мелатонин при беременности не начинают самостоятельно — ни по совету подруги, ни потому, что он лежит на полке рядом с витаминами и не требует рецепта. Отсутствие рецепта говорит здесь только о порядке продажи. Добавки регулируются иначе, чем лекарства, и требования к доказательствам у них другие.</w:t>
-      </w:r>
-    </w:p>
-    <w:p>
-      <w:pPr>
-        <w:pStyle w:val="BodyText"/>
-      </w:pPr>
-      <w:r>
-        <w:t xml:space="preserve">Если вы принимали мелатонин до того, как узнали о беременности: в имеющихся данных сигнала о вреде нет — ни по выкидышам, ни по врождённым порокам. Скажите об этом врачу на ближайшем приёме и на этом закройте вопрос. Что делать с уже принятым препаратом в целом, разбирает раздел 7.16 «Если препарат уже принят: что делать по шагам».</w:t>
-      </w:r>
-    </w:p>
-    <w:p>
-      <w:pPr>
-        <w:pStyle w:val="BodyText"/>
-      </w:pPr>
-      <w:r>
-        <w:t xml:space="preserve">Со снотворными по рецепту принцип тот же и без исключений: назначает врач, знающий о беременности; самостоятельная отмена уже назначенного препарата — тоже вопрос к врачу.</w:t>
-      </w:r>
-    </w:p>
-    <w:p>
-      <w:pPr>
-        <w:pStyle w:val="BodyText"/>
-      </w:pPr>
-      <w:r>
-        <w:t xml:space="preserve">И то, ради чего в эту главу вообще отправляет тема о сне: принцип обращения с препаратами для сна исчерпывается сказанным выше, а всё остальное — режим, свет, вечерние привычки — разобрано в теме 2 «Режим дня, сон и восстановление», раздел 2.3 «Режим дня: как настроить засыпание». Когда бессонница перестаёт быть просто неудобством — там же, в разделе 2.5 «Когда нужен врач: границы самопомощи при бессоннице».</w:t>
-      </w:r>
-    </w:p>
-    <w:p>
-      <w:pPr>
-        <w:pStyle w:val="Heading2"/>
-      </w:pPr>
-      <w:r>
-        <w:t xml:space="preserve">7.15. Антибиотики: кто выбирает препарат и почему курс допивают</w:t>
-      </w:r>
-    </w:p>
-    <w:p>
-      <w:pPr>
-        <w:pStyle w:val="FirstParagraph"/>
-      </w:pPr>
-      <w:r>
-        <w:t xml:space="preserve">Рецепт на антибиотик при беременности пугает сильнее любого другого назначения: кажется, что соглашаться на него — уже вред, а отказаться — всего лишь осторожность. Работает это ровно наоборот, и по той же причине, что разобрана в разделе 7.5: невылеченная инфекция угрожает и вам, и беременности, а отказ от нужного препарата — это не отсутствие риска, а другой риск. Выбор при этом действительно есть, и делает его врач.</w:t>
-      </w:r>
-    </w:p>
-    <w:p>
-      <w:pPr>
-        <w:pStyle w:val="BodyText"/>
-      </w:pPr>
-      <w:r>
-        <w:rPr>
-          <w:bCs/>
-          <w:b/>
-        </w:rPr>
-        <w:t xml:space="preserve">Два случая, когда антибиотик назначают женщине, которая прекрасно себя чувствует.</w:t>
-      </w:r>
-      <w:r>
-        <w:t xml:space="preserve"> </w:t>
-      </w:r>
-      <w:r>
-        <w:t xml:space="preserve">Именно здесь чаще всего возникает соблазн рецепт не выполнить, поэтому оба стоит разобрать заранее — до того, как он окажется у вас на руках.</w:t>
-      </w:r>
-    </w:p>
-    <w:p>
-      <w:pPr>
-        <w:pStyle w:val="BodyText"/>
-      </w:pPr>
-      <w:r>
-        <w:t xml:space="preserve">Первый. На первом визите вас направят на посев мочи, и этот анализ ищет бактерии у женщины</w:t>
-      </w:r>
-      <w:r>
-        <w:t xml:space="preserve"> </w:t>
-      </w:r>
-      <w:r>
-        <w:rPr>
-          <w:bCs/>
-          <w:b/>
-        </w:rPr>
-        <w:t xml:space="preserve">без каких-либо жалоб</w:t>
-      </w:r>
-      <w:r>
-        <w:t xml:space="preserve"> </w:t>
-      </w:r>
-      <w:r>
-        <w:t xml:space="preserve">— рост колоний в моче при полном отсутствии симптомов. Это и называется бессимптомной бактериурией. Смысл искать её заранее в том, что раннее выявление и лечение снижает риск пиелонефрита, преждевременных родов и задержки роста плода.</w:t>
-      </w:r>
-    </w:p>
-    <w:p>
-      <w:pPr>
-        <w:pStyle w:val="BodyText"/>
-      </w:pPr>
-      <w:r>
-        <w:t xml:space="preserve">Если посев дал рост, а вы ничего не чувствуете — лечение всё равно назначается, и это не перестраховка. Ощущения здесь не показатель: пиелонефрит начинается уже с температуры и боли, и лечить его заметно тяжелее, чем предотвратить.</w:t>
-      </w:r>
-    </w:p>
-    <w:p>
-      <w:pPr>
-        <w:pStyle w:val="BodyText"/>
-      </w:pPr>
-      <w:r>
-        <w:t xml:space="preserve">Второй случай — стрептококк группы В, бактерия, носительство которой обычно ничем себя не проявляет; именно поэтому мазок берут у всех, а не по жалобам. Делают это в 35–37 недель, и положительный результат означает не лечение сейчас, а</w:t>
-      </w:r>
-      <w:r>
-        <w:t xml:space="preserve"> </w:t>
-      </w:r>
-      <w:r>
-        <w:rPr>
-          <w:bCs/>
-          <w:b/>
-        </w:rPr>
-        <w:t xml:space="preserve">антибиотикопрофилактику в родах</w:t>
-      </w:r>
-      <w:r>
-        <w:t xml:space="preserve">. Знать об этом заранее стоит по одной причине: в родах вам сообщат о таком назначении в момент, когда разбираться уже некогда. Положительный мазок — это не «инфекция, которую упустили», это известный заранее пункт плана родов.</w:t>
-      </w:r>
-    </w:p>
-    <w:p>
-      <w:pPr>
-        <w:pStyle w:val="BodyText"/>
-      </w:pPr>
-      <w:r>
-        <w:t xml:space="preserve">Выбор препарата — не ваша задача. Часть антибиотиков при беременности не применяют, и один стоит запомнить именно потому, что он до сих пор лежит у многих в аптечке: тетрациклин не используют никогда.</w:t>
-      </w:r>
-    </w:p>
-    <w:p>
-      <w:pPr>
-        <w:pStyle w:val="BodyText"/>
-      </w:pPr>
-      <w:r>
-        <w:t xml:space="preserve">Ваша задача — четыре вещи, и все четыре конкретные:</w:t>
+        <w:t xml:space="preserve">Таблетка принята — до того, как стало известно о беременности, или в момент, когда думать о ней было некогда. Дальше обычно начинается поиск в интернете, и находится там всё сразу: от «ничего страшного» до самого худшего, что можно вообразить. Разбирать эту ситуацию стоит спокойно, и начинать — не с препарата.</w:t>
+      </w:r>
+    </w:p>
+    <w:p>
+      <w:pPr>
+        <w:pStyle w:val="BodyText"/>
+      </w:pPr>
+      <w:r>
+        <w:t xml:space="preserve">Прежде чем что-либо делать, стоит знать две вещи о фоне, на котором вы оцениваете случившееся.</w:t>
+      </w:r>
+    </w:p>
+    <w:p>
+      <w:pPr>
+        <w:pStyle w:val="BodyText"/>
+      </w:pPr>
+      <w:r>
+        <w:t xml:space="preserve">Первая: определённый риск существует у любой беременности, независимо от лекарств. По международным данным, примерно четыре ребёнка из ста — то есть около четырёх процентов — рождаются с крупным пороком развития, и около шестнадцати процентов известных беременностей заканчиваются самопроизвольным прерыванием. Службы тератологической информации называют ту же величину чуть шире: каждая беременность начинается с вероятностью врождённого порока три-пять процентов — независимо от того, принимала женщина что-нибудь или нет.</w:t>
+      </w:r>
+    </w:p>
+    <w:p>
+      <w:pPr>
+        <w:pStyle w:val="BodyText"/>
+      </w:pPr>
+      <w:r>
+        <w:t xml:space="preserve">Это не утешение, а точка отсчёта: без неё любое совпадение по времени читается как причина.</w:t>
+      </w:r>
+    </w:p>
+    <w:p>
+      <w:pPr>
+        <w:pStyle w:val="BodyText"/>
+      </w:pPr>
+      <w:r>
+        <w:t xml:space="preserve">Вторая: срок. Если приём пришёлся на первые две недели после зачатия, работает принцип «всё или ничего» из раздела 7.2 «Срок беременности: почему от него зависит ответ» — формирование порока в этом окне не происходит.</w:t>
+      </w:r>
+    </w:p>
+    <w:p>
+      <w:pPr>
+        <w:pStyle w:val="BodyText"/>
+      </w:pPr>
+      <w:r>
+        <w:rPr>
+          <w:bCs/>
+          <w:b/>
+        </w:rPr>
+        <w:t xml:space="preserve">Что делать конкретно.</w:t>
       </w:r>
     </w:p>
     <w:p>
@@ -2536,17 +2576,7 @@
         <w:pStyle w:val="Compact"/>
       </w:pPr>
       <w:r>
-        <w:rPr>
-          <w:bCs/>
-          <w:b/>
-        </w:rPr>
-        <w:t xml:space="preserve">назвать срок беременности до того, как выписан рецепт</w:t>
-      </w:r>
-      <w:r>
-        <w:t xml:space="preserve"> </w:t>
-      </w:r>
-      <w:r>
-        <w:t xml:space="preserve">— от срока зависит и выбор препарата, и решение, лечить ли вообще сейчас;</w:t>
+        <w:t xml:space="preserve">Не «компенсировать». Не пить много воды, не вызывать рвоту, не принимать сорбенты и не назначать себе ничего вдогонку. Все эти действия ничего не отменяют, а часть из них добавляет собственных проблем.</w:t>
       </w:r>
     </w:p>
     <w:p>
@@ -2558,17 +2588,7 @@
         <w:pStyle w:val="Compact"/>
       </w:pPr>
       <w:r>
-        <w:rPr>
-          <w:bCs/>
-          <w:b/>
-        </w:rPr>
-        <w:t xml:space="preserve">сказать об аллергии на антибиотики, если она была, и назвать препарат</w:t>
-      </w:r>
-      <w:r>
-        <w:t xml:space="preserve"> </w:t>
-      </w:r>
-      <w:r>
-        <w:t xml:space="preserve">— от этого зависит, чем вас будут лечить в родах, если понадобится;</w:t>
+        <w:t xml:space="preserve">Не прекращать приём, если препарат назначен врачом. Отмена — тоже решение, и принимать его в одиночку не нужно.</w:t>
       </w:r>
     </w:p>
     <w:p>
@@ -2580,17 +2600,71 @@
         <w:pStyle w:val="Compact"/>
       </w:pPr>
       <w:r>
-        <w:rPr>
-          <w:bCs/>
-          <w:b/>
-        </w:rPr>
-        <w:t xml:space="preserve">уточнить, на сколько дней курс</w:t>
-      </w:r>
-      <w:r>
-        <w:t xml:space="preserve"> </w:t>
-      </w:r>
-      <w:r>
-        <w:t xml:space="preserve">— эту цифру называет врач, единой длительности не существует, и записать её стоит сразу, а не вспоминать на пятый день;</w:t>
+        <w:t xml:space="preserve">Записать четыре вещи:</w:t>
+      </w:r>
+      <w:r>
+        <w:t xml:space="preserve"> </w:t>
+      </w:r>
+      <w:r>
+        <w:rPr>
+          <w:bCs/>
+          <w:b/>
+        </w:rPr>
+        <w:t xml:space="preserve">что</w:t>
+      </w:r>
+      <w:r>
+        <w:t xml:space="preserve"> </w:t>
+      </w:r>
+      <w:r>
+        <w:t xml:space="preserve">(действующее вещество, помимо торгового названия),</w:t>
+      </w:r>
+      <w:r>
+        <w:t xml:space="preserve"> </w:t>
+      </w:r>
+      <w:r>
+        <w:rPr>
+          <w:bCs/>
+          <w:b/>
+        </w:rPr>
+        <w:t xml:space="preserve">сколько</w:t>
+      </w:r>
+      <w:r>
+        <w:t xml:space="preserve"> </w:t>
+      </w:r>
+      <w:r>
+        <w:t xml:space="preserve">(доза и число приёмов),</w:t>
+      </w:r>
+      <w:r>
+        <w:t xml:space="preserve"> </w:t>
+      </w:r>
+      <w:r>
+        <w:rPr>
+          <w:bCs/>
+          <w:b/>
+        </w:rPr>
+        <w:t xml:space="preserve">когда</w:t>
+      </w:r>
+      <w:r>
+        <w:t xml:space="preserve"> </w:t>
+      </w:r>
+      <w:r>
+        <w:t xml:space="preserve">(дата и время) и</w:t>
+      </w:r>
+      <w:r>
+        <w:t xml:space="preserve"> </w:t>
+      </w:r>
+      <w:r>
+        <w:rPr>
+          <w:bCs/>
+          <w:b/>
+        </w:rPr>
+        <w:t xml:space="preserve">на каком сроке</w:t>
+      </w:r>
+      <w:r>
+        <w:t xml:space="preserve"> </w:t>
+      </w:r>
+      <w:r>
+        <w:t xml:space="preserve">вы находитесь.</w:t>
       </w:r>
     </w:p>
     <w:p>
@@ -2602,17 +2676,19 @@
         <w:pStyle w:val="Compact"/>
       </w:pPr>
       <w:r>
-        <w:rPr>
-          <w:bCs/>
-          <w:b/>
-        </w:rPr>
-        <w:t xml:space="preserve">допить курс до конца</w:t>
-      </w:r>
-      <w:r>
-        <w:t xml:space="preserve"> </w:t>
-      </w:r>
-      <w:r>
-        <w:t xml:space="preserve">— брошенный на середине антибиотик не «меньше лекарства», а невылеченная инфекция и потраченное впустую действие препарата.</w:t>
+        <w:t xml:space="preserve">Позвонить своему акушеру-гинекологу и назвать эти четыре пункта. Если препарат назначал другой врач — сообщить и ему.</w:t>
+      </w:r>
+    </w:p>
+    <w:p>
+      <w:pPr>
+        <w:numPr>
+          <w:ilvl w:val="0"/>
+          <w:numId w:val="1008"/>
+        </w:numPr>
+        <w:pStyle w:val="Compact"/>
+      </w:pPr>
+      <w:r>
+        <w:t xml:space="preserve">Сохранить упаковку или сфотографировать её. Состав по фотографии восстанавливается за секунду, по памяти — далеко не всегда.</w:t>
       </w:r>
     </w:p>
     <w:p>
@@ -2620,87 +2696,25 @@
         <w:pStyle w:val="FirstParagraph"/>
       </w:pPr>
       <w:r>
-        <w:t xml:space="preserve">Улучшение на третий день — ожидаемый ход событий, и сигналом остановиться оно не служит: именно на этом месте курс чаще всего и бросают.</w:t>
-      </w:r>
-    </w:p>
-    <w:p>
-      <w:pPr>
-        <w:pStyle w:val="BodyText"/>
-      </w:pPr>
-      <w:r>
-        <w:t xml:space="preserve">Антибиотик не действует на вирусы, и при обычной простуде не нужен — об этом в разделе 7.8 «Простуда, кашель, насморк: что помогает и когда звонить врачу». Если антибиотик предлагают «на всякий случай, чтобы не спустилось ниже», это тот случай, когда уместно спросить: какой именно инфекции мы лечим и по какому анализу. Вопрос вежливый и совершенно нормальный.</w:t>
-      </w:r>
-    </w:p>
-    <w:p>
-      <w:pPr>
-        <w:pStyle w:val="Heading2"/>
-      </w:pPr>
-      <w:r>
-        <w:t xml:space="preserve">7.16. Если препарат уже принят: что делать по шагам</w:t>
-      </w:r>
-    </w:p>
-    <w:p>
-      <w:pPr>
-        <w:pStyle w:val="FirstParagraph"/>
-      </w:pPr>
-      <w:r>
-        <w:t xml:space="preserve">Таблетка принята — до того, как стало известно о беременности, или в момент, когда думать о ней было некогда. Дальше обычно начинается поиск в интернете, и находится там всё сразу: от «ничего страшного» до самого худшего, что можно вообразить. Разбирать эту ситуацию стоит спокойно, и начинать — не с препарата.</w:t>
-      </w:r>
-    </w:p>
-    <w:p>
-      <w:pPr>
-        <w:pStyle w:val="BodyText"/>
-      </w:pPr>
-      <w:r>
-        <w:t xml:space="preserve">Прежде чем что-либо делать, стоит знать две вещи о фоне, на котором вы оцениваете случившееся.</w:t>
-      </w:r>
-    </w:p>
-    <w:p>
-      <w:pPr>
-        <w:pStyle w:val="BodyText"/>
-      </w:pPr>
-      <w:r>
-        <w:t xml:space="preserve">Первая: определённый риск существует у любой беременности, независимо от лекарств. Примерно четыре ребёнка из ста — то есть около четырёх процентов — рождаются с крупным пороком развития, и около шестнадцати процентов известных беременностей заканчиваются самопроизвольным прерыванием. Службы тератологической информации называют ту же величину чуть шире: каждая беременность начинается с вероятностью врождённого порока три-пять процентов — независимо от того, принимала женщина что-нибудь или нет.</w:t>
-      </w:r>
-    </w:p>
-    <w:p>
-      <w:pPr>
-        <w:pStyle w:val="BodyText"/>
-      </w:pPr>
-      <w:r>
-        <w:rPr>
-          <w:iCs/>
-          <w:i/>
-        </w:rPr>
-        <w:t xml:space="preserve">ПРОВЕРИТЬ: фоновая частота пороков и прерываний — международные данные; российских данных в источниках проекта нет.</w:t>
-      </w:r>
-    </w:p>
-    <w:p>
-      <w:pPr>
-        <w:pStyle w:val="BodyText"/>
-      </w:pPr>
-      <w:r>
-        <w:t xml:space="preserve">Это не утешение, а точка отсчёта: без неё любое совпадение по времени читается как причина.</w:t>
-      </w:r>
-    </w:p>
-    <w:p>
-      <w:pPr>
-        <w:pStyle w:val="BodyText"/>
-      </w:pPr>
-      <w:r>
-        <w:t xml:space="preserve">Вторая: срок. Если приём пришёлся на первые две недели после зачатия, работает принцип «всё или ничего» из раздела 7.2 «Срок беременности: почему от него зависит ответ» — формирование порока в этом окне не происходит.</w:t>
-      </w:r>
-    </w:p>
-    <w:p>
-      <w:pPr>
-        <w:pStyle w:val="BodyText"/>
-      </w:pPr>
-      <w:r>
-        <w:rPr>
-          <w:bCs/>
-          <w:b/>
-        </w:rPr>
-        <w:t xml:space="preserve">Что делать конкретно.</w:t>
+        <w:t xml:space="preserve">Срочность здесь обычно не измеряется часами: звонок в рабочее время ближайшего дня — нормальный темп для этого разговора.</w:t>
+      </w:r>
+    </w:p>
+    <w:p>
+      <w:pPr>
+        <w:pStyle w:val="BodyText"/>
+      </w:pPr>
+      <w:r>
+        <w:rPr>
+          <w:bCs/>
+          <w:b/>
+        </w:rPr>
+        <w:t xml:space="preserve">Когда ждать до приёма нельзя.</w:t>
+      </w:r>
+      <w:r>
+        <w:t xml:space="preserve"> </w:t>
+      </w:r>
+      <w:r>
+        <w:t xml:space="preserve">Исключение из предыдущего абзаца одно, и касается оно не самого препарата, а самочувствия. Если вместе с приёмом появились:</w:t>
       </w:r>
     </w:p>
     <w:p>
@@ -2712,7 +2726,7 @@
         <w:pStyle w:val="Compact"/>
       </w:pPr>
       <w:r>
-        <w:t xml:space="preserve">Не «компенсировать». Не пить много воды, не вызывать рвоту, не принимать сорбенты и не назначать себе ничего вдогонку. Все эти действия ничего не отменяют, а часть из них добавляет собственных проблем.</w:t>
+        <w:t xml:space="preserve">боль в животе;</w:t>
       </w:r>
     </w:p>
     <w:p>
@@ -2724,7 +2738,7 @@
         <w:pStyle w:val="Compact"/>
       </w:pPr>
       <w:r>
-        <w:t xml:space="preserve">Не прекращать приём, если препарат назначен врачом. Отмена — тоже решение, и принимать его в одиночку не нужно.</w:t>
+        <w:t xml:space="preserve">кровянистые выделения;</w:t>
       </w:r>
     </w:p>
     <w:p>
@@ -2736,95 +2750,7 @@
         <w:pStyle w:val="Compact"/>
       </w:pPr>
       <w:r>
-        <w:t xml:space="preserve">Записать четыре вещи:</w:t>
-      </w:r>
-      <w:r>
-        <w:t xml:space="preserve"> </w:t>
-      </w:r>
-      <w:r>
-        <w:rPr>
-          <w:bCs/>
-          <w:b/>
-        </w:rPr>
-        <w:t xml:space="preserve">что</w:t>
-      </w:r>
-      <w:r>
-        <w:t xml:space="preserve"> </w:t>
-      </w:r>
-      <w:r>
-        <w:t xml:space="preserve">(действующее вещество, помимо торгового названия),</w:t>
-      </w:r>
-      <w:r>
-        <w:t xml:space="preserve"> </w:t>
-      </w:r>
-      <w:r>
-        <w:rPr>
-          <w:bCs/>
-          <w:b/>
-        </w:rPr>
-        <w:t xml:space="preserve">сколько</w:t>
-      </w:r>
-      <w:r>
-        <w:t xml:space="preserve"> </w:t>
-      </w:r>
-      <w:r>
-        <w:t xml:space="preserve">(доза и число приёмов),</w:t>
-      </w:r>
-      <w:r>
-        <w:t xml:space="preserve"> </w:t>
-      </w:r>
-      <w:r>
-        <w:rPr>
-          <w:bCs/>
-          <w:b/>
-        </w:rPr>
-        <w:t xml:space="preserve">когда</w:t>
-      </w:r>
-      <w:r>
-        <w:t xml:space="preserve"> </w:t>
-      </w:r>
-      <w:r>
-        <w:t xml:space="preserve">(дата и время) и</w:t>
-      </w:r>
-      <w:r>
-        <w:t xml:space="preserve"> </w:t>
-      </w:r>
-      <w:r>
-        <w:rPr>
-          <w:bCs/>
-          <w:b/>
-        </w:rPr>
-        <w:t xml:space="preserve">на каком сроке</w:t>
-      </w:r>
-      <w:r>
-        <w:t xml:space="preserve"> </w:t>
-      </w:r>
-      <w:r>
-        <w:t xml:space="preserve">вы находитесь.</w:t>
-      </w:r>
-    </w:p>
-    <w:p>
-      <w:pPr>
-        <w:numPr>
-          <w:ilvl w:val="0"/>
-          <w:numId w:val="1009"/>
-        </w:numPr>
-        <w:pStyle w:val="Compact"/>
-      </w:pPr>
-      <w:r>
-        <w:t xml:space="preserve">Позвонить своему акушеру-гинекологу и назвать эти четыре пункта. Если препарат назначал другой врач — сообщить и ему.</w:t>
-      </w:r>
-    </w:p>
-    <w:p>
-      <w:pPr>
-        <w:numPr>
-          <w:ilvl w:val="0"/>
-          <w:numId w:val="1009"/>
-        </w:numPr>
-        <w:pStyle w:val="Compact"/>
-      </w:pPr>
-      <w:r>
-        <w:t xml:space="preserve">Сохранить упаковку или сфотографировать её. Состав по фотографии восстанавливается за секунду, по памяти — далеко не всегда.</w:t>
+        <w:t xml:space="preserve">резкое ухудшение состояния;</w:t>
       </w:r>
     </w:p>
     <w:p>
@@ -2832,25 +2758,39 @@
         <w:pStyle w:val="FirstParagraph"/>
       </w:pPr>
       <w:r>
-        <w:t xml:space="preserve">Срочность здесь обычно не измеряется часами: звонок в рабочее время ближайшего дня — нормальный темп для этого разговора.</w:t>
-      </w:r>
-    </w:p>
-    <w:p>
-      <w:pPr>
-        <w:pStyle w:val="BodyText"/>
-      </w:pPr>
-      <w:r>
-        <w:rPr>
-          <w:bCs/>
-          <w:b/>
-        </w:rPr>
-        <w:t xml:space="preserve">Когда ждать до приёма нельзя.</w:t>
-      </w:r>
-      <w:r>
-        <w:t xml:space="preserve"> </w:t>
-      </w:r>
-      <w:r>
-        <w:t xml:space="preserve">Исключение из предыдущего абзаца одно, и касается оно не самого препарата, а самочувствия. Если вместе с приёмом появились:</w:t>
+        <w:t xml:space="preserve">— то вопрос перестаёт быть вопросом о лекарстве. Сразу позвоните своему врачу или в женскую консультацию; если боль сильная, нарастает или состояние резко ухудшилось, вызывайте скорую помощь: 103 с мобильного, 112 в любой сети. Скажите, что вы беременны, на каком сроке и что принимали. Если тревога не подтвердится, это нормальный исход обращения, а не ложный вызов.</w:t>
+      </w:r>
+    </w:p>
+    <w:p>
+      <w:pPr>
+        <w:pStyle w:val="BodyText"/>
+      </w:pPr>
+      <w:r>
+        <w:t xml:space="preserve">Эта же ситуация вынесена в Приложение 2 книги — навигатор по жизненным ситуациям, где она стоит рядом с другими случаями «уже случилось, что теперь».</w:t>
+      </w:r>
+    </w:p>
+    <w:p>
+      <w:pPr>
+        <w:pStyle w:val="Heading2"/>
+      </w:pPr>
+      <w:r>
+        <w:t xml:space="preserve">7.17. Как спросить о лекарстве: пять деталей полезного вопроса</w:t>
+      </w:r>
+    </w:p>
+    <w:p>
+      <w:pPr>
+        <w:pStyle w:val="FirstParagraph"/>
+      </w:pPr>
+      <w:r>
+        <w:t xml:space="preserve">Вопрос «а это можно при беременности?» почти всегда получает бесполезный ответ — и не потому, что отвечающий отмахивается. Ответить на него, не зная деталей, невозможно, поэтому в ответ прилетает единственное безопасное для отвечающего: «лучше не надо» или «спросите у своего врача». Ни то ни другое вам не помогает.</w:t>
+      </w:r>
+    </w:p>
+    <w:p>
+      <w:pPr>
+        <w:pStyle w:val="BodyText"/>
+      </w:pPr>
+      <w:r>
+        <w:t xml:space="preserve">Полезный вопрос собирается из пяти деталей. Все они у вас уже есть — их надо просто произнести вместе.</w:t>
       </w:r>
     </w:p>
     <w:p>
@@ -2862,7 +2802,14 @@
         <w:pStyle w:val="Compact"/>
       </w:pPr>
       <w:r>
-        <w:t xml:space="preserve">сильная боль в животе;</w:t>
+        <w:rPr>
+          <w:bCs/>
+          <w:b/>
+        </w:rPr>
+        <w:t xml:space="preserve">Действующее вещество</w:t>
+      </w:r>
+      <w:r>
+        <w:t xml:space="preserve">, а не название на коробке. Где его искать, разобрано в разделе 7.3 «Действующее вещество и торговое название: как не принять одно лекарство дважды».</w:t>
       </w:r>
     </w:p>
     <w:p>
@@ -2874,7 +2821,17 @@
         <w:pStyle w:val="Compact"/>
       </w:pPr>
       <w:r>
-        <w:t xml:space="preserve">кровянистые выделения;</w:t>
+        <w:rPr>
+          <w:bCs/>
+          <w:b/>
+        </w:rPr>
+        <w:t xml:space="preserve">Срок беременности</w:t>
+      </w:r>
+      <w:r>
+        <w:t xml:space="preserve"> </w:t>
+      </w:r>
+      <w:r>
+        <w:t xml:space="preserve">в неделях. Не «второй триместр», а число: почему от него меняется ответ, разобрано в разделе 7.2 «Срок беременности: почему от него зависит ответ».</w:t>
       </w:r>
     </w:p>
     <w:p>
@@ -2886,7 +2843,55 @@
         <w:pStyle w:val="Compact"/>
       </w:pPr>
       <w:r>
-        <w:t xml:space="preserve">резкое ухудшение состояния;</w:t>
+        <w:rPr>
+          <w:bCs/>
+          <w:b/>
+        </w:rPr>
+        <w:t xml:space="preserve">Зачем</w:t>
+      </w:r>
+      <w:r>
+        <w:t xml:space="preserve">: что именно происходит и как давно. «Голова болит третий день» и «голова болит иногда» — разные вопросы.</w:t>
+      </w:r>
+    </w:p>
+    <w:p>
+      <w:pPr>
+        <w:numPr>
+          <w:ilvl w:val="0"/>
+          <w:numId w:val="1010"/>
+        </w:numPr>
+        <w:pStyle w:val="Compact"/>
+      </w:pPr>
+      <w:r>
+        <w:rPr>
+          <w:bCs/>
+          <w:b/>
+        </w:rPr>
+        <w:t xml:space="preserve">Форма и доза</w:t>
+      </w:r>
+      <w:r>
+        <w:t xml:space="preserve">: таблетка, мазь, спрей, сколько миллиграммов, сколько раз в день, сколько дней.</w:t>
+      </w:r>
+    </w:p>
+    <w:p>
+      <w:pPr>
+        <w:numPr>
+          <w:ilvl w:val="0"/>
+          <w:numId w:val="1010"/>
+        </w:numPr>
+        <w:pStyle w:val="Compact"/>
+      </w:pPr>
+      <w:r>
+        <w:rPr>
+          <w:bCs/>
+          <w:b/>
+        </w:rPr>
+        <w:t xml:space="preserve">Что вы уже принимаете</w:t>
+      </w:r>
+      <w:r>
+        <w:t xml:space="preserve"> </w:t>
+      </w:r>
+      <w:r>
+        <w:t xml:space="preserve">— включая витамины, добавки и травяной чай. Этот пункт пропускают чаще всего, и именно он позволяет заметить, что одно и то же вещество приходит из двух источников сразу; про травы отдельно сказано в разделе 7.12 «Травы и „натуральное”: что изучено и что вызывает опасения».</w:t>
       </w:r>
     </w:p>
     <w:p>
@@ -2894,51 +2899,25 @@
         <w:pStyle w:val="FirstParagraph"/>
       </w:pPr>
       <w:r>
-        <w:t xml:space="preserve">— то вопрос перестаёт быть вопросом о лекарстве. Вызывают скорую помощь: 103 с мобильного, 112 в любой сети, — и говорят, что вы беременны, на каком сроке и что принимали. Если тревога не подтвердится, это нормальный исход обращения, а не ложный вызов.</w:t>
-      </w:r>
-    </w:p>
-    <w:p>
-      <w:pPr>
-        <w:pStyle w:val="BodyText"/>
-      </w:pPr>
-      <w:r>
-        <w:rPr>
-          <w:iCs/>
-          <w:i/>
-        </w:rPr>
-        <w:t xml:space="preserve">ПРОВЕРИТЬ: в памятке КР «Нормальная беременность» боль внизу живота и кровянистые выделения — повод обратиться к врачу, скорая помощь не названа (DISPUTED-CLAIMS, строка 22).</w:t>
-      </w:r>
-    </w:p>
-    <w:p>
-      <w:pPr>
-        <w:pStyle w:val="BodyText"/>
-      </w:pPr>
-      <w:r>
-        <w:t xml:space="preserve">Эта же ситуация вынесена в Приложение 2 книги — навигатор по жизненным ситуациям, где она стоит рядом с другими случаями «уже случилось, что теперь».</w:t>
-      </w:r>
-    </w:p>
-    <w:p>
-      <w:pPr>
-        <w:pStyle w:val="Heading2"/>
-      </w:pPr>
-      <w:r>
-        <w:t xml:space="preserve">7.17. Как спросить о лекарстве: пять деталей полезного вопроса</w:t>
-      </w:r>
-    </w:p>
-    <w:p>
-      <w:pPr>
-        <w:pStyle w:val="FirstParagraph"/>
-      </w:pPr>
-      <w:r>
-        <w:t xml:space="preserve">Вопрос «а это можно при беременности?» почти всегда получает бесполезный ответ — и не потому, что отвечающий отмахивается. Ответить на него, не зная деталей, невозможно, поэтому в ответ прилетает единственное безопасное для отвечающего: «лучше не надо» или «спросите у своего врача». Ни то ни другое вам не помогает.</w:t>
-      </w:r>
-    </w:p>
-    <w:p>
-      <w:pPr>
-        <w:pStyle w:val="BodyText"/>
-      </w:pPr>
-      <w:r>
-        <w:t xml:space="preserve">Полезный вопрос собирается из пяти деталей. Все они у вас уже есть — их надо просто произнести вместе.</w:t>
+        <w:t xml:space="preserve">Собранный вопрос звучит примерно так: «Мне 22 недели. Третий день болит голова, парацетамол помогает, но ненадолго. Принимаю только фолиевую кислоту и витамин D. Можно ли парацетамол и в какой дозе, и стоит ли что-то ещё проверить?» На такой вопрос ответ будет.</w:t>
+      </w:r>
+    </w:p>
+    <w:p>
+      <w:pPr>
+        <w:pStyle w:val="BodyText"/>
+      </w:pPr>
+      <w:r>
+        <w:rPr>
+          <w:bCs/>
+          <w:b/>
+        </w:rPr>
+        <w:t xml:space="preserve">Четыре вопроса, которые стоит задать сверх «можно ли».</w:t>
+      </w:r>
+      <w:r>
+        <w:t xml:space="preserve"> </w:t>
+      </w:r>
+      <w:r>
+        <w:t xml:space="preserve">Разрешение — это ещё не решение; решение появляется, когда вы понимаете обе чаши весов.</w:t>
       </w:r>
     </w:p>
     <w:p>
@@ -2950,14 +2929,23 @@
         <w:pStyle w:val="Compact"/>
       </w:pPr>
       <w:r>
-        <w:rPr>
-          <w:bCs/>
-          <w:b/>
-        </w:rPr>
-        <w:t xml:space="preserve">Действующее вещество</w:t>
-      </w:r>
-      <w:r>
-        <w:t xml:space="preserve">, а не название на коробке. Где его искать, разобрано в разделе 7.3 «Действующее вещество и торговое название: как не принять одно лекарство дважды».</w:t>
+        <w:t xml:space="preserve">Что будет, если</w:t>
+      </w:r>
+      <w:r>
+        <w:t xml:space="preserve"> </w:t>
+      </w:r>
+      <w:r>
+        <w:rPr>
+          <w:bCs/>
+          <w:b/>
+        </w:rPr>
+        <w:t xml:space="preserve">не</w:t>
+      </w:r>
+      <w:r>
+        <w:t xml:space="preserve"> </w:t>
+      </w:r>
+      <w:r>
+        <w:t xml:space="preserve">принимать? Только так видна вторая чаша весов — цена отказа.</w:t>
       </w:r>
     </w:p>
     <w:p>
@@ -2969,17 +2957,7 @@
         <w:pStyle w:val="Compact"/>
       </w:pPr>
       <w:r>
-        <w:rPr>
-          <w:bCs/>
-          <w:b/>
-        </w:rPr>
-        <w:t xml:space="preserve">Срок беременности</w:t>
-      </w:r>
-      <w:r>
-        <w:t xml:space="preserve"> </w:t>
-      </w:r>
-      <w:r>
-        <w:t xml:space="preserve">в неделях. Не «второй триместр», а число: почему от него меняется ответ, разобрано в разделе 7.2 «Срок беременности: почему от него зависит ответ».</w:t>
+        <w:t xml:space="preserve">Есть ли препарат с той же задачей, но лучше изученный при беременности?</w:t>
       </w:r>
     </w:p>
     <w:p>
@@ -2991,14 +2969,7 @@
         <w:pStyle w:val="Compact"/>
       </w:pPr>
       <w:r>
-        <w:rPr>
-          <w:bCs/>
-          <w:b/>
-        </w:rPr>
-        <w:t xml:space="preserve">Зачем</w:t>
-      </w:r>
-      <w:r>
-        <w:t xml:space="preserve">: что именно происходит и как давно. «Голова болит третий день» и «голова болит иногда» — разные вопросы.</w:t>
+        <w:t xml:space="preserve">Как понять, что средство не работает, и что делать в этом случае? Иначе через три дня вы окажетесь ровно там же, откуда начали.</w:t>
       </w:r>
     </w:p>
     <w:p>
@@ -3010,36 +2981,7 @@
         <w:pStyle w:val="Compact"/>
       </w:pPr>
       <w:r>
-        <w:rPr>
-          <w:bCs/>
-          <w:b/>
-        </w:rPr>
-        <w:t xml:space="preserve">Форма и доза</w:t>
-      </w:r>
-      <w:r>
-        <w:t xml:space="preserve">: таблетка, мазь, спрей, сколько миллиграммов, сколько раз в день, сколько дней.</w:t>
-      </w:r>
-    </w:p>
-    <w:p>
-      <w:pPr>
-        <w:numPr>
-          <w:ilvl w:val="0"/>
-          <w:numId w:val="1011"/>
-        </w:numPr>
-        <w:pStyle w:val="Compact"/>
-      </w:pPr>
-      <w:r>
-        <w:rPr>
-          <w:bCs/>
-          <w:b/>
-        </w:rPr>
-        <w:t xml:space="preserve">Что вы уже принимаете</w:t>
-      </w:r>
-      <w:r>
-        <w:t xml:space="preserve"> </w:t>
-      </w:r>
-      <w:r>
-        <w:t xml:space="preserve">— включая витамины, добавки и травяной чай. Этот пункт пропускают чаще всего, и именно он позволяет заметить, что одно и то же вещество приходит из двух источников сразу; про травы отдельно сказано в разделе 7.12 «Травы и „натуральное”: что изучено и что вызывает опасения».</w:t>
+        <w:t xml:space="preserve">Нужно ли что-то отслеживать, пока принимаете, — самочувствие, давление, анализы?</w:t>
       </w:r>
     </w:p>
     <w:p>
@@ -3047,25 +2989,41 @@
         <w:pStyle w:val="FirstParagraph"/>
       </w:pPr>
       <w:r>
-        <w:t xml:space="preserve">Собранный вопрос звучит примерно так: «Мне 22 недели. Третий день болит голова, парацетамол помогает, но ненадолго. Принимаю только фолиевую кислоту и витамин D. Можно ли парацетамол и в какой дозе, и стоит ли что-то ещё проверить?» На такой вопрос ответ будет.</w:t>
-      </w:r>
-    </w:p>
-    <w:p>
-      <w:pPr>
-        <w:pStyle w:val="BodyText"/>
-      </w:pPr>
-      <w:r>
-        <w:rPr>
-          <w:bCs/>
-          <w:b/>
-        </w:rPr>
-        <w:t xml:space="preserve">Четыре вопроса, которые стоит задать сверх «можно ли».</w:t>
-      </w:r>
-      <w:r>
-        <w:t xml:space="preserve"> </w:t>
-      </w:r>
-      <w:r>
-        <w:t xml:space="preserve">Разрешение — это ещё не решение; решение появляется, когда вы понимаете обе чаши весов.</w:t>
+        <w:rPr>
+          <w:bCs/>
+          <w:b/>
+        </w:rPr>
+        <w:t xml:space="preserve">Если ответ вас не устроил.</w:t>
+      </w:r>
+      <w:r>
+        <w:t xml:space="preserve"> </w:t>
+      </w:r>
+      <w:r>
+        <w:t xml:space="preserve">«Лучше не надо» без объяснения — это не ответ, а отказ отвечать, и переспросить нормально: «Я правильно понимаю, что это запрет, или это осторожность из-за нехватки данных?» Разница между этими двумя ситуациями разобрана в разделе 7.1 «„Безопасно при беременности”: как читать инструкцию и справочники», и она напрямую меняет, что вам делать дальше.</w:t>
+      </w:r>
+    </w:p>
+    <w:p>
+      <w:pPr>
+        <w:pStyle w:val="BodyText"/>
+      </w:pPr>
+      <w:r>
+        <w:t xml:space="preserve">Аптека — это место, где можно уточнить состав и форму, но не место, где принимают решение о лечении при беременности. Провизор не знает вашего срока, диагноза и остальных назначений, и хороший провизор именно поэтому отправит вас к врачу.</w:t>
+      </w:r>
+    </w:p>
+    <w:p>
+      <w:pPr>
+        <w:pStyle w:val="BodyText"/>
+      </w:pPr>
+      <w:r>
+        <w:t xml:space="preserve">Развёрнутый чек-лист вынесен в Приложение 8 книги; здесь дан принцип, чтобы вопрос сложился прямо в кабинете.</w:t>
+      </w:r>
+    </w:p>
+    <w:p>
+      <w:pPr>
+        <w:pStyle w:val="Heading2"/>
+      </w:pPr>
+      <w:r>
+        <w:t xml:space="preserve">Коротко о главном (Итоги главы)</w:t>
       </w:r>
     </w:p>
     <w:p>
@@ -3077,23 +3035,7 @@
         <w:pStyle w:val="Compact"/>
       </w:pPr>
       <w:r>
-        <w:t xml:space="preserve">Что будет, если</w:t>
-      </w:r>
-      <w:r>
-        <w:t xml:space="preserve"> </w:t>
-      </w:r>
-      <w:r>
-        <w:rPr>
-          <w:bCs/>
-          <w:b/>
-        </w:rPr>
-        <w:t xml:space="preserve">не</w:t>
-      </w:r>
-      <w:r>
-        <w:t xml:space="preserve"> </w:t>
-      </w:r>
-      <w:r>
-        <w:t xml:space="preserve">принимать? Только так видна вторая чаша весов — цена отказа.</w:t>
+        <w:t xml:space="preserve">Готовой шкалы «безопасно / небезопасно» не существует: буквенные категории отменены в 2015 году, а «нет данных» и «безопасно» — разные вещи.</w:t>
       </w:r>
     </w:p>
     <w:p>
@@ -3105,7 +3047,7 @@
         <w:pStyle w:val="Compact"/>
       </w:pPr>
       <w:r>
-        <w:t xml:space="preserve">Есть ли препарат с той же задачей, но лучше изученный при беременности?</w:t>
+        <w:t xml:space="preserve">Ответ о любом препарате зависит от срока: в первые две недели после зачатия действует принцип «всё или ничего», примерно с 5-й по 10-ю акушерскую неделю закладываются органы. Называя препарат врачу или фармацевту, всегда называйте срок.</w:t>
       </w:r>
     </w:p>
     <w:p>
@@ -3117,7 +3059,7 @@
         <w:pStyle w:val="Compact"/>
       </w:pPr>
       <w:r>
-        <w:t xml:space="preserve">Как понять, что средство не работает, и что делать в этом случае? Иначе через три дня вы окажетесь ровно там же, откуда начали.</w:t>
+        <w:t xml:space="preserve">Нужную терапию, начатую до беременности, не бросают самостоятельно: у отмены есть собственный риск. Свяжитесь с врачом, продолжая приём.</w:t>
       </w:r>
     </w:p>
     <w:p>
@@ -3129,152 +3071,62 @@
         <w:pStyle w:val="Compact"/>
       </w:pPr>
       <w:r>
-        <w:t xml:space="preserve">Нужно ли что-то отслеживать, пока принимаете, — самочувствие, давление, анализы?</w:t>
-      </w:r>
-    </w:p>
-    <w:p>
-      <w:pPr>
-        <w:pStyle w:val="FirstParagraph"/>
-      </w:pPr>
-      <w:r>
-        <w:rPr>
-          <w:bCs/>
-          <w:b/>
-        </w:rPr>
-        <w:t xml:space="preserve">Если ответ вас не устроил.</w:t>
-      </w:r>
-      <w:r>
-        <w:t xml:space="preserve"> </w:t>
-      </w:r>
-      <w:r>
-        <w:t xml:space="preserve">«Лучше не надо» без объяснения — это не ответ, а отказ отвечать, и переспросить нормально: «Я правильно понимаю, что это запрет, или это осторожность из-за нехватки данных?» Разница между этими двумя ситуациями разобрана в разделе 7.1 «„Безопасно при беременности”: как читать инструкцию и справочники», и она напрямую меняет, что вам делать дальше.</w:t>
-      </w:r>
-    </w:p>
-    <w:p>
-      <w:pPr>
-        <w:pStyle w:val="BodyText"/>
-      </w:pPr>
-      <w:r>
-        <w:t xml:space="preserve">Аптека — это место, где можно уточнить состав и форму, но не место, где принимают решение о лечении при беременности. Провизор не знает вашего срока, диагноза и остальных назначений, и хороший провизор именно поэтому отправит вас к врачу.</w:t>
-      </w:r>
-    </w:p>
-    <w:p>
-      <w:pPr>
-        <w:pStyle w:val="BodyText"/>
-      </w:pPr>
-      <w:r>
-        <w:t xml:space="preserve">Развёрнутый чек-лист вынесен в Приложение 8 книги; здесь дан принцип, чтобы вопрос сложился прямо в кабинете.</w:t>
-      </w:r>
-    </w:p>
-    <w:p>
-      <w:pPr>
-        <w:pStyle w:val="Heading2"/>
-      </w:pPr>
-      <w:r>
-        <w:t xml:space="preserve">Коротко о главном (Итоги главы)</w:t>
+        <w:t xml:space="preserve">Проверяйте действующее вещество, а не название на коробке: комбинированные средства легко дают двойную дозу одного и того же, и суточный максимум считается по веществу.</w:t>
       </w:r>
     </w:p>
     <w:p>
       <w:pPr>
         <w:numPr>
           <w:ilvl w:val="0"/>
-          <w:numId w:val="1013"/>
+          <w:numId w:val="1012"/>
         </w:numPr>
         <w:pStyle w:val="Compact"/>
       </w:pPr>
       <w:r>
-        <w:t xml:space="preserve">Готовой шкалы «безопасно / небезопасно» не существует: буквенные категории отменены в 2015 году, а «нет данных» и «безопасно» — разные вещи.</w:t>
+        <w:t xml:space="preserve">Температуру при беременности сбивают, а не терпят: у нелеченой лихорадки в ранние сроки есть собственный риск. Парацетамол — первое, о чём думают при боли и температуре; выше 37,5 — звонок врачу. Нестероидные противовоспалительные — ибупрофен и другие — самостоятельно не принимают: с 20-й недели они противопоказаны, до 20-й их применения советуют избегать.</w:t>
       </w:r>
     </w:p>
     <w:p>
       <w:pPr>
         <w:numPr>
           <w:ilvl w:val="0"/>
-          <w:numId w:val="1013"/>
+          <w:numId w:val="1012"/>
         </w:numPr>
         <w:pStyle w:val="Compact"/>
       </w:pPr>
       <w:r>
-        <w:t xml:space="preserve">Ответ о любом препарате зависит от срока: в первые две недели после зачатия действует принцип «всё или ничего», примерно с 5-й по 10-ю акушерскую неделю закладываются органы. Называя препарат врачу или фармацевту, всегда называйте срок.</w:t>
+        <w:t xml:space="preserve">Сильная головная боль, нарушения зрения, отёки лица и рук, боль в эпигастрии — не повод для обезболивающего, а повод позвонить в консультацию в тот же день.</w:t>
       </w:r>
     </w:p>
     <w:p>
       <w:pPr>
         <w:numPr>
           <w:ilvl w:val="0"/>
-          <w:numId w:val="1013"/>
+          <w:numId w:val="1012"/>
         </w:numPr>
         <w:pStyle w:val="Compact"/>
       </w:pPr>
       <w:r>
-        <w:t xml:space="preserve">Нужную терапию, начатую до беременности, не бросают самостоятельно: у отмены есть собственный риск. Свяжитесь с врачом, продолжая приём.</w:t>
+        <w:t xml:space="preserve">Витамины и добавки назначают под задачу, а не «потому что беременность»: поливитамины, железо при нормальном гемоглобине, омега-3, витамины A, E и C рутинно не рекомендованы. Мелатонин и травяные сборы без врача не начинают.</w:t>
       </w:r>
     </w:p>
     <w:p>
       <w:pPr>
         <w:numPr>
           <w:ilvl w:val="0"/>
-          <w:numId w:val="1013"/>
+          <w:numId w:val="1012"/>
         </w:numPr>
         <w:pStyle w:val="Compact"/>
       </w:pPr>
       <w:r>
-        <w:t xml:space="preserve">Проверяйте действующее вещество, а не название на коробке: комбинированные средства легко дают двойную дозу одного и того же, и суточный максимум считается по веществу.</w:t>
+        <w:t xml:space="preserve">Назначенный антибиотик принимают до конца курса, даже если жалоб нет: бессимптомную бактериурию лечат, чтобы предупредить пиелонефрит, а при носительстве стрептококка группы В антибиотик дают в родах.</w:t>
       </w:r>
     </w:p>
     <w:p>
       <w:pPr>
         <w:numPr>
           <w:ilvl w:val="0"/>
-          <w:numId w:val="1013"/>
-        </w:numPr>
-        <w:pStyle w:val="Compact"/>
-      </w:pPr>
-      <w:r>
-        <w:t xml:space="preserve">Температуру при беременности сбивают, а не терпят: у нелеченой лихорадки в ранние сроки есть собственный риск. Парацетамол — первое, о чём думают при боли и температуре; выше 37,5 — звонок врачу. Нестероидные противовоспалительные зависят от срока: в первом и третьем триместрах их избегают.</w:t>
-      </w:r>
-    </w:p>
-    <w:p>
-      <w:pPr>
-        <w:numPr>
-          <w:ilvl w:val="0"/>
-          <w:numId w:val="1013"/>
-        </w:numPr>
-        <w:pStyle w:val="Compact"/>
-      </w:pPr>
-      <w:r>
-        <w:t xml:space="preserve">Сильная головная боль, нарушения зрения, отёки лица и рук, боль в эпигастрии — не повод для обезболивающего, а повод позвонить в консультацию в тот же день.</w:t>
-      </w:r>
-    </w:p>
-    <w:p>
-      <w:pPr>
-        <w:numPr>
-          <w:ilvl w:val="0"/>
-          <w:numId w:val="1013"/>
-        </w:numPr>
-        <w:pStyle w:val="Compact"/>
-      </w:pPr>
-      <w:r>
-        <w:t xml:space="preserve">Витамины и добавки назначают под задачу, а не «потому что беременность»: поливитамины, железо при нормальном гемоглобине, омега-3, витамины A, E и C рутинно не рекомендованы. Мелатонин и травяные сборы без врача не начинают.</w:t>
-      </w:r>
-    </w:p>
-    <w:p>
-      <w:pPr>
-        <w:numPr>
-          <w:ilvl w:val="0"/>
-          <w:numId w:val="1013"/>
-        </w:numPr>
-        <w:pStyle w:val="Compact"/>
-      </w:pPr>
-      <w:r>
-        <w:t xml:space="preserve">Назначенный антибиотик принимают до конца курса, даже если жалоб нет: бессимптомную бактериурию лечат, чтобы предупредить пиелонефрит, а при носительстве стрептококка группы В антибиотик дают в родах.</w:t>
-      </w:r>
-    </w:p>
-    <w:p>
-      <w:pPr>
-        <w:numPr>
-          <w:ilvl w:val="0"/>
-          <w:numId w:val="1013"/>
+          <w:numId w:val="1012"/>
         </w:numPr>
         <w:pStyle w:val="Compact"/>
       </w:pPr>
@@ -3372,6 +3224,24 @@
         <w:pStyle w:val="BodyText"/>
       </w:pPr>
       <w:r>
+        <w:t xml:space="preserve">3. U.S. Food and Drug Administration. Content and Format of Labeling for Human Prescription Drug and Biological Products; Requirements for Pregnancy and Lactation Labeling. Final rule. Federal Register, 2014, 79(233), 04.12.2014 — буквенные категории критиковали как вводящие в заблуждение: их читали как шкалу, где риск растёт от A к X, хотя категория не различала источник данных и тяжесть вреда (7.1).</w:t>
+      </w:r>
+      <w:r>
+        <w:t xml:space="preserve"> </w:t>
+      </w:r>
+      <w:r>
+        <w:rPr>
+          <w:iCs/>
+          <w:i/>
+        </w:rPr>
+        <w:t xml:space="preserve">Адрес страницы при проверке не записан; цитаты — в реестре Темы 7, раздел «Находки источниковеда, 2026-10-08».</w:t>
+      </w:r>
+    </w:p>
+    <w:p>
+      <w:pPr>
+        <w:pStyle w:val="BodyText"/>
+      </w:pPr>
+      <w:r>
         <w:rPr>
           <w:bCs/>
           <w:b/>
@@ -3384,7 +3254,7 @@
         <w:pStyle w:val="BodyText"/>
       </w:pPr>
       <w:r>
-        <w:t xml:space="preserve">3. U.S. Food and Drug Administration.</w:t>
+        <w:t xml:space="preserve">4. U.S. Food and Drug Administration.</w:t>
       </w:r>
       <w:r>
         <w:t xml:space="preserve"> </w:t>
@@ -3428,7 +3298,7 @@
         <w:pStyle w:val="BodyText"/>
       </w:pPr>
       <w:r>
-        <w:t xml:space="preserve">4. Centers for Disease Control and Prevention.</w:t>
+        <w:t xml:space="preserve">5. Centers for Disease Control and Prevention.</w:t>
       </w:r>
       <w:r>
         <w:t xml:space="preserve"> </w:t>
@@ -3462,7 +3332,7 @@
         <w:pStyle w:val="BodyText"/>
       </w:pPr>
       <w:r>
-        <w:t xml:space="preserve">5. American Academy of Pediatric Dentistry.</w:t>
+        <w:t xml:space="preserve">6. American Academy of Pediatric Dentistry.</w:t>
       </w:r>
       <w:r>
         <w:t xml:space="preserve"> </w:t>
@@ -3506,7 +3376,7 @@
         <w:pStyle w:val="BodyText"/>
       </w:pPr>
       <w:r>
-        <w:t xml:space="preserve">6. Oral Health Care During Pregnancy Expert Workgroup.</w:t>
+        <w:t xml:space="preserve">7. Oral Health Care During Pregnancy Expert Workgroup.</w:t>
       </w:r>
       <w:r>
         <w:t xml:space="preserve"> </w:t>
@@ -3520,7 +3390,7 @@
         </w:r>
       </w:hyperlink>
       <w:r>
-        <w:t xml:space="preserve">, пересмотренное издание, 2026, таблица «Pharmacological Considerations for Pregnant Women», с. 8 — парацетамол допустим при беременности (7.7); сроки для нестероидных противовоспалительных: первый триместр — избегать, 13–20 недель — короткий курс 48–72 часа, 20–27 недель — ограничить, третий триместр — избегать (7.7); ацетилсалициловая кислота в низкой дозе после 12 недель при высоком риске преэклампсии (7.7); тетрациклин — «никогда» (7.15).</w:t>
+        <w:t xml:space="preserve">, пересмотренное издание, 2026, таблица «Pharmacological Considerations for Pregnant Women», с. 8 — парацетамол допустим при беременности (7.7); ацетилсалициловая кислота в низкой дозе после 12 недель при высоком риске преэклампсии (7.7); тетрациклин — «никогда» (7.15).</w:t>
       </w:r>
       <w:r>
         <w:t xml:space="preserve"> </w:t>
@@ -3538,7 +3408,7 @@
         <w:pStyle w:val="BodyText"/>
       </w:pPr>
       <w:r>
-        <w:t xml:space="preserve">7. АО «ПФК Обновление».</w:t>
+        <w:t xml:space="preserve">8. АО «ПФК Обновление».</w:t>
       </w:r>
       <w:r>
         <w:t xml:space="preserve"> </w:t>
@@ -3573,7 +3443,7 @@
         <w:pStyle w:val="BodyText"/>
       </w:pPr>
       <w:r>
-        <w:t xml:space="preserve">8. Видаль.</w:t>
+        <w:t xml:space="preserve">9. Видаль.</w:t>
       </w:r>
       <w:r>
         <w:t xml:space="preserve"> </w:t>
@@ -3587,15 +3457,15 @@
         </w:r>
       </w:hyperlink>
       <w:r>
-        <w:t xml:space="preserve">, справочная статья — второй вариант названия раздела «Применение при беременности и кормлении грудью» (7.1); пороги в три и пять суток, после которых нужна консультация врача (7.7).</w:t>
-      </w:r>
-    </w:p>
-    <w:p>
-      <w:pPr>
-        <w:pStyle w:val="BodyText"/>
-      </w:pPr>
-      <w:r>
-        <w:t xml:space="preserve">9. MotherToBaby (Organization of Teratology Information Specialists).</w:t>
+        <w:t xml:space="preserve">, справочная статья — второй вариант названия раздела «Применение при беременности и кормлении грудью» (7.1); пороги в три и пять суток, после которых нужна консультация врача; наибольшая продолжительность лечения — 5–7 дней (7.7).</w:t>
+      </w:r>
+    </w:p>
+    <w:p>
+      <w:pPr>
+        <w:pStyle w:val="BodyText"/>
+      </w:pPr>
+      <w:r>
+        <w:t xml:space="preserve">10. MotherToBaby (Organization of Teratology Information Specialists).</w:t>
       </w:r>
       <w:r>
         <w:t xml:space="preserve"> </w:t>
@@ -3617,7 +3487,7 @@
         <w:pStyle w:val="BodyText"/>
       </w:pPr>
       <w:r>
-        <w:t xml:space="preserve">10. UK Teratology Information Service (UKTIS).</w:t>
+        <w:t xml:space="preserve">11. UK Teratology Information Service (UKTIS).</w:t>
       </w:r>
       <w:r>
         <w:t xml:space="preserve"> </w:t>
@@ -3663,7 +3533,7 @@
         <w:pStyle w:val="BodyText"/>
       </w:pPr>
       <w:r>
-        <w:t xml:space="preserve">11. Louwen F., Deuster E., McAuliffe F.M. et al. </w:t>
+        <w:t xml:space="preserve">12. Louwen F., Deuster E., McAuliffe F.M. et al. </w:t>
       </w:r>
       <w:hyperlink r:id="rId30">
         <w:r>
@@ -3692,7 +3562,7 @@
         <w:pStyle w:val="BodyText"/>
       </w:pPr>
       <w:r>
-        <w:t xml:space="preserve">12. Ahlqvist V.H., Sjöqvist H., Dalman C. et al. </w:t>
+        <w:t xml:space="preserve">13. Ahlqvist V.H., Sjöqvist H., Dalman C. et al. </w:t>
       </w:r>
       <w:hyperlink r:id="rId31">
         <w:r>
@@ -3721,6 +3591,98 @@
         <w:pStyle w:val="BodyText"/>
       </w:pPr>
       <w:r>
+        <w:t xml:space="preserve">14. Reckitt Benckiser Healthcare.</w:t>
+      </w:r>
+      <w:r>
+        <w:t xml:space="preserve"> </w:t>
+      </w:r>
+      <w:hyperlink r:id="rId32">
+        <w:r>
+          <w:rPr>
+            <w:rStyle w:val="Hyperlink"/>
+          </w:rPr>
+          <w:t xml:space="preserve">Нурофен форте, таблетки 400 мг. Инструкция по медицинскому применению</w:t>
+        </w:r>
+      </w:hyperlink>
+      <w:r>
+        <w:t xml:space="preserve"> </w:t>
+      </w:r>
+      <w:r>
+        <w:t xml:space="preserve">— беременность сроком более 20 недель стоит в противопоказаниях; с 20-й недели НПВП не применяют из-за возможного маловодия и нарушения работы почек у новорождённого, до 20 недель применения советуют избегать (7.7).</w:t>
+      </w:r>
+      <w:r>
+        <w:t xml:space="preserve"> </w:t>
+      </w:r>
+      <w:r>
+        <w:rPr>
+          <w:iCs/>
+          <w:i/>
+        </w:rPr>
+        <w:t xml:space="preserve">Пример российской инструкции ибупрофена; формулировки совпадают с требованием Минздрава (запись 15).</w:t>
+      </w:r>
+    </w:p>
+    <w:p>
+      <w:pPr>
+        <w:pStyle w:val="BodyText"/>
+      </w:pPr>
+      <w:r>
+        <w:t xml:space="preserve">15. Минздрав России. Письмо от 23.11.2020 № 20-3/2565 о внесении изменений в инструкции системных НПВП — противопоказание «Беременность в сроке более 20 недель» и указание о маловодии для всех системных НПВП, рецептурных и безрецептурных (7.7).</w:t>
+      </w:r>
+      <w:r>
+        <w:t xml:space="preserve"> </w:t>
+      </w:r>
+      <w:r>
+        <w:rPr>
+          <w:iCs/>
+          <w:i/>
+        </w:rPr>
+        <w:t xml:space="preserve">Письмо не открывалось; содержание и реквизиты — по новости «Фармвестника» от 23.11.2020 (</w:t>
+      </w:r>
+      <w:hyperlink r:id="rId33">
+        <w:r>
+          <w:rPr>
+            <w:rStyle w:val="Hyperlink"/>
+            <w:iCs/>
+            <w:i/>
+          </w:rPr>
+          <w:t xml:space="preserve">pharmvestnik.ru</w:t>
+        </w:r>
+      </w:hyperlink>
+      <w:r>
+        <w:rPr>
+          <w:iCs/>
+          <w:i/>
+        </w:rPr>
+        <w:t xml:space="preserve">); номер письма взят из имени файла, приложенного к новости.</w:t>
+      </w:r>
+    </w:p>
+    <w:p>
+      <w:pPr>
+        <w:pStyle w:val="BodyText"/>
+      </w:pPr>
+      <w:r>
+        <w:t xml:space="preserve">16. U.S. Food and Drug Administration.</w:t>
+      </w:r>
+      <w:r>
+        <w:t xml:space="preserve"> </w:t>
+      </w:r>
+      <w:hyperlink r:id="rId34">
+        <w:r>
+          <w:rPr>
+            <w:rStyle w:val="Hyperlink"/>
+          </w:rPr>
+          <w:t xml:space="preserve">FDA recommends avoiding use of NSAIDs in pregnancy at 20 weeks or later because they can result in low amniotic fluid</w:t>
+        </w:r>
+      </w:hyperlink>
+      <w:r>
+        <w:t xml:space="preserve">. Drug Safety Communication, 15.10.2020 — НПВП не применять с 20 недель без указания врача, низкие дозы аспирина — исключение (7.7).</w:t>
+      </w:r>
+    </w:p>
+    <w:p>
+      <w:pPr>
+        <w:pStyle w:val="BodyText"/>
+      </w:pPr>
+      <w:r>
         <w:rPr>
           <w:bCs/>
           <w:b/>
@@ -3733,9 +3695,9 @@
         <w:pStyle w:val="BodyText"/>
       </w:pPr>
       <w:r>
-        <w:t xml:space="preserve">13. Dumitru C.S., Zara F., Novacescu D. et al. </w:t>
-      </w:r>
-      <w:hyperlink r:id="rId32">
+        <w:t xml:space="preserve">17. Dumitru C.S., Zara F., Novacescu D. et al. </w:t>
+      </w:r>
+      <w:hyperlink r:id="rId35">
         <w:r>
           <w:rPr>
             <w:rStyle w:val="Hyperlink"/>
@@ -3752,9 +3714,9 @@
         <w:pStyle w:val="BodyText"/>
       </w:pPr>
       <w:r>
-        <w:t xml:space="preserve">14. Head K., Snidvongs K., Glew S. et al. </w:t>
-      </w:r>
-      <w:hyperlink r:id="rId33">
+        <w:t xml:space="preserve">18. Head K., Snidvongs K., Glew S. et al. </w:t>
+      </w:r>
+      <w:hyperlink r:id="rId36">
         <w:r>
           <w:rPr>
             <w:rStyle w:val="Hyperlink"/>
@@ -3781,12 +3743,12 @@
         <w:pStyle w:val="BodyText"/>
       </w:pPr>
       <w:r>
-        <w:t xml:space="preserve">15. Zeitlin J., Shermetaro C., Sutton A.E.</w:t>
-      </w:r>
-      <w:r>
-        <w:t xml:space="preserve"> </w:t>
-      </w:r>
-      <w:hyperlink r:id="rId34">
+        <w:t xml:space="preserve">19. Zeitlin J., Shermetaro C., Sutton A.E.</w:t>
+      </w:r>
+      <w:r>
+        <w:t xml:space="preserve"> </w:t>
+      </w:r>
+      <w:hyperlink r:id="rId37">
         <w:r>
           <w:rPr>
             <w:rStyle w:val="Hyperlink"/>
@@ -3803,12 +3765,12 @@
         <w:pStyle w:val="BodyText"/>
       </w:pPr>
       <w:r>
-        <w:t xml:space="preserve">16. MotherToBaby (Organization of Teratology Information Specialists).</w:t>
-      </w:r>
-      <w:r>
-        <w:t xml:space="preserve"> </w:t>
-      </w:r>
-      <w:hyperlink r:id="rId35">
+        <w:t xml:space="preserve">20. MotherToBaby (Organization of Teratology Information Specialists).</w:t>
+      </w:r>
+      <w:r>
+        <w:t xml:space="preserve"> </w:t>
+      </w:r>
+      <w:hyperlink r:id="rId38">
         <w:r>
           <w:rPr>
             <w:rStyle w:val="Hyperlink"/>
@@ -3847,12 +3809,12 @@
         <w:pStyle w:val="BodyText"/>
       </w:pPr>
       <w:r>
-        <w:t xml:space="preserve">17. UK Teratology Information Service (UKTIS).</w:t>
-      </w:r>
-      <w:r>
-        <w:t xml:space="preserve"> </w:t>
-      </w:r>
-      <w:hyperlink r:id="rId36">
+        <w:t xml:space="preserve">21. UK Teratology Information Service (UKTIS).</w:t>
+      </w:r>
+      <w:r>
+        <w:t xml:space="preserve"> </w:t>
+      </w:r>
+      <w:hyperlink r:id="rId39">
         <w:r>
           <w:rPr>
             <w:rStyle w:val="Hyperlink"/>
@@ -3881,12 +3843,12 @@
         <w:pStyle w:val="BodyText"/>
       </w:pPr>
       <w:r>
-        <w:t xml:space="preserve">18. Минздрав России, Российское общество акушеров-гинекологов.</w:t>
-      </w:r>
-      <w:r>
-        <w:t xml:space="preserve"> </w:t>
-      </w:r>
-      <w:hyperlink r:id="rId37">
+        <w:t xml:space="preserve">22. Минздрав России, Российское общество акушеров-гинекологов.</w:t>
+      </w:r>
+      <w:r>
+        <w:t xml:space="preserve"> </w:t>
+      </w:r>
+      <w:hyperlink r:id="rId40">
         <w:r>
           <w:rPr>
             <w:rStyle w:val="Hyperlink"/>
@@ -3895,7 +3857,7 @@
         </w:r>
       </w:hyperlink>
       <w:r>
-        <w:t xml:space="preserve">, 2023 (редакция 15.02.2024), ID 288 (в рубрикаторе 288_2) — приём ретинола в дозе свыше 10 000 МЕ может оказывать тератогенное действие, ретинол рутинно не назначают (7.4, 7.11); лихорадка выше 37,5 и жалобы из памятки пациентке (сильная головная боль, нарушения зрения, давление выше 120/80, отёк лица, рук или ног, боль в эпигастрии) — повод обратиться к врачу (7.7); при изжоге — положение тела, диета и свободная одежда, при отсутствии эффекта — антациды, при запоре — движение и пищевые волокна, пункт о средствах при геморрое, уровни убедительности A и C (7.10); поливитамины, омега-3, железо и витамины A, E и C рутинно не назначают, группы риска (7.11); посев мочи на бессимптомную бактериурию на первом визите и мазок на стрептококк группы В в 35–37 недель (7.15).</w:t>
+        <w:t xml:space="preserve">, 2023 (редакция 15.02.2024), ID 288 (в рубрикаторе 288_2) — приём ретинола в дозе свыше 10 000 МЕ может оказывать тератогенное действие, ретинол рутинно не назначают (7.4, 7.11); лихорадка выше 37,5 и жалобы из памятки пациентке (сильная головная боль, нарушения зрения, давление выше 120/80, отёк лица, рук или ног, боль в эпигастрии) — повод обратиться к врачу (7.7); боль внизу живота и кровянистые выделения — повод обратиться к врачу (7.16); при изжоге — положение тела, диета и свободная одежда, при отсутствии эффекта — антациды, при запоре — движение и пищевые волокна, пункт о средствах при геморрое, уровни убедительности A и C (7.10); поливитамины, омега-3, железо и витамины A, E и C рутинно не назначают, группы риска (7.11); посев мочи на бессимптомную бактериурию на первом визите и мазок на стрептококк группы В в 35–37 недель (7.15).</w:t>
       </w:r>
       <w:r>
         <w:t xml:space="preserve"> </w:t>
@@ -3925,12 +3887,12 @@
         <w:pStyle w:val="BodyText"/>
       </w:pPr>
       <w:r>
-        <w:t xml:space="preserve">19. Sarecka-Hujar B., Szulc-Musioł B.</w:t>
-      </w:r>
-      <w:r>
-        <w:t xml:space="preserve"> </w:t>
-      </w:r>
-      <w:hyperlink r:id="rId38">
+        <w:t xml:space="preserve">23. Sarecka-Hujar B., Szulc-Musioł B.</w:t>
+      </w:r>
+      <w:r>
+        <w:t xml:space="preserve"> </w:t>
+      </w:r>
+      <w:hyperlink r:id="rId41">
         <w:r>
           <w:rPr>
             <w:rStyle w:val="Hyperlink"/>
@@ -3962,9 +3924,9 @@
         <w:pStyle w:val="BodyText"/>
       </w:pPr>
       <w:r>
-        <w:t xml:space="preserve">20. Alali A.B., Alhammad F.A., Almohammed Saleh J.A. et al. </w:t>
-      </w:r>
-      <w:hyperlink r:id="rId39">
+        <w:t xml:space="preserve">24. Alali A.B., Alhammad F.A., Almohammed Saleh J.A. et al. </w:t>
+      </w:r>
+      <w:hyperlink r:id="rId42">
         <w:r>
           <w:rPr>
             <w:rStyle w:val="Hyperlink"/>
@@ -3981,9 +3943,9 @@
         <w:pStyle w:val="BodyText"/>
       </w:pPr>
       <w:r>
-        <w:t xml:space="preserve">21. Chi C.-C., Wang S.-H., Wojnarowska F. et al. </w:t>
-      </w:r>
-      <w:hyperlink r:id="rId40">
+        <w:t xml:space="preserve">25. Chi C.-C., Wang S.-H., Wojnarowska F. et al. </w:t>
+      </w:r>
+      <w:hyperlink r:id="rId43">
         <w:r>
           <w:rPr>
             <w:rStyle w:val="Hyperlink"/>
@@ -4010,12 +3972,12 @@
         <w:pStyle w:val="BodyText"/>
       </w:pPr>
       <w:r>
-        <w:t xml:space="preserve">22. MotherToBaby (Organization of Teratology Information Specialists).</w:t>
-      </w:r>
-      <w:r>
-        <w:t xml:space="preserve"> </w:t>
-      </w:r>
-      <w:hyperlink r:id="rId41">
+        <w:t xml:space="preserve">26. MotherToBaby (Organization of Teratology Information Specialists).</w:t>
+      </w:r>
+      <w:r>
+        <w:t xml:space="preserve"> </w:t>
+      </w:r>
+      <w:hyperlink r:id="rId44">
         <w:r>
           <w:rPr>
             <w:rStyle w:val="Hyperlink"/>
@@ -4042,12 +4004,12 @@
         <w:pStyle w:val="BodyText"/>
       </w:pPr>
       <w:r>
-        <w:t xml:space="preserve">23. Российское общество дерматовенерологов и косметологов.</w:t>
-      </w:r>
-      <w:r>
-        <w:t xml:space="preserve"> </w:t>
-      </w:r>
-      <w:hyperlink r:id="rId42">
+        <w:t xml:space="preserve">27. Российское общество дерматовенерологов и косметологов.</w:t>
+      </w:r>
+      <w:r>
+        <w:t xml:space="preserve"> </w:t>
+      </w:r>
+      <w:hyperlink r:id="rId45">
         <w:r>
           <w:rPr>
             <w:rStyle w:val="Hyperlink"/>
@@ -4074,12 +4036,12 @@
         <w:pStyle w:val="BodyText"/>
       </w:pPr>
       <w:r>
-        <w:t xml:space="preserve">24. Регистр лекарственных средств России (РЛС).</w:t>
-      </w:r>
-      <w:r>
-        <w:t xml:space="preserve"> </w:t>
-      </w:r>
-      <w:hyperlink r:id="rId43">
+        <w:t xml:space="preserve">28. Регистр лекарственных средств России (РЛС).</w:t>
+      </w:r>
+      <w:r>
+        <w:t xml:space="preserve"> </w:t>
+      </w:r>
+      <w:hyperlink r:id="rId46">
         <w:r>
           <w:rPr>
             <w:rStyle w:val="Hyperlink"/>
@@ -4096,12 +4058,12 @@
         <w:pStyle w:val="BodyText"/>
       </w:pPr>
       <w:r>
-        <w:t xml:space="preserve">25. UK Teratology Information Service (UKTIS).</w:t>
-      </w:r>
-      <w:r>
-        <w:t xml:space="preserve"> </w:t>
-      </w:r>
-      <w:hyperlink r:id="rId44">
+        <w:t xml:space="preserve">29. UK Teratology Information Service (UKTIS).</w:t>
+      </w:r>
+      <w:r>
+        <w:t xml:space="preserve"> </w:t>
+      </w:r>
+      <w:hyperlink r:id="rId47">
         <w:r>
           <w:rPr>
             <w:rStyle w:val="Hyperlink"/>
@@ -4130,12 +4092,12 @@
         <w:pStyle w:val="BodyText"/>
       </w:pPr>
       <w:r>
-        <w:t xml:space="preserve">26. MotherToBaby (Organization of Teratology Information Specialists).</w:t>
-      </w:r>
-      <w:r>
-        <w:t xml:space="preserve"> </w:t>
-      </w:r>
-      <w:hyperlink r:id="rId45">
+        <w:t xml:space="preserve">30. MotherToBaby (Organization of Teratology Information Specialists).</w:t>
+      </w:r>
+      <w:r>
+        <w:t xml:space="preserve"> </w:t>
+      </w:r>
+      <w:hyperlink r:id="rId48">
         <w:r>
           <w:rPr>
             <w:rStyle w:val="Hyperlink"/>
@@ -4152,12 +4114,12 @@
         <w:pStyle w:val="BodyText"/>
       </w:pPr>
       <w:r>
-        <w:t xml:space="preserve">27. Verteramo R., Pierdomenico M., Greco P., Milano C.</w:t>
-      </w:r>
-      <w:r>
-        <w:t xml:space="preserve"> </w:t>
-      </w:r>
-      <w:hyperlink r:id="rId46">
+        <w:t xml:space="preserve">31. Verteramo R., Pierdomenico M., Greco P., Milano C.</w:t>
+      </w:r>
+      <w:r>
+        <w:t xml:space="preserve"> </w:t>
+      </w:r>
+      <w:hyperlink r:id="rId49">
         <w:r>
           <w:rPr>
             <w:rStyle w:val="Hyperlink"/>
@@ -4461,9 +4423,6 @@
     <w:abstractNumId w:val="991"/>
   </w:num>
   <w:num w:numId="1008">
-    <w:abstractNumId w:val="991"/>
-  </w:num>
-  <w:num w:numId="1009">
     <w:abstractNumId w:val="99411"/>
     <w:lvlOverride w:ilvl="0">
       <w:startOverride w:val="1"/>
@@ -4493,10 +4452,10 @@
       <w:startOverride w:val="1"/>
     </w:lvlOverride>
   </w:num>
-  <w:num w:numId="1010">
+  <w:num w:numId="1009">
     <w:abstractNumId w:val="991"/>
   </w:num>
-  <w:num w:numId="1011">
+  <w:num w:numId="1010">
     <w:abstractNumId w:val="99411"/>
     <w:lvlOverride w:ilvl="0">
       <w:startOverride w:val="1"/>
@@ -4526,10 +4485,10 @@
       <w:startOverride w:val="1"/>
     </w:lvlOverride>
   </w:num>
-  <w:num w:numId="1012">
+  <w:num w:numId="1011">
     <w:abstractNumId w:val="991"/>
   </w:num>
-  <w:num w:numId="1013">
+  <w:num w:numId="1012">
     <w:abstractNumId w:val="991"/>
   </w:num>
 </w:numbering>

--- a/themes/theme-7/theme 7 draft.docx
+++ b/themes/theme-7/theme 7 draft.docx
@@ -855,19 +855,7 @@
         <w:pStyle w:val="BodyText"/>
       </w:pPr>
       <w:r>
-        <w:t xml:space="preserve">Вывод, который руководители FIGO приводят от имени профессиональных объединений — FIGO, американской и британской коллегий акушеров-гинекологов: имеющиеся данные причинной связи между приёмом парацетамола при беременности и нарушениями развития не подтверждают, а женщинам рекомендуется взвешенное применение препарата, а не отказ от него.</w:t>
-      </w:r>
-    </w:p>
-    <w:p>
-      <w:pPr>
-        <w:pStyle w:val="BodyText"/>
-      </w:pPr>
-      <w:r>
-        <w:rPr>
-          <w:iCs/>
-          <w:i/>
-        </w:rPr>
-        <w:t xml:space="preserve">ПРОВЕРИТЬ: позиции американской и британской коллегий приведены по редакционной статье руководителей FIGO (Louwen et al., 2025), без сверки с документами самих коллегий.</w:t>
+        <w:t xml:space="preserve">Вывод на сегодня одинаков у американской коллегии акушеров-гинекологов и у британского регулятора лекарств: имеющиеся данные причинной связи между приёмом парацетамола при беременности и нарушениями развития не подтверждают, а применять его рекомендуют взвешенно — в наименьшей действующей дозе и столько, сколько нужно, а не отказываться от него.</w:t>
       </w:r>
     </w:p>
     <w:p>
@@ -3224,17 +3212,21 @@
         <w:pStyle w:val="BodyText"/>
       </w:pPr>
       <w:r>
-        <w:t xml:space="preserve">3. U.S. Food and Drug Administration. Content and Format of Labeling for Human Prescription Drug and Biological Products; Requirements for Pregnancy and Lactation Labeling. Final rule. Federal Register, 2014, 79(233), 04.12.2014 — буквенные категории критиковали как вводящие в заблуждение: их читали как шкалу, где риск растёт от A к X, хотя категория не различала источник данных и тяжесть вреда (7.1).</w:t>
-      </w:r>
-      <w:r>
-        <w:t xml:space="preserve"> </w:t>
-      </w:r>
-      <w:r>
-        <w:rPr>
-          <w:iCs/>
-          <w:i/>
-        </w:rPr>
-        <w:t xml:space="preserve">Адрес страницы при проверке не записан; цитаты — в реестре Темы 7, раздел «Находки источниковеда, 2026-10-08».</w:t>
+        <w:t xml:space="preserve">3. U.S. Food and Drug Administration. Content and Format of Labeling for Human Prescription Drug and Biological Products; Requirements for Pregnancy and Lactation Labeling.</w:t>
+      </w:r>
+      <w:r>
+        <w:t xml:space="preserve"> </w:t>
+      </w:r>
+      <w:hyperlink r:id="rId22">
+        <w:r>
+          <w:rPr>
+            <w:rStyle w:val="Hyperlink"/>
+          </w:rPr>
+          <w:t xml:space="preserve">Final rule</w:t>
+        </w:r>
+      </w:hyperlink>
+      <w:r>
+        <w:t xml:space="preserve">. Federal Register, 2014, 79(233): 72063–72103, 04.12.2014, с. 72076 — буквенные категории критиковали как вводящие в заблуждение: их читали как шкалу, где риск растёт от A к X, хотя категория не различала источник данных и тяжесть вреда (7.1).</w:t>
       </w:r>
     </w:p>
     <w:p>
@@ -3259,7 +3251,7 @@
       <w:r>
         <w:t xml:space="preserve"> </w:t>
       </w:r>
-      <w:hyperlink r:id="rId22">
+      <w:hyperlink r:id="rId23">
         <w:r>
           <w:rPr>
             <w:rStyle w:val="Hyperlink"/>
@@ -3303,7 +3295,7 @@
       <w:r>
         <w:t xml:space="preserve"> </w:t>
       </w:r>
-      <w:hyperlink r:id="rId23">
+      <w:hyperlink r:id="rId24">
         <w:r>
           <w:rPr>
             <w:rStyle w:val="Hyperlink"/>
@@ -3337,7 +3329,7 @@
       <w:r>
         <w:t xml:space="preserve"> </w:t>
       </w:r>
-      <w:hyperlink r:id="rId24">
+      <w:hyperlink r:id="rId25">
         <w:r>
           <w:rPr>
             <w:rStyle w:val="Hyperlink"/>
@@ -3381,7 +3373,7 @@
       <w:r>
         <w:t xml:space="preserve"> </w:t>
       </w:r>
-      <w:hyperlink r:id="rId25">
+      <w:hyperlink r:id="rId26">
         <w:r>
           <w:rPr>
             <w:rStyle w:val="Hyperlink"/>
@@ -3413,7 +3405,7 @@
       <w:r>
         <w:t xml:space="preserve"> </w:t>
       </w:r>
-      <w:hyperlink r:id="rId26">
+      <w:hyperlink r:id="rId27">
         <w:r>
           <w:rPr>
             <w:rStyle w:val="Hyperlink"/>
@@ -3448,7 +3440,7 @@
       <w:r>
         <w:t xml:space="preserve"> </w:t>
       </w:r>
-      <w:hyperlink r:id="rId27">
+      <w:hyperlink r:id="rId28">
         <w:r>
           <w:rPr>
             <w:rStyle w:val="Hyperlink"/>
@@ -3470,7 +3462,7 @@
       <w:r>
         <w:t xml:space="preserve"> </w:t>
       </w:r>
-      <w:hyperlink r:id="rId28">
+      <w:hyperlink r:id="rId29">
         <w:r>
           <w:rPr>
             <w:rStyle w:val="Hyperlink"/>
@@ -3492,7 +3484,7 @@
       <w:r>
         <w:t xml:space="preserve"> </w:t>
       </w:r>
-      <w:hyperlink r:id="rId29">
+      <w:hyperlink r:id="rId30">
         <w:r>
           <w:rPr>
             <w:rStyle w:val="Hyperlink"/>
@@ -3535,7 +3527,7 @@
       <w:r>
         <w:t xml:space="preserve">12. Louwen F., Deuster E., McAuliffe F.M. et al. </w:t>
       </w:r>
-      <w:hyperlink r:id="rId30">
+      <w:hyperlink r:id="rId31">
         <w:r>
           <w:rPr>
             <w:rStyle w:val="Hyperlink"/>
@@ -3544,7 +3536,7 @@
         </w:r>
       </w:hyperlink>
       <w:r>
-        <w:t xml:space="preserve">. International Journal of Gynecology &amp; Obstetrics, 2025;171(3):915–919, DOI 10.1002/ijgo.70577 — редакционная статья руководителей FIGO: FIGO, ACOG и RCOG продолжают рекомендовать парацетамол как самое безопасное обезболивающее при беременности (7.7); нелеченая лихорадка в ранние сроки связана с большим риском потери беременности, дефектов нервной трубки, расщелины нёба и пороков сердца, в поздние — преждевременных родов и задержки роста плода (7.7).</w:t>
+        <w:t xml:space="preserve">. International Journal of Gynecology &amp; Obstetrics, 2025;171(3):915–919, DOI 10.1002/ijgo.70577 — редакционная статья руководителей FIGO: нелеченая лихорадка в ранние сроки связана с большим риском потери беременности, дефектов нервной трубки, расщелины нёба и пороков сердца, в поздние — преждевременных родов и задержки роста плода (7.7).</w:t>
       </w:r>
       <w:r>
         <w:t xml:space="preserve"> </w:t>
@@ -3554,7 +3546,7 @@
           <w:iCs/>
           <w:i/>
         </w:rPr>
-        <w:t xml:space="preserve">Позиции ACOG и RCOG приведены по этой статье, без сверки с их документами. Страница издателя (Wiley) агенту закрыта, выходные данные сверены по PubMed (PMID 41028913). В прежней версии списка статья была названа «совместной позицией профессиональных объединений»; по PubMed это редакционная статья.</w:t>
+        <w:t xml:space="preserve">Страница издателя (Wiley) агенту закрыта, выходные данные сверены по PubMed (PMID 41028913). В прежней версии списка статья была названа «совместной позицией профессиональных объединений»; по PubMed это редакционная статья.</w:t>
       </w:r>
     </w:p>
     <w:p>
@@ -3564,7 +3556,7 @@
       <w:r>
         <w:t xml:space="preserve">13. Ahlqvist V.H., Sjöqvist H., Dalman C. et al. </w:t>
       </w:r>
-      <w:hyperlink r:id="rId31">
+      <w:hyperlink r:id="rId32">
         <w:r>
           <w:rPr>
             <w:rStyle w:val="Hyperlink"/>
@@ -3591,12 +3583,90 @@
         <w:pStyle w:val="BodyText"/>
       </w:pPr>
       <w:r>
-        <w:t xml:space="preserve">14. Reckitt Benckiser Healthcare.</w:t>
-      </w:r>
-      <w:r>
-        <w:t xml:space="preserve"> </w:t>
-      </w:r>
-      <w:hyperlink r:id="rId32">
+        <w:t xml:space="preserve">14. American College of Obstetricians and Gynecologists.</w:t>
+      </w:r>
+      <w:r>
+        <w:t xml:space="preserve"> </w:t>
+      </w:r>
+      <w:hyperlink r:id="rId33">
+        <w:r>
+          <w:rPr>
+            <w:rStyle w:val="Hyperlink"/>
+          </w:rPr>
+          <w:t xml:space="preserve">Acetaminophen Use in Pregnancy and Neurodevelopmental Outcomes</w:t>
+        </w:r>
+      </w:hyperlink>
+      <w:r>
+        <w:t xml:space="preserve">. Practice Advisory, 22.09.2025 — парацетамол остаётся препаратом выбора при боли и лихорадке; взвешенное применение в наименьшей действующей дозе и наименьшим курсом; имеющиеся данные причинной связи с нарушениями развития не подтверждают (7.7).</w:t>
+      </w:r>
+      <w:r>
+        <w:t xml:space="preserve"> </w:t>
+      </w:r>
+      <w:r>
+        <w:rPr>
+          <w:iCs/>
+          <w:i/>
+        </w:rPr>
+        <w:t xml:space="preserve">Сайт ACOG закрыт для машинного доступа; цитаты сверены по резюме на</w:t>
+      </w:r>
+      <w:r>
+        <w:rPr>
+          <w:iCs/>
+          <w:i/>
+        </w:rPr>
+        <w:t xml:space="preserve"> </w:t>
+      </w:r>
+      <w:hyperlink r:id="rId34">
+        <w:r>
+          <w:rPr>
+            <w:rStyle w:val="Hyperlink"/>
+            <w:iCs/>
+            <w:i/>
+          </w:rPr>
+          <w:t xml:space="preserve">Guideline Central</w:t>
+        </w:r>
+      </w:hyperlink>
+      <w:r>
+        <w:rPr>
+          <w:iCs/>
+          <w:i/>
+        </w:rPr>
+        <w:t xml:space="preserve">.</w:t>
+      </w:r>
+    </w:p>
+    <w:p>
+      <w:pPr>
+        <w:pStyle w:val="BodyText"/>
+      </w:pPr>
+      <w:r>
+        <w:t xml:space="preserve">15. Medicines and Healthcare products Regulatory Agency.</w:t>
+      </w:r>
+      <w:r>
+        <w:t xml:space="preserve"> </w:t>
+      </w:r>
+      <w:hyperlink r:id="rId35">
+        <w:r>
+          <w:rPr>
+            <w:rStyle w:val="Hyperlink"/>
+          </w:rPr>
+          <w:t xml:space="preserve">Paracetamol and pregnancy – reminder that taking paracetamol during pregnancy remains safe</w:t>
+        </w:r>
+      </w:hyperlink>
+      <w:r>
+        <w:t xml:space="preserve">. Drug Safety Update, 23.09.2025 — доказательств того, что парацетамол при беременности вызывает аутизм, нет; применять в наименьшей действующей дозе и наименьшим курсом (7.7).</w:t>
+      </w:r>
+    </w:p>
+    <w:p>
+      <w:pPr>
+        <w:pStyle w:val="BodyText"/>
+      </w:pPr>
+      <w:r>
+        <w:t xml:space="preserve">16. Reckitt Benckiser Healthcare.</w:t>
+      </w:r>
+      <w:r>
+        <w:t xml:space="preserve"> </w:t>
+      </w:r>
+      <w:hyperlink r:id="rId36">
         <w:r>
           <w:rPr>
             <w:rStyle w:val="Hyperlink"/>
@@ -3618,15 +3688,15 @@
           <w:iCs/>
           <w:i/>
         </w:rPr>
-        <w:t xml:space="preserve">Пример российской инструкции ибупрофена; формулировки совпадают с требованием Минздрава (запись 15).</w:t>
-      </w:r>
-    </w:p>
-    <w:p>
-      <w:pPr>
-        <w:pStyle w:val="BodyText"/>
-      </w:pPr>
-      <w:r>
-        <w:t xml:space="preserve">15. Минздрав России. Письмо от 23.11.2020 № 20-3/2565 о внесении изменений в инструкции системных НПВП — противопоказание «Беременность в сроке более 20 недель» и указание о маловодии для всех системных НПВП, рецептурных и безрецептурных (7.7).</w:t>
+        <w:t xml:space="preserve">Пример российской инструкции ибупрофена; формулировки совпадают с требованием Минздрава (запись 17).</w:t>
+      </w:r>
+    </w:p>
+    <w:p>
+      <w:pPr>
+        <w:pStyle w:val="BodyText"/>
+      </w:pPr>
+      <w:r>
+        <w:t xml:space="preserve">17. Минздрав России. Письмо от 23.11.2020 № 20-3/2565 о внесении изменений в инструкции системных НПВП — противопоказание «Беременность в сроке более 20 недель» и указание о маловодии для всех системных НПВП, рецептурных и безрецептурных (7.7).</w:t>
       </w:r>
       <w:r>
         <w:t xml:space="preserve"> </w:t>
@@ -3636,9 +3706,9 @@
           <w:iCs/>
           <w:i/>
         </w:rPr>
-        <w:t xml:space="preserve">Письмо не открывалось; содержание и реквизиты — по новости «Фармвестника» от 23.11.2020 (</w:t>
-      </w:r>
-      <w:hyperlink r:id="rId33">
+        <w:t xml:space="preserve">Реквизиты и содержание — по новости «Фармвестника» от 23.11.2020 (</w:t>
+      </w:r>
+      <w:hyperlink r:id="rId37">
         <w:r>
           <w:rPr>
             <w:rStyle w:val="Hyperlink"/>
@@ -3653,20 +3723,37 @@
           <w:iCs/>
           <w:i/>
         </w:rPr>
-        <w:t xml:space="preserve">); номер письма взят из имени файла, приложенного к новости.</w:t>
-      </w:r>
-    </w:p>
-    <w:p>
-      <w:pPr>
-        <w:pStyle w:val="BodyText"/>
-      </w:pPr>
-      <w:r>
-        <w:t xml:space="preserve">16. U.S. Food and Drug Administration.</w:t>
-      </w:r>
-      <w:r>
-        <w:t xml:space="preserve"> </w:t>
-      </w:r>
-      <w:hyperlink r:id="rId34">
+        <w:t xml:space="preserve">); текст письма выложен там же (</w:t>
+      </w:r>
+      <w:hyperlink r:id="rId38">
+        <w:r>
+          <w:rPr>
+            <w:rStyle w:val="Hyperlink"/>
+            <w:iCs/>
+            <w:i/>
+          </w:rPr>
+          <w:t xml:space="preserve">pharmvestnik.ru/documents</w:t>
+        </w:r>
+      </w:hyperlink>
+      <w:r>
+        <w:rPr>
+          <w:iCs/>
+          <w:i/>
+        </w:rPr>
+        <w:t xml:space="preserve">), но закрыт для машинного чтения. Формулировки совпадают с действующей инструкцией ибупрофена (запись 16).</w:t>
+      </w:r>
+    </w:p>
+    <w:p>
+      <w:pPr>
+        <w:pStyle w:val="BodyText"/>
+      </w:pPr>
+      <w:r>
+        <w:t xml:space="preserve">18. U.S. Food and Drug Administration.</w:t>
+      </w:r>
+      <w:r>
+        <w:t xml:space="preserve"> </w:t>
+      </w:r>
+      <w:hyperlink r:id="rId39">
         <w:r>
           <w:rPr>
             <w:rStyle w:val="Hyperlink"/>
@@ -3695,9 +3782,9 @@
         <w:pStyle w:val="BodyText"/>
       </w:pPr>
       <w:r>
-        <w:t xml:space="preserve">17. Dumitru C.S., Zara F., Novacescu D. et al. </w:t>
-      </w:r>
-      <w:hyperlink r:id="rId35">
+        <w:t xml:space="preserve">19. Dumitru C.S., Zara F., Novacescu D. et al. </w:t>
+      </w:r>
+      <w:hyperlink r:id="rId40">
         <w:r>
           <w:rPr>
             <w:rStyle w:val="Hyperlink"/>
@@ -3714,9 +3801,9 @@
         <w:pStyle w:val="BodyText"/>
       </w:pPr>
       <w:r>
-        <w:t xml:space="preserve">18. Head K., Snidvongs K., Glew S. et al. </w:t>
-      </w:r>
-      <w:hyperlink r:id="rId36">
+        <w:t xml:space="preserve">20. Head K., Snidvongs K., Glew S. et al. </w:t>
+      </w:r>
+      <w:hyperlink r:id="rId41">
         <w:r>
           <w:rPr>
             <w:rStyle w:val="Hyperlink"/>
@@ -3743,12 +3830,12 @@
         <w:pStyle w:val="BodyText"/>
       </w:pPr>
       <w:r>
-        <w:t xml:space="preserve">19. Zeitlin J., Shermetaro C., Sutton A.E.</w:t>
-      </w:r>
-      <w:r>
-        <w:t xml:space="preserve"> </w:t>
-      </w:r>
-      <w:hyperlink r:id="rId37">
+        <w:t xml:space="preserve">21. Zeitlin J., Shermetaro C., Sutton A.E.</w:t>
+      </w:r>
+      <w:r>
+        <w:t xml:space="preserve"> </w:t>
+      </w:r>
+      <w:hyperlink r:id="rId42">
         <w:r>
           <w:rPr>
             <w:rStyle w:val="Hyperlink"/>
@@ -3765,12 +3852,12 @@
         <w:pStyle w:val="BodyText"/>
       </w:pPr>
       <w:r>
-        <w:t xml:space="preserve">20. MotherToBaby (Organization of Teratology Information Specialists).</w:t>
-      </w:r>
-      <w:r>
-        <w:t xml:space="preserve"> </w:t>
-      </w:r>
-      <w:hyperlink r:id="rId38">
+        <w:t xml:space="preserve">22. MotherToBaby (Organization of Teratology Information Specialists).</w:t>
+      </w:r>
+      <w:r>
+        <w:t xml:space="preserve"> </w:t>
+      </w:r>
+      <w:hyperlink r:id="rId43">
         <w:r>
           <w:rPr>
             <w:rStyle w:val="Hyperlink"/>
@@ -3809,12 +3896,12 @@
         <w:pStyle w:val="BodyText"/>
       </w:pPr>
       <w:r>
-        <w:t xml:space="preserve">21. UK Teratology Information Service (UKTIS).</w:t>
-      </w:r>
-      <w:r>
-        <w:t xml:space="preserve"> </w:t>
-      </w:r>
-      <w:hyperlink r:id="rId39">
+        <w:t xml:space="preserve">23. UK Teratology Information Service (UKTIS).</w:t>
+      </w:r>
+      <w:r>
+        <w:t xml:space="preserve"> </w:t>
+      </w:r>
+      <w:hyperlink r:id="rId44">
         <w:r>
           <w:rPr>
             <w:rStyle w:val="Hyperlink"/>
@@ -3843,12 +3930,12 @@
         <w:pStyle w:val="BodyText"/>
       </w:pPr>
       <w:r>
-        <w:t xml:space="preserve">22. Минздрав России, Российское общество акушеров-гинекологов.</w:t>
-      </w:r>
-      <w:r>
-        <w:t xml:space="preserve"> </w:t>
-      </w:r>
-      <w:hyperlink r:id="rId40">
+        <w:t xml:space="preserve">24. Минздрав России, Российское общество акушеров-гинекологов.</w:t>
+      </w:r>
+      <w:r>
+        <w:t xml:space="preserve"> </w:t>
+      </w:r>
+      <w:hyperlink r:id="rId45">
         <w:r>
           <w:rPr>
             <w:rStyle w:val="Hyperlink"/>
@@ -3887,12 +3974,12 @@
         <w:pStyle w:val="BodyText"/>
       </w:pPr>
       <w:r>
-        <w:t xml:space="preserve">23. Sarecka-Hujar B., Szulc-Musioł B.</w:t>
-      </w:r>
-      <w:r>
-        <w:t xml:space="preserve"> </w:t>
-      </w:r>
-      <w:hyperlink r:id="rId41">
+        <w:t xml:space="preserve">25. Sarecka-Hujar B., Szulc-Musioł B.</w:t>
+      </w:r>
+      <w:r>
+        <w:t xml:space="preserve"> </w:t>
+      </w:r>
+      <w:hyperlink r:id="rId46">
         <w:r>
           <w:rPr>
             <w:rStyle w:val="Hyperlink"/>
@@ -3924,9 +4011,9 @@
         <w:pStyle w:val="BodyText"/>
       </w:pPr>
       <w:r>
-        <w:t xml:space="preserve">24. Alali A.B., Alhammad F.A., Almohammed Saleh J.A. et al. </w:t>
-      </w:r>
-      <w:hyperlink r:id="rId42">
+        <w:t xml:space="preserve">26. Alali A.B., Alhammad F.A., Almohammed Saleh J.A. et al. </w:t>
+      </w:r>
+      <w:hyperlink r:id="rId47">
         <w:r>
           <w:rPr>
             <w:rStyle w:val="Hyperlink"/>
@@ -3943,9 +4030,9 @@
         <w:pStyle w:val="BodyText"/>
       </w:pPr>
       <w:r>
-        <w:t xml:space="preserve">25. Chi C.-C., Wang S.-H., Wojnarowska F. et al. </w:t>
-      </w:r>
-      <w:hyperlink r:id="rId43">
+        <w:t xml:space="preserve">27. Chi C.-C., Wang S.-H., Wojnarowska F. et al. </w:t>
+      </w:r>
+      <w:hyperlink r:id="rId48">
         <w:r>
           <w:rPr>
             <w:rStyle w:val="Hyperlink"/>
@@ -3972,12 +4059,12 @@
         <w:pStyle w:val="BodyText"/>
       </w:pPr>
       <w:r>
-        <w:t xml:space="preserve">26. MotherToBaby (Organization of Teratology Information Specialists).</w:t>
-      </w:r>
-      <w:r>
-        <w:t xml:space="preserve"> </w:t>
-      </w:r>
-      <w:hyperlink r:id="rId44">
+        <w:t xml:space="preserve">28. MotherToBaby (Organization of Teratology Information Specialists).</w:t>
+      </w:r>
+      <w:r>
+        <w:t xml:space="preserve"> </w:t>
+      </w:r>
+      <w:hyperlink r:id="rId49">
         <w:r>
           <w:rPr>
             <w:rStyle w:val="Hyperlink"/>
@@ -4004,12 +4091,12 @@
         <w:pStyle w:val="BodyText"/>
       </w:pPr>
       <w:r>
-        <w:t xml:space="preserve">27. Российское общество дерматовенерологов и косметологов.</w:t>
-      </w:r>
-      <w:r>
-        <w:t xml:space="preserve"> </w:t>
-      </w:r>
-      <w:hyperlink r:id="rId45">
+        <w:t xml:space="preserve">29. Российское общество дерматовенерологов и косметологов.</w:t>
+      </w:r>
+      <w:r>
+        <w:t xml:space="preserve"> </w:t>
+      </w:r>
+      <w:hyperlink r:id="rId50">
         <w:r>
           <w:rPr>
             <w:rStyle w:val="Hyperlink"/>
@@ -4036,12 +4123,12 @@
         <w:pStyle w:val="BodyText"/>
       </w:pPr>
       <w:r>
-        <w:t xml:space="preserve">28. Регистр лекарственных средств России (РЛС).</w:t>
-      </w:r>
-      <w:r>
-        <w:t xml:space="preserve"> </w:t>
-      </w:r>
-      <w:hyperlink r:id="rId46">
+        <w:t xml:space="preserve">30. Регистр лекарственных средств России (РЛС).</w:t>
+      </w:r>
+      <w:r>
+        <w:t xml:space="preserve"> </w:t>
+      </w:r>
+      <w:hyperlink r:id="rId51">
         <w:r>
           <w:rPr>
             <w:rStyle w:val="Hyperlink"/>
@@ -4058,12 +4145,12 @@
         <w:pStyle w:val="BodyText"/>
       </w:pPr>
       <w:r>
-        <w:t xml:space="preserve">29. UK Teratology Information Service (UKTIS).</w:t>
-      </w:r>
-      <w:r>
-        <w:t xml:space="preserve"> </w:t>
-      </w:r>
-      <w:hyperlink r:id="rId47">
+        <w:t xml:space="preserve">31. UK Teratology Information Service (UKTIS).</w:t>
+      </w:r>
+      <w:r>
+        <w:t xml:space="preserve"> </w:t>
+      </w:r>
+      <w:hyperlink r:id="rId52">
         <w:r>
           <w:rPr>
             <w:rStyle w:val="Hyperlink"/>
@@ -4092,12 +4179,12 @@
         <w:pStyle w:val="BodyText"/>
       </w:pPr>
       <w:r>
-        <w:t xml:space="preserve">30. MotherToBaby (Organization of Teratology Information Specialists).</w:t>
-      </w:r>
-      <w:r>
-        <w:t xml:space="preserve"> </w:t>
-      </w:r>
-      <w:hyperlink r:id="rId48">
+        <w:t xml:space="preserve">32. MotherToBaby (Organization of Teratology Information Specialists).</w:t>
+      </w:r>
+      <w:r>
+        <w:t xml:space="preserve"> </w:t>
+      </w:r>
+      <w:hyperlink r:id="rId53">
         <w:r>
           <w:rPr>
             <w:rStyle w:val="Hyperlink"/>
@@ -4114,12 +4201,12 @@
         <w:pStyle w:val="BodyText"/>
       </w:pPr>
       <w:r>
-        <w:t xml:space="preserve">31. Verteramo R., Pierdomenico M., Greco P., Milano C.</w:t>
-      </w:r>
-      <w:r>
-        <w:t xml:space="preserve"> </w:t>
-      </w:r>
-      <w:hyperlink r:id="rId49">
+        <w:t xml:space="preserve">33. Verteramo R., Pierdomenico M., Greco P., Milano C.</w:t>
+      </w:r>
+      <w:r>
+        <w:t xml:space="preserve"> </w:t>
+      </w:r>
+      <w:hyperlink r:id="rId54">
         <w:r>
           <w:rPr>
             <w:rStyle w:val="Hyperlink"/>

--- a/themes/theme-7/theme 7 draft.docx
+++ b/themes/theme-7/theme 7 draft.docx
@@ -19,7 +19,7 @@
           <w:iCs/>
           <w:i/>
         </w:rPr>
-        <w:t xml:space="preserve">Рабочий текст после редакторской правки 08.10.2026. Пометки ПРОВЕРИТЬ — места, где решение принимает врач-консультант. Список источников в конце главы показывает, на чём стоит каждое утверждение.</w:t>
+        <w:t xml:space="preserve">Рабочий текст после редакторской правки 08.10.2026. Пометки ПРОВЕРИТЬ и «Проверить врачу» — места, где решение принимает врач-консультант. Список источников в конце главы показывает, на чём стоит каждое утверждение.</w:t>
       </w:r>
     </w:p>
     <w:p>
@@ -815,6 +815,18 @@
         <w:pStyle w:val="BodyText"/>
       </w:pPr>
       <w:r>
+        <w:rPr>
+          <w:iCs/>
+          <w:i/>
+        </w:rPr>
+        <w:t xml:space="preserve">Проверить врачу: решение автора 08.10.2026 — порог консультации 3 дня при температуре и 5 дней при боли взят из инструкции «Парацетамол Реневал»; 5–7 дней у Видаля трактованы как наибольшая длительность лечения. DISPUTED-CLAIMS, строка 21.</w:t>
+      </w:r>
+    </w:p>
+    <w:p>
+      <w:pPr>
+        <w:pStyle w:val="BodyText"/>
+      </w:pPr>
+      <w:r>
         <w:t xml:space="preserve">Цифра эта важнее, чем кажется, потому что задаёт назначение препарата: парацетамол рассчитан на несколько дней, а не на то, чтобы с его помощью жить с болью, которую никто не разбирал. Если на четвёртый день ситуация та же, вопрос уже не «что выпить», а «почему болит».</w:t>
       </w:r>
     </w:p>
@@ -882,6 +894,18 @@
       </w:r>
       <w:r>
         <w:t xml:space="preserve">С ибупрофеном, напроксеном и ацетилсалициловой кислотой в обезболивающей дозе правило строже, чем с парацетамолом. В российских инструкциях к ибупрофену беременность сроком более 20 недель стоит среди противопоказаний: после этого срока препараты этой группы могут вызвать маловодие и нарушение работы почек у новорождённого. До 20 недель применения при беременности советуют избегать. Ту же границу в 20 недель с 2020 года называет и американское агентство FDA. Поэтому самостоятельно их при беременности не принимают на любом сроке; если парацетамола недостаточно, препарат выбирает врач.</w:t>
+      </w:r>
+    </w:p>
+    <w:p>
+      <w:pPr>
+        <w:pStyle w:val="BodyText"/>
+      </w:pPr>
+      <w:r>
+        <w:rPr>
+          <w:iCs/>
+          <w:i/>
+        </w:rPr>
+        <w:t xml:space="preserve">Проверить врачу: решение автора 08.10.2026 — американские окна (13–20 недель — короткий курс) заменены российской нормой: с 20-й недели НПВП противопоказаны, до 20 недель применения советуют избегать (инструкция ибупрофена, письмо Минздрава от 23.11.2020, FDA 2020). DISPUTED-CLAIMS, строка 20.</w:t>
       </w:r>
     </w:p>
     <w:p>
@@ -2061,19 +2085,7 @@
         <w:pStyle w:val="BodyText"/>
       </w:pPr>
       <w:r>
-        <w:t xml:space="preserve">Четыре вещества из безрецептурных средств от акне американская коллегия акушеров-гинекологов называет применимыми при беременности при необходимости: бензоила пероксид, азелаиновая кислота, салициловая кислота, гликолевая кислота.</w:t>
-      </w:r>
-    </w:p>
-    <w:p>
-      <w:pPr>
-        <w:pStyle w:val="BodyText"/>
-      </w:pPr>
-      <w:r>
-        <w:rPr>
-          <w:iCs/>
-          <w:i/>
-        </w:rPr>
-        <w:t xml:space="preserve">ПРОВЕРИТЬ: перечень ACOG приведён по листку MotherToBaby, документ ACOG не открыт; гликолевая кислота стоит на единственном вторичном источнике (DISPUTED-CLAIMS, строка 18).</w:t>
+        <w:t xml:space="preserve">Четыре вещества из безрецептурных средств от акне американская коллегия акушеров-гинекологов называет допустимыми при беременности: бензоила пероксид, азелаиновая кислота, салициловая кислота, гликолевая кислота.</w:t>
       </w:r>
     </w:p>
     <w:p>
@@ -2747,6 +2759,18 @@
       </w:pPr>
       <w:r>
         <w:t xml:space="preserve">— то вопрос перестаёт быть вопросом о лекарстве. Сразу позвоните своему врачу или в женскую консультацию; если боль сильная, нарастает или состояние резко ухудшилось, вызывайте скорую помощь: 103 с мобильного, 112 в любой сети. Скажите, что вы беременны, на каком сроке и что принимали. Если тревога не подтвердится, это нормальный исход обращения, а не ложный вызов.</w:t>
+      </w:r>
+    </w:p>
+    <w:p>
+      <w:pPr>
+        <w:pStyle w:val="BodyText"/>
+      </w:pPr>
+      <w:r>
+        <w:rPr>
+          <w:iCs/>
+          <w:i/>
+        </w:rPr>
+        <w:t xml:space="preserve">Проверить врачу: решение автора 08.10.2026 — при боли в животе и кровянистых выделениях сначала звонок врачу (как в памятке КР «Нормальная беременность»), скорая — при сильной, нарастающей боли или резком ухудшении. DISPUTED-CLAIMS, строка 22.</w:t>
       </w:r>
     </w:p>
     <w:p>
@@ -4059,12 +4083,44 @@
         <w:pStyle w:val="BodyText"/>
       </w:pPr>
       <w:r>
-        <w:t xml:space="preserve">28. MotherToBaby (Organization of Teratology Information Specialists).</w:t>
+        <w:t xml:space="preserve">28. American College of Obstetricians and Gynecologists.</w:t>
       </w:r>
       <w:r>
         <w:t xml:space="preserve"> </w:t>
       </w:r>
       <w:hyperlink r:id="rId49">
+        <w:r>
+          <w:rPr>
+            <w:rStyle w:val="Hyperlink"/>
+          </w:rPr>
+          <w:t xml:space="preserve">Skin Conditions During Pregnancy</w:t>
+        </w:r>
+      </w:hyperlink>
+      <w:r>
+        <w:t xml:space="preserve">. FAQ для пациенток, 2026 — бензоила пероксид, азелаиновая, салициловая и гликолевая кислоты в безрецептурных средствах могут применяться при беременности (7.13).</w:t>
+      </w:r>
+      <w:r>
+        <w:t xml:space="preserve"> </w:t>
+      </w:r>
+      <w:r>
+        <w:rPr>
+          <w:iCs/>
+          <w:i/>
+        </w:rPr>
+        <w:t xml:space="preserve">Сайт ACOG закрыт для машинного доступа; перечень сверен пользователем по странице 08.10.2026.</w:t>
+      </w:r>
+    </w:p>
+    <w:p>
+      <w:pPr>
+        <w:pStyle w:val="BodyText"/>
+      </w:pPr>
+      <w:r>
+        <w:t xml:space="preserve">29. MotherToBaby (Organization of Teratology Information Specialists).</w:t>
+      </w:r>
+      <w:r>
+        <w:t xml:space="preserve"> </w:t>
+      </w:r>
+      <w:hyperlink r:id="rId50">
         <w:r>
           <w:rPr>
             <w:rStyle w:val="Hyperlink"/>
@@ -4083,20 +4139,20 @@
           <w:iCs/>
           <w:i/>
         </w:rPr>
-        <w:t xml:space="preserve">Позиция ACOG приведена по листку, без сверки с документом ACOG.</w:t>
-      </w:r>
-    </w:p>
-    <w:p>
-      <w:pPr>
-        <w:pStyle w:val="BodyText"/>
-      </w:pPr>
-      <w:r>
-        <w:t xml:space="preserve">29. Российское общество дерматовенерологов и косметологов.</w:t>
-      </w:r>
-      <w:r>
-        <w:t xml:space="preserve"> </w:t>
-      </w:r>
-      <w:hyperlink r:id="rId50">
+        <w:t xml:space="preserve">Позиция ACOG сверена по её странице (запись выше).</w:t>
+      </w:r>
+    </w:p>
+    <w:p>
+      <w:pPr>
+        <w:pStyle w:val="BodyText"/>
+      </w:pPr>
+      <w:r>
+        <w:t xml:space="preserve">30. Российское общество дерматовенерологов и косметологов.</w:t>
+      </w:r>
+      <w:r>
+        <w:t xml:space="preserve"> </w:t>
+      </w:r>
+      <w:hyperlink r:id="rId51">
         <w:r>
           <w:rPr>
             <w:rStyle w:val="Hyperlink"/>
@@ -4123,12 +4179,12 @@
         <w:pStyle w:val="BodyText"/>
       </w:pPr>
       <w:r>
-        <w:t xml:space="preserve">30. Регистр лекарственных средств России (РЛС).</w:t>
-      </w:r>
-      <w:r>
-        <w:t xml:space="preserve"> </w:t>
-      </w:r>
-      <w:hyperlink r:id="rId51">
+        <w:t xml:space="preserve">31. Регистр лекарственных средств России (РЛС).</w:t>
+      </w:r>
+      <w:r>
+        <w:t xml:space="preserve"> </w:t>
+      </w:r>
+      <w:hyperlink r:id="rId52">
         <w:r>
           <w:rPr>
             <w:rStyle w:val="Hyperlink"/>
@@ -4145,12 +4201,12 @@
         <w:pStyle w:val="BodyText"/>
       </w:pPr>
       <w:r>
-        <w:t xml:space="preserve">31. UK Teratology Information Service (UKTIS).</w:t>
-      </w:r>
-      <w:r>
-        <w:t xml:space="preserve"> </w:t>
-      </w:r>
-      <w:hyperlink r:id="rId52">
+        <w:t xml:space="preserve">32. UK Teratology Information Service (UKTIS).</w:t>
+      </w:r>
+      <w:r>
+        <w:t xml:space="preserve"> </w:t>
+      </w:r>
+      <w:hyperlink r:id="rId53">
         <w:r>
           <w:rPr>
             <w:rStyle w:val="Hyperlink"/>
@@ -4179,12 +4235,12 @@
         <w:pStyle w:val="BodyText"/>
       </w:pPr>
       <w:r>
-        <w:t xml:space="preserve">32. MotherToBaby (Organization of Teratology Information Specialists).</w:t>
-      </w:r>
-      <w:r>
-        <w:t xml:space="preserve"> </w:t>
-      </w:r>
-      <w:hyperlink r:id="rId53">
+        <w:t xml:space="preserve">33. MotherToBaby (Organization of Teratology Information Specialists).</w:t>
+      </w:r>
+      <w:r>
+        <w:t xml:space="preserve"> </w:t>
+      </w:r>
+      <w:hyperlink r:id="rId54">
         <w:r>
           <w:rPr>
             <w:rStyle w:val="Hyperlink"/>
@@ -4201,12 +4257,12 @@
         <w:pStyle w:val="BodyText"/>
       </w:pPr>
       <w:r>
-        <w:t xml:space="preserve">33. Verteramo R., Pierdomenico M., Greco P., Milano C.</w:t>
-      </w:r>
-      <w:r>
-        <w:t xml:space="preserve"> </w:t>
-      </w:r>
-      <w:hyperlink r:id="rId54">
+        <w:t xml:space="preserve">34. Verteramo R., Pierdomenico M., Greco P., Milano C.</w:t>
+      </w:r>
+      <w:r>
+        <w:t xml:space="preserve"> </w:t>
+      </w:r>
+      <w:hyperlink r:id="rId55">
         <w:r>
           <w:rPr>
             <w:rStyle w:val="Hyperlink"/>

--- a/themes/theme-7/theme 7 draft.docx
+++ b/themes/theme-7/theme 7 draft.docx
@@ -704,7 +704,7 @@
         <w:pStyle w:val="BodyText"/>
       </w:pPr>
       <w:r>
-        <w:t xml:space="preserve">Вывод отсюда следует обратный расхожей интуиции «при беременности лучше без таблеток»: температуру при беременности сбивают, а не пережидают.</w:t>
+        <w:t xml:space="preserve">Вывод отсюда следует обратный расхожей интуиции «при беременности лучше без таблеток»: высокую температуру при беременности сбивают, а не пережидают.</w:t>
       </w:r>
     </w:p>
     <w:p>
@@ -737,6 +737,14 @@
       </w:pPr>
       <w:r>
         <w:t xml:space="preserve">Проще говоря: с 37,5 вопрос, чем сбивать, перестаёт быть вашим личным делом и становится поводом позвонить.</w:t>
+      </w:r>
+    </w:p>
+    <w:p>
+      <w:pPr>
+        <w:pStyle w:val="BodyText"/>
+      </w:pPr>
+      <w:r>
+        <w:t xml:space="preserve">Звонок врачу при этом не означает, что жаропонижающее нужно обязательно. Американские Центры по контролю и профилактике заболеваний (CDC) пишут, что связь с врождёнными пороками показана для высокой температуры, а невысокая обычно лекарств не требует. Нужно ли лекарство при температуре чуть выше 37,5, решает врач, которому вы позвонили.</w:t>
       </w:r>
     </w:p>
     <w:p>
@@ -999,7 +1007,15 @@
         <w:pStyle w:val="FirstParagraph"/>
       </w:pPr>
       <w:r>
-        <w:t xml:space="preserve">Это тот случай, когда обезболивающее опасно тем, что работает: голова перестаёт болеть, а причина остаётся. Звонить в консультацию с любой из этих жалоб нужно в тот же день. Если вы позвонили, а тревога не подтвердилась — это нормальный исход обращения, а не ложный вызов.</w:t>
+        <w:t xml:space="preserve">Это тот случай, когда обезболивающее опасно тем, что работает: голова перестаёт болеть, а причина остаётся. Звонить в консультацию с любой из этих жалоб нужно в тот же день. Если консультация уже закрыта — вечером, ночью, в выходной, — звоните в скорую помощь: 103 с мобильного, 112 в любой сети. Скорая выезжает не только при угрозе жизни, но и в неотложных случаях — при внезапных острых состояниях без явной угрозы жизни. Если вы позвонили, а тревога не подтвердилась — это нормальный исход обращения, а не ложный вызов.</w:t>
+      </w:r>
+    </w:p>
+    <w:p>
+      <w:pPr>
+        <w:pStyle w:val="BodyText"/>
+      </w:pPr>
+      <w:r>
+        <w:t xml:space="preserve">Цифра 120/80 в памятке — порог для звонка, а не диагноз. Повышенным давление при беременности по клиническим рекомендациям считают с 140/90 мм рт. ст., а памятка зовёт к врачу раньше — уже выше 120/80. Немедленно обращаться к врачу нужно, если быстрая прибавка веса сопровождается выраженными отёками лица и рук, стойкой головной болью, нарушениями зрения или давлением от 140/90, — об этом в теме 1 «Питание и питьевой режим во время беременности», раздел 1.1 «Вес во время беременности: сколько нужно есть и что означает прибавка».</w:t>
       </w:r>
     </w:p>
     <w:p>
@@ -1135,6 +1151,32 @@
       </w:pPr>
       <w:r>
         <w:t xml:space="preserve">Помогает и то, что лекарством не является: увлажнение воздуха, приподнятое изголовье кровати, достаточное питьё. Эти меры не действуют мгновенно, но и не заканчиваются зависимостью от флакона.</w:t>
+      </w:r>
+    </w:p>
+    <w:p>
+      <w:pPr>
+        <w:pStyle w:val="BodyText"/>
+      </w:pPr>
+      <w:r>
+        <w:rPr>
+          <w:bCs/>
+          <w:b/>
+        </w:rPr>
+        <w:t xml:space="preserve">Кашель и боль в горле.</w:t>
+      </w:r>
+      <w:r>
+        <w:t xml:space="preserve"> </w:t>
+      </w:r>
+      <w:r>
+        <w:t xml:space="preserve">Кашель при простуде обычно проходит сам, хотя может держаться до трёх-четырёх недель; боль в горле, как правило, проходит в течение недели. Облегчить и то и другое помогают простые меры: отдых, питьё, полоскание горла тёплой солёной водой, прохладная или мягкая еда. При кашле можно пить горячую воду с лимоном и мёдом — по действию это похоже на сироп от кашля, хотя доказательств пользы у такого питья немного.</w:t>
+      </w:r>
+    </w:p>
+    <w:p>
+      <w:pPr>
+        <w:pStyle w:val="BodyText"/>
+      </w:pPr>
+      <w:r>
+        <w:t xml:space="preserve">Сиропы и таблетки от кашля кашель не останавливают, а лишь могут немного его уменьшить, и не все они подходят при беременности. Поэтому перед покупкой назовите фармацевту срок и проверьте действующее вещество: средства от кашля с гвайфенезином, как сказано выше, относят к нежелательным. Если горло болит сильно, обезболивающим первого выбора остаётся парацетамол в обычной дозе — раздел 7.7 «Боль и температура: чем снижать и когда звонить врачу». Если боль в горле не проходит за неделю или кашель держится дольше трёх недель, стоит обратиться к врачу.</w:t>
       </w:r>
     </w:p>
     <w:p>
@@ -1200,15 +1242,35 @@
         <w:pStyle w:val="Compact"/>
       </w:pPr>
       <w:r>
+        <w:t xml:space="preserve">при кашле появилась кровь;</w:t>
+      </w:r>
+    </w:p>
+    <w:p>
+      <w:pPr>
+        <w:numPr>
+          <w:ilvl w:val="0"/>
+          <w:numId w:val="1002"/>
+        </w:numPr>
+        <w:pStyle w:val="Compact"/>
+      </w:pPr>
+      <w:r>
         <w:t xml:space="preserve">кашель не даёт спать несколько ночей подряд.</w:t>
       </w:r>
     </w:p>
     <w:p>
       <w:pPr>
+        <w:pStyle w:val="BodyText"/>
+      </w:pPr>
+      <w:r>
+        <w:t xml:space="preserve">Если консультация уже закрыта, порядок тот же, что в разделе 7.7: скорая помощь, 103 с мобильного или 112 в любой сети.</w:t>
+      </w:r>
+    </w:p>
+    <w:p>
+      <w:pPr>
         <w:pStyle w:val="FirstParagraph"/>
       </w:pPr>
       <w:r>
-        <w:t xml:space="preserve">И отдельно, потому что ошибка распространённая: температуру при беременности не «пережидают». Почему сбивать её нужно и с какой цифры — в том же разделе 7.7.</w:t>
+        <w:t xml:space="preserve">И отдельно, потому что ошибка распространённая: высокую температуру при беременности не «пережидают». Почему её сбивают и с какой цифры звонить врачу — в том же разделе 7.7.</w:t>
       </w:r>
     </w:p>
     <w:p>
@@ -1450,7 +1512,7 @@
         <w:pStyle w:val="BodyText"/>
       </w:pPr>
       <w:r>
-        <w:t xml:space="preserve">Отдельного пункта про слабительные при запоре в самих рекомендациях, в их разделе о медикаментозной коррекции жалоб, нет. Есть пункт про геморрой: при отсутствии эффекта от профилактики запоров назначают средства, разрешённые при беременности, по отдельным клиническим рекомендациям.</w:t>
+        <w:t xml:space="preserve">Отдельного пункта про слабительные при запоре в самих рекомендациях, в их разделе о медикаментозной коррекции жалоб, нет. Есть пункт про геморрой: при отсутствии эффекта от профилактики запоров назначают средства, разрешённые при беременности, по клиническим рекомендациям «Геморрой» 2020 года.</w:t>
       </w:r>
     </w:p>
     <w:p>
@@ -1482,7 +1544,7 @@
         <w:pStyle w:val="BodyText"/>
       </w:pPr>
       <w:r>
-        <w:t xml:space="preserve">Немедикаментозная часть — режим питания, порции, положение тела — подробно разобрана в теме 1 «Питание и питьевой режим во время беременности», раздел 1.4 «Когда есть трудно: тошнота, изжога, запоры». Здесь только лекарственная сторона и порядок действий.</w:t>
+        <w:t xml:space="preserve">Немедикаментозная часть — режим питания, порции, положение тела — подробно разобрана в теме 1 «Питание и питьевой режим во время беременности», раздел 1.4 «Когда есть трудно: тошнота, изжога, запоры». Здесь только лекарственная сторона и порядок действий; что делать с самим запором, если движение и клетчатка не помогли, — в том же разделе темы 1: там разобран порядок приёма слабительных.</w:t>
       </w:r>
     </w:p>
     <w:p>
@@ -1723,7 +1785,7 @@
         <w:pStyle w:val="BodyText"/>
       </w:pPr>
       <w:r>
-        <w:t xml:space="preserve">Логика «натуральное значит безопасное» ломается на простом устройстве растения: это набор действующих веществ в неизвестной концентрации. У лекарства доза стандартизована и проверяема; у сбора содержание активного вещества зависит от сырья, места и времени сбора, способа заваривания и крепости настоя. Две чашки «одного и того же» чая могут различаться в разы.</w:t>
+        <w:t xml:space="preserve">Логика «натуральное значит безопасное» ломается на простом устройстве растения: это набор действующих веществ в неизвестной концентрации. У лекарства доза стандартизована и проверяема; у сбора содержание активного вещества зависит от сырья, места и времени сбора, способа заваривания и крепости настоя. Две чашки «одного и того же» чая могут различаться в разы. Так, в одном исследовании доля эфирного масла в мяте перечной из чаёв разных марок различалась больше чем в шесть раз — от 0,25 до 1,61 %.</w:t>
       </w:r>
     </w:p>
     <w:p>
@@ -2051,6 +2113,14 @@
         <w:pStyle w:val="BodyText"/>
       </w:pPr>
       <w:r>
+        <w:t xml:space="preserve">Сильный препарат или нет, видно по действующему веществу в составе. По классификации, принятой в дерматологии, гидрокортизон относится к слабым; мометазона фуроат, метилпреднизолона ацепонат, бетаметазона валерат и дипропионат — к сильным; клобетазола пропионат — к очень сильным.</w:t>
+      </w:r>
+    </w:p>
+    <w:p>
+      <w:pPr>
+        <w:pStyle w:val="BodyText"/>
+      </w:pPr>
+      <w:r>
         <w:t xml:space="preserve">Если мазь назначена, применяйте её по назначению: самостоятельная отмена гормональной мази при обострении обычно заканчивается тем, что площадь поражения растёт и мази в итоге уходит больше. Если препарат сильный и мазать нужно долго и много — это тема отдельного разговора с врачом.</w:t>
       </w:r>
     </w:p>
@@ -3095,7 +3165,7 @@
         <w:pStyle w:val="Compact"/>
       </w:pPr>
       <w:r>
-        <w:t xml:space="preserve">Температуру при беременности сбивают, а не терпят: у нелеченой лихорадки в ранние сроки есть собственный риск. Парацетамол — первое, о чём думают при боли и температуре; выше 37,5 — звонок врачу. Нестероидные противовоспалительные — ибупрофен и другие — самостоятельно не принимают: с 20-й недели они противопоказаны, до 20-й их применения советуют избегать.</w:t>
+        <w:t xml:space="preserve">Высокую температуру при беременности сбивают, а не терпят: у нелеченой лихорадки в ранние сроки есть собственный риск. Парацетамол — первое, о чём думают при боли и температуре; выше 37,5 — звонок врачу. Нестероидные противовоспалительные — ибупрофен и другие — самостоятельно не принимают: с 20-й недели они противопоказаны, до 20-й их применения советуют избегать.</w:t>
       </w:r>
     </w:p>
     <w:p>
@@ -3159,7 +3229,7 @@
         <w:pStyle w:val="FirstParagraph"/>
       </w:pPr>
       <w:r>
-        <w:t xml:space="preserve">Список сгруппирован по разделам главы. Каждая запись устроена одинаково: сначала источник — название кликабельно, — затем после тире то, какое именно утверждение главы на нём стоит. Курсивом добавлены оговорки: где документ недоступен напрямую, где сверка не доводилась до первоисточника, где данные в прежней версии списка были указаны неверно. Все ссылки проверены 08.10.2026.</w:t>
+        <w:t xml:space="preserve">Список сгруппирован по разделам главы. Каждая запись устроена одинаково: сначала источник — название кликабельно, — затем после тире то, какое именно утверждение главы на нём стоит. Курсивом добавлены оговорки: где документ недоступен напрямую, где сверка не доводилась до первоисточника, где данные в прежней версии списка были указаны неверно. Все ссылки проверены 08.10.2026; записи 19, 20, 25, 26, 30 и 33 перенесены из редакции 07.10.2026 и проверены 07.10.2026.</w:t>
       </w:r>
     </w:p>
     <w:p>
@@ -3328,7 +3398,7 @@
         </w:r>
       </w:hyperlink>
       <w:r>
-        <w:t xml:space="preserve">, страница пересмотрена 22.09.2025 — в ряде случаев отказ от препарата или его отмена при беременности вреднее приёма; перед началом или прекращением любого препарата нужно поговорить с врачом (7.5).</w:t>
+        <w:t xml:space="preserve">, страница пересмотрена 22.09.2025 — в ряде случаев отказ от препарата или его отмена при беременности вреднее приёма; перед началом или прекращением любого препарата нужно поговорить с врачом (7.5); связь с врождёнными пороками показана для высокой температуры, а невысокая обычно лекарств не требует (7.7).</w:t>
       </w:r>
     </w:p>
     <w:p>
@@ -3794,6 +3864,50 @@
         <w:pStyle w:val="BodyText"/>
       </w:pPr>
       <w:r>
+        <w:t xml:space="preserve">19. Минздрав России.</w:t>
+      </w:r>
+      <w:r>
+        <w:t xml:space="preserve"> </w:t>
+      </w:r>
+      <w:hyperlink r:id="rId60">
+        <w:r>
+          <w:rPr>
+            <w:rStyle w:val="Hyperlink"/>
+          </w:rPr>
+          <w:t xml:space="preserve">Клинические рекомендации «Преэклампсия. Эклампсия. Отеки, протеинурия и гипертензивные расстройства во время беременности, в родах и послеродовом периоде»</w:t>
+        </w:r>
+      </w:hyperlink>
+      <w:r>
+        <w:t xml:space="preserve">, 2024 — повышенным давление при беременности считают с 140/90 мм рт. ст.: систолическое от 140 и/или диастолическое от 90 (7.7).</w:t>
+      </w:r>
+    </w:p>
+    <w:p>
+      <w:pPr>
+        <w:pStyle w:val="BodyText"/>
+      </w:pPr>
+      <w:r>
+        <w:t xml:space="preserve">20. Минздрав России.</w:t>
+      </w:r>
+      <w:r>
+        <w:t xml:space="preserve"> </w:t>
+      </w:r>
+      <w:hyperlink r:id="rId61">
+        <w:r>
+          <w:rPr>
+            <w:rStyle w:val="Hyperlink"/>
+          </w:rPr>
+          <w:t xml:space="preserve">Приказ от 20.06.2013 № 388н «Об утверждении Порядка оказания скорой, в том числе скорой специализированной, медицинской помощи»</w:t>
+        </w:r>
+      </w:hyperlink>
+      <w:r>
+        <w:t xml:space="preserve">, п. 4 — скорая помощь оказывается в экстренной форме при угрозе жизни и в неотложной — при внезапных острых заболеваниях и состояниях без явных признаков угрозы жизни (7.7, 7.8).</w:t>
+      </w:r>
+    </w:p>
+    <w:p>
+      <w:pPr>
+        <w:pStyle w:val="BodyText"/>
+      </w:pPr>
+      <w:r>
         <w:rPr>
           <w:bCs/>
           <w:b/>
@@ -3806,7 +3920,7 @@
         <w:pStyle w:val="BodyText"/>
       </w:pPr>
       <w:r>
-        <w:t xml:space="preserve">19. Dumitru C.S., Zara F., Novacescu D. et al. </w:t>
+        <w:t xml:space="preserve">21. Dumitru C.S., Zara F., Novacescu D. et al. </w:t>
       </w:r>
       <w:hyperlink r:id="rId40">
         <w:r>
@@ -3825,7 +3939,7 @@
         <w:pStyle w:val="BodyText"/>
       </w:pPr>
       <w:r>
-        <w:t xml:space="preserve">20. Head K., Snidvongs K., Glew S. et al. </w:t>
+        <w:t xml:space="preserve">22. Head K., Snidvongs K., Glew S. et al. </w:t>
       </w:r>
       <w:hyperlink r:id="rId41">
         <w:r>
@@ -3854,7 +3968,7 @@
         <w:pStyle w:val="BodyText"/>
       </w:pPr>
       <w:r>
-        <w:t xml:space="preserve">21. Zeitlin J., Shermetaro C., Sutton A.E.</w:t>
+        <w:t xml:space="preserve">23. Zeitlin J., Shermetaro C., Sutton A.E.</w:t>
       </w:r>
       <w:r>
         <w:t xml:space="preserve"> </w:t>
@@ -3876,7 +3990,7 @@
         <w:pStyle w:val="BodyText"/>
       </w:pPr>
       <w:r>
-        <w:t xml:space="preserve">22. MotherToBaby (Organization of Teratology Information Specialists).</w:t>
+        <w:t xml:space="preserve">24. MotherToBaby (Organization of Teratology Information Specialists).</w:t>
       </w:r>
       <w:r>
         <w:t xml:space="preserve"> </w:t>
@@ -3908,6 +4022,50 @@
         <w:pStyle w:val="BodyText"/>
       </w:pPr>
       <w:r>
+        <w:t xml:space="preserve">25. NHS.</w:t>
+      </w:r>
+      <w:r>
+        <w:t xml:space="preserve"> </w:t>
+      </w:r>
+      <w:hyperlink r:id="rId58">
+        <w:r>
+          <w:rPr>
+            <w:rStyle w:val="Hyperlink"/>
+          </w:rPr>
+          <w:t xml:space="preserve">Cough</w:t>
+        </w:r>
+      </w:hyperlink>
+      <w:r>
+        <w:t xml:space="preserve"> — кашель обычно проходит сам за три-четыре недели; горячая вода с лимоном и мёдом действует похоже на сироп, но доказательств её пользы немного; сиропы кашель не останавливают; к врачу — если кашель держится дольше трёх недель; одышка, боль в груди и кровь при кашле — поводы обратиться срочно (7.8).</w:t>
+      </w:r>
+    </w:p>
+    <w:p>
+      <w:pPr>
+        <w:pStyle w:val="BodyText"/>
+      </w:pPr>
+      <w:r>
+        <w:t xml:space="preserve">26. NHS.</w:t>
+      </w:r>
+      <w:r>
+        <w:t xml:space="preserve"> </w:t>
+      </w:r>
+      <w:hyperlink r:id="rId59">
+        <w:r>
+          <w:rPr>
+            <w:rStyle w:val="Hyperlink"/>
+          </w:rPr>
+          <w:t xml:space="preserve">Sore throat</w:t>
+        </w:r>
+      </w:hyperlink>
+      <w:r>
+        <w:t xml:space="preserve"> — боль в горле обычно проходит за неделю; отдых, питьё, полоскание тёплой солёной водой, прохладная или мягкая еда; к врачу — если за неделю не проходит (7.8).</w:t>
+      </w:r>
+    </w:p>
+    <w:p>
+      <w:pPr>
+        <w:pStyle w:val="BodyText"/>
+      </w:pPr>
+      <w:r>
         <w:rPr>
           <w:bCs/>
           <w:b/>
@@ -3920,7 +4078,7 @@
         <w:pStyle w:val="BodyText"/>
       </w:pPr>
       <w:r>
-        <w:t xml:space="preserve">23. UK Teratology Information Service (UKTIS).</w:t>
+        <w:t xml:space="preserve">27. UK Teratology Information Service (UKTIS).</w:t>
       </w:r>
       <w:r>
         <w:t xml:space="preserve"> </w:t>
@@ -3954,7 +4112,7 @@
         <w:pStyle w:val="BodyText"/>
       </w:pPr>
       <w:r>
-        <w:t xml:space="preserve">24. Минздрав России, Российское общество акушеров-гинекологов.</w:t>
+        <w:t xml:space="preserve">28. Минздрав России, Российское общество акушеров-гинекологов.</w:t>
       </w:r>
       <w:r>
         <w:t xml:space="preserve"> </w:t>
@@ -3968,7 +4126,7 @@
         </w:r>
       </w:hyperlink>
       <w:r>
-        <w:t xml:space="preserve">, 2023 (редакция 15.02.2024), ID 288 (в рубрикаторе 288_2) — приём ретинола в дозе свыше 10 000 МЕ может оказывать тератогенное действие, ретинол рутинно не назначают (7.4, 7.11); лихорадка выше 37,5 и жалобы из памятки пациентке (сильная головная боль, нарушения зрения, давление выше 120/80, отёк лица, рук или ног, боль в эпигастрии) — повод обратиться к врачу (7.7); боль внизу живота и кровянистые выделения — повод обратиться к врачу (7.16); при изжоге — положение тела, диета и свободная одежда, при отсутствии эффекта — антациды, при запоре — движение и пищевые волокна, пункт о средствах при геморрое, уровни убедительности A и C (7.10); поливитамины, омега-3, железо и витамины A, E и C рутинно не назначают, группы риска (7.11); посев мочи на бессимптомную бактериурию на первом визите и мазок на стрептококк группы В в 35–37 недель (7.15).</w:t>
+        <w:t xml:space="preserve">, 2023 (редакция 15.02.2024), ID 288 (в рубрикаторе 288_2) — приём ретинола в дозе свыше 10 000 МЕ может оказывать тератогенное действие, ретинол рутинно не назначают (7.4, 7.11); лихорадка выше 37,5 и жалобы из памятки пациентке (сильная головная боль, нарушения зрения, давление выше 120/80, отёк лица, рук или ног, боль в эпигастрии) — повод обратиться к врачу (7.7); боль внизу живота и кровянистые выделения — повод обратиться к врачу (7.16); при изжоге — положение тела, диета и свободная одежда, при отсутствии эффекта — антациды, при запоре — движение и пищевые волокна, пункт о средствах при геморрое со ссылкой на клинические рекомендации «Геморрой» 2020 года, уровни убедительности A и C (7.10); поливитамины, омега-3, железо и витамины A, E и C рутинно не назначают, группы риска (7.11); посев мочи на бессимптомную бактериурию на первом визите и мазок на стрептококк группы В в 35–37 недель (7.15).</w:t>
       </w:r>
       <w:r>
         <w:t xml:space="preserve"> </w:t>
@@ -3998,7 +4156,7 @@
         <w:pStyle w:val="BodyText"/>
       </w:pPr>
       <w:r>
-        <w:t xml:space="preserve">25. Sarecka-Hujar B., Szulc-Musioł B.</w:t>
+        <w:t xml:space="preserve">29. Sarecka-Hujar B., Szulc-Musioł B.</w:t>
       </w:r>
       <w:r>
         <w:t xml:space="preserve"> </w:t>
@@ -4023,6 +4181,28 @@
         <w:pStyle w:val="BodyText"/>
       </w:pPr>
       <w:r>
+        <w:t xml:space="preserve">30. Kowalski R., Baj T., Kowalska G., Pankiewicz U.</w:t>
+      </w:r>
+      <w:r>
+        <w:t xml:space="preserve"> </w:t>
+      </w:r>
+      <w:hyperlink r:id="rId57">
+        <w:r>
+          <w:rPr>
+            <w:rStyle w:val="Hyperlink"/>
+          </w:rPr>
+          <w:t xml:space="preserve">Estimation of Potential Availability of Essential Oil in Some Brands of Herbal Teas and Herbal Dietary Supplements</w:t>
+        </w:r>
+      </w:hyperlink>
+      <w:r>
+        <w:t xml:space="preserve">. PLOS ONE, 2015, DOI 10.1371/journal.pone.0130714 — доля эфирного масла в мяте перечной из чаёв разных марок — от 0,25 до 1,61 % (7.12).</w:t>
+      </w:r>
+    </w:p>
+    <w:p>
+      <w:pPr>
+        <w:pStyle w:val="BodyText"/>
+      </w:pPr>
+      <w:r>
         <w:rPr>
           <w:bCs/>
           <w:b/>
@@ -4035,7 +4215,7 @@
         <w:pStyle w:val="BodyText"/>
       </w:pPr>
       <w:r>
-        <w:t xml:space="preserve">26. Alali A.B., Alhammad F.A., Almohammed Saleh J.A. et al. </w:t>
+        <w:t xml:space="preserve">31. Alali A.B., Alhammad F.A., Almohammed Saleh J.A. et al. </w:t>
       </w:r>
       <w:hyperlink r:id="rId47">
         <w:r>
@@ -4054,7 +4234,7 @@
         <w:pStyle w:val="BodyText"/>
       </w:pPr>
       <w:r>
-        <w:t xml:space="preserve">27. Chi C.-C., Wang S.-H., Wojnarowska F. et al. </w:t>
+        <w:t xml:space="preserve">32. Chi C.-C., Wang S.-H., Wojnarowska F. et al. </w:t>
       </w:r>
       <w:hyperlink r:id="rId48">
         <w:r>
@@ -4083,7 +4263,29 @@
         <w:pStyle w:val="BodyText"/>
       </w:pPr>
       <w:r>
-        <w:t xml:space="preserve">28. American College of Obstetricians and Gynecologists.</w:t>
+        <w:t xml:space="preserve">33. DermNet.</w:t>
+      </w:r>
+      <w:r>
+        <w:t xml:space="preserve"> </w:t>
+      </w:r>
+      <w:hyperlink r:id="rId56">
+        <w:r>
+          <w:rPr>
+            <w:rStyle w:val="Hyperlink"/>
+          </w:rPr>
+          <w:t xml:space="preserve">Topical steroids</w:t>
+        </w:r>
+      </w:hyperlink>
+      <w:r>
+        <w:t xml:space="preserve">, 2016 — классы силы наружных кортикостероидов: гидрокортизон — слабый; мометазона фуроат, метилпреднизолона ацепонат, бетаметазона валерат и дипропионат — сильные; клобетазола пропионат — очень сильный (7.13).</w:t>
+      </w:r>
+    </w:p>
+    <w:p>
+      <w:pPr>
+        <w:pStyle w:val="BodyText"/>
+      </w:pPr>
+      <w:r>
+        <w:t xml:space="preserve">34. American College of Obstetricians and Gynecologists.</w:t>
       </w:r>
       <w:r>
         <w:t xml:space="preserve"> </w:t>
@@ -4115,7 +4317,7 @@
         <w:pStyle w:val="BodyText"/>
       </w:pPr>
       <w:r>
-        <w:t xml:space="preserve">29. MotherToBaby (Organization of Teratology Information Specialists).</w:t>
+        <w:t xml:space="preserve">35. MotherToBaby (Organization of Teratology Information Specialists).</w:t>
       </w:r>
       <w:r>
         <w:t xml:space="preserve"> </w:t>
@@ -4147,7 +4349,7 @@
         <w:pStyle w:val="BodyText"/>
       </w:pPr>
       <w:r>
-        <w:t xml:space="preserve">30. Российское общество дерматовенерологов и косметологов.</w:t>
+        <w:t xml:space="preserve">36. Российское общество дерматовенерологов и косметологов.</w:t>
       </w:r>
       <w:r>
         <w:t xml:space="preserve"> </w:t>
@@ -4179,7 +4381,7 @@
         <w:pStyle w:val="BodyText"/>
       </w:pPr>
       <w:r>
-        <w:t xml:space="preserve">31. Регистр лекарственных средств России (РЛС).</w:t>
+        <w:t xml:space="preserve">37. Регистр лекарственных средств России (РЛС).</w:t>
       </w:r>
       <w:r>
         <w:t xml:space="preserve"> </w:t>
@@ -4201,7 +4403,7 @@
         <w:pStyle w:val="BodyText"/>
       </w:pPr>
       <w:r>
-        <w:t xml:space="preserve">32. UK Teratology Information Service (UKTIS).</w:t>
+        <w:t xml:space="preserve">38. UK Teratology Information Service (UKTIS).</w:t>
       </w:r>
       <w:r>
         <w:t xml:space="preserve"> </w:t>
@@ -4235,7 +4437,7 @@
         <w:pStyle w:val="BodyText"/>
       </w:pPr>
       <w:r>
-        <w:t xml:space="preserve">33. MotherToBaby (Organization of Teratology Information Specialists).</w:t>
+        <w:t xml:space="preserve">39. MotherToBaby (Organization of Teratology Information Specialists).</w:t>
       </w:r>
       <w:r>
         <w:t xml:space="preserve"> </w:t>
@@ -4257,7 +4459,7 @@
         <w:pStyle w:val="BodyText"/>
       </w:pPr>
       <w:r>
-        <w:t xml:space="preserve">34. Verteramo R., Pierdomenico M., Greco P., Milano C.</w:t>
+        <w:t xml:space="preserve">40. Verteramo R., Pierdomenico M., Greco P., Milano C.</w:t>
       </w:r>
       <w:r>
         <w:t xml:space="preserve"> </w:t>

--- a/themes/theme-7/theme 7 draft.docx
+++ b/themes/theme-7/theme 7 draft.docx
@@ -19,7 +19,7 @@
           <w:iCs/>
           <w:i/>
         </w:rPr>
-        <w:t xml:space="preserve">Рабочий текст после редакторской правки 08.10.2026. Пометки ПРОВЕРИТЬ и «Проверить врачу» — места, где решение принимает врач-консультант. Список источников в конце главы показывает, на чём стоит каждое утверждение.</w:t>
+        <w:t xml:space="preserve">Рабочий текст после редакторской правки 08.10.2026 и правки шеф-редактора 09.10.2026. Пометки ПРОВЕРИТЬ и «Проверить врачу» — места, где решение принимает врач-консультант. Список источников в конце главы показывает, на чём стоит каждое утверждение.</w:t>
       </w:r>
     </w:p>
     <w:p>
@@ -203,7 +203,7 @@
         <w:pStyle w:val="BodyText"/>
       </w:pPr>
       <w:r>
-        <w:t xml:space="preserve">Буквенные категории отменило американское регуляторное агентство FDA: правило о маркировке лекарств при беременности и кормлении грудью вступило в силу 30 июня 2015 года и убрало буквы из инструкций.</w:t>
+        <w:t xml:space="preserve">Буквенные категории отменило американское регуляторное агентство — Управление по санитарному надзору за качеством пищевых продуктов и медикаментов (FDA): правило о маркировке лекарств при беременности и кормлении грудью вступило в силу 30 июня 2015 года и убрало буквы из инструкций.</w:t>
       </w:r>
     </w:p>
     <w:p>
@@ -394,7 +394,7 @@
         <w:t xml:space="preserve"> </w:t>
       </w:r>
       <w:r>
-        <w:t xml:space="preserve">В это время зародыш ещё не восприимчив к веществам, способным нарушить развитие органов; такие вещества называют тератогенами, и дальше в главе это слово встретится не раз. Работает принцип «всё или ничего»: воздействие либо нарушает деление клеток и прикрепление зародыша, и беременность прерывается очень рано, либо не оставляет следа. Промежуточного варианта, при котором на этом сроке формируется порок, не существует.</w:t>
+        <w:t xml:space="preserve">В это время зародыш ещё не восприимчив к веществам, способным нарушить развитие органов; такие вещества называют тератогенами, и дальше в главе это слово встретится не раз. Работает принцип «всё или ничего»: воздействие либо нарушает деление клеток и прикрепление зародыша, и беременность прерывается очень рано, либо не оставляет следа. Промежуточного варианта, при котором на этом сроке формируется порок, не существует. По акушерскому счёту это срок примерно до четвёртой недели, то есть до задержки.</w:t>
       </w:r>
     </w:p>
     <w:p>
@@ -420,7 +420,7 @@
         <w:t xml:space="preserve"> </w:t>
       </w:r>
       <w:r>
-        <w:t xml:space="preserve">идёт закладка органов и тканей, и это период наибольшей уязвимости: именно тогда воздействие способно повлиять на формирование органа. По тому же пересчёту первые две недели, о которых шла речь выше, приходятся примерно на срок до четвёртой акушерской недели, то есть до задержки.</w:t>
+        <w:t xml:space="preserve">идёт закладка органов и тканей, и это период наибольшей уязвимости: именно тогда воздействие способно повлиять на формирование органа.</w:t>
       </w:r>
     </w:p>
     <w:p>
@@ -736,7 +736,7 @@
         <w:pStyle w:val="BodyText"/>
       </w:pPr>
       <w:r>
-        <w:t xml:space="preserve">Проще говоря: с 37,5 вопрос, чем сбивать, перестаёт быть вашим личным делом и становится поводом позвонить.</w:t>
+        <w:t xml:space="preserve">Поэтому ориентир для вас — 37,5: если температура выше, решать самой, чем её сбивать, уже не нужно — нужно позвонить врачу.</w:t>
       </w:r>
     </w:p>
     <w:p>
@@ -762,7 +762,7 @@
         <w:t xml:space="preserve"> </w:t>
       </w:r>
       <w:r>
-        <w:t xml:space="preserve">Он остаётся первым, о чём думают при боли и лихорадке при беременности, и это позиция и американского консенсусного документа о стоматологической помощи беременным, и справочных служб по тератологии.</w:t>
+        <w:t xml:space="preserve">Он остаётся первым, о чём думают при боли и лихорадке при беременности: это позиция американской коллегии акушеров-гинекологов и справочных служб по тератологии, а американский консенсусный документ о стоматологической помощи беременным его применение допускает.</w:t>
       </w:r>
     </w:p>
     <w:p>
@@ -835,15 +835,15 @@
         <w:pStyle w:val="BodyText"/>
       </w:pPr>
       <w:r>
-        <w:t xml:space="preserve">Цифра эта важнее, чем кажется, потому что задаёт назначение препарата: парацетамол рассчитан на несколько дней, а не на то, чтобы с его помощью жить с болью, которую никто не разбирал. Если на четвёртый день ситуация та же, вопрос уже не «что выпить», а «почему болит».</w:t>
-      </w:r>
-    </w:p>
-    <w:p>
-      <w:pPr>
-        <w:pStyle w:val="BodyText"/>
-      </w:pPr>
-      <w:r>
-        <w:t xml:space="preserve">Одна вещь про суточный максимум, из-за которой его и стоит держать в голове: считается он по веществу, а не по упаковке. Порошок от простуды, «противопростудная» шипучая таблетка и обычный парацетамол — это может быть одно и то же вещество в трёх разных коробках, и суммируются они в одну суточную дозу. Как читать состав, разобрано в разделе 7.3 «Действующее вещество и торговое название: как не принять одно лекарство дважды»; здесь достаточно правила: прежде чем добавить второе средство, проверьте, нет ли в нём парацетамола.</w:t>
+        <w:t xml:space="preserve">Цифра эта важнее, чем кажется, потому что задаёт назначение препарата: парацетамол рассчитан на несколько дней, а не на то, чтобы с его помощью жить с болью, которую никто не разбирал. Если срок из инструкции вышел, а ситуация та же, вопрос уже не «что выпить», а «почему болит».</w:t>
+      </w:r>
+    </w:p>
+    <w:p>
+      <w:pPr>
+        <w:pStyle w:val="BodyText"/>
+      </w:pPr>
+      <w:r>
+        <w:t xml:space="preserve">Суточный максимум считается по веществу, а не по упаковке: парацетамол из «противопростудного» порошка и из обычной таблетки складывается в одну суточную дозу. Как читать состав, разобрано в разделе 7.3 «Действующее вещество и торговое название: как не принять одно лекарство дважды»; здесь достаточно правила: прежде чем добавить второе средство, проверьте, нет ли в нём парацетамола.</w:t>
       </w:r>
     </w:p>
     <w:p>
@@ -883,7 +883,7 @@
         <w:pStyle w:val="BodyText"/>
       </w:pPr>
       <w:r>
-        <w:t xml:space="preserve">Страх перед парацетамолом опирается на связь, которая при строгой проверке не подтвердилась. Вред нелеченой лихорадки — на данные, которые собраны раньше и сходятся лучше. Поэтому отказ сбить температуру «на всякий случай» — это не осторожность, а обмен подтверждённого риска на неподтверждённый. Взвешенно — значит: по делу, в обычной дозе, не месяцами и не «для профилактики».</w:t>
+        <w:t xml:space="preserve">Страх перед парацетамолом опирается на связь, которая при строгой проверке не подтвердилась. Вред нелеченой лихорадки — на данные, которые собраны раньше и сходятся лучше. Поэтому, отказываясь сбить температуру «на всякий случай», вы меняете подтверждённый риск на неподтверждённый. Взвешенно — значит: по делу, в обычной дозе, не месяцами и не «для профилактики».</w:t>
       </w:r>
     </w:p>
     <w:p>
@@ -921,7 +921,7 @@
         <w:pStyle w:val="BodyText"/>
       </w:pPr>
       <w:r>
-        <w:t xml:space="preserve">Отдельная строка — ацетилсалициловая кислота в низкой дозе. Её назначают не как обезболивающее, а по акушерским показаниям, и это решение акушера-гинеколога. Ни начинать, ни отменять её самостоятельно нельзя.</w:t>
+        <w:t xml:space="preserve">Отдельная строка — ацетилсалициловая кислота в низкой дозе. Её назначают не как обезболивающее, а по акушерским показаниям — например, после 12 недель женщинам с высоким риском преэклампсии, то есть осложнения беременности, при котором повышается давление и страдают внутренние органы. Это решение акушера-гинеколога. Ни начинать, ни отменять её самостоятельно нельзя.</w:t>
       </w:r>
     </w:p>
     <w:p>
@@ -1007,7 +1007,7 @@
         <w:pStyle w:val="FirstParagraph"/>
       </w:pPr>
       <w:r>
-        <w:t xml:space="preserve">Это тот случай, когда обезболивающее опасно тем, что работает: голова перестаёт болеть, а причина остаётся. Звонить в консультацию с любой из этих жалоб нужно в тот же день. Если консультация уже закрыта — вечером, ночью, в выходной, — звоните в скорую помощь: 103 с мобильного, 112 в любой сети. Скорая выезжает не только при угрозе жизни, но и в неотложных случаях — при внезапных острых состояниях без явной угрозы жизни. Если вы позвонили, а тревога не подтвердилась — это нормальный исход обращения, а не ложный вызов.</w:t>
+        <w:t xml:space="preserve">Это тот случай, когда обезболивающее опасно тем, что работает: голова перестаёт болеть, а причина остаётся. Звонить в консультацию с любой из этих жалоб нужно в тот же день. Если консультация уже закрыта — вечером, ночью, в выходной, — звоните в скорую помощь: 103 с мобильного, 112 в любой сети. Скорая выезжает не только при угрозе жизни, но и в неотложных случаях — при внезапных острых состояниях без явной угрозы жизни. Если врач по телефону опасного не нашёл, звонок всё равно не был лишним: для этих жалоб это обычный исход.</w:t>
       </w:r>
     </w:p>
     <w:p>
@@ -1055,7 +1055,7 @@
         <w:pStyle w:val="BodyText"/>
       </w:pPr>
       <w:r>
-        <w:t xml:space="preserve">Последнее особенно меняет отношение к происходящему. Заложенность, тянущаяся третью неделю, обычно означает не провал лечения, а обычное течение ринита беременных, у которого есть свой срок окончания.</w:t>
+        <w:t xml:space="preserve">Последнее особенно меняет отношение к происходящему. Если заложенность тянется третью неделю, это обычно не значит, что лечение не работает: у ринита беременных свой ход и свой срок окончания.</w:t>
       </w:r>
     </w:p>
     <w:p>
@@ -1071,7 +1071,7 @@
         <w:pStyle w:val="BodyText"/>
       </w:pPr>
       <w:r>
-        <w:t xml:space="preserve">Именно с каплями и связана главная ловушка. Сосудосуживающие средства от насморка при беременности относят к нежелательным — как и средства от кашля с гвайфенезином, и препараты от расстройства желудка с висмута субсалицилатом. Сам перечень и оговорка о том, что составлен он для американской аптеки, — в разделе 7.6 «Безрецептурные средства: почему „без рецепта” не значит „разрешено”».</w:t>
+        <w:t xml:space="preserve">Именно с каплями и связана главная ловушка. Сосудосуживающие средства от насморка при беременности относят к нежелательным — как и средства от кашля с гвайфенезином. Сам перечень и оговорка о том, что составлен он для американской аптеки, — в разделе 7.6 «Безрецептурные средства: почему „без рецепта” не значит „разрешено”».</w:t>
       </w:r>
     </w:p>
     <w:p>
@@ -1142,7 +1142,7 @@
         <w:t xml:space="preserve"> </w:t>
       </w:r>
       <w:r>
-        <w:t xml:space="preserve">Первым средством при заложенности идёт промывание носа солевым раствором — им можно пользоваться сколько нужно и сколько угодно долго. При рините беременных это и есть рекомендация первой линии: механический способ убрать слизь, уменьшить сухость и вернуть работу слизистой. Систематический обзор Cochrane по промыванию при аллергическом рините показывает, что оно может уменьшать симптомы, а нежелательные эффекты в исследованиях не описаны; достоверность этих данных низкая, и беременных среди участников не было.</w:t>
+        <w:t xml:space="preserve">Первым средством при заложенности идёт промывание носа солевым раствором — им можно пользоваться сколько нужно и сколько угодно долго. Продаётся он в аптеке без рецепта, и узнать его можно по составу: вода и натрия хлорид или морская соль, без других действующих веществ. При рините беременных это и есть рекомендация первой линии: механический способ убрать слизь, уменьшить сухость и вернуть работу слизистой. Международная сеть Cochrane, которая сводит результаты всех исследований по одному вопросу в систематические обзоры, разбирала и промывание при аллергическом рините: оно может уменьшать симптомы, а нежелательные эффекты в исследованиях не описаны; достоверность этих данных низкая, и беременных среди участников не было.</w:t>
       </w:r>
     </w:p>
     <w:p>
@@ -1168,7 +1168,7 @@
         <w:t xml:space="preserve"> </w:t>
       </w:r>
       <w:r>
-        <w:t xml:space="preserve">Кашель при простуде обычно проходит сам, хотя может держаться до трёх-четырёх недель; боль в горле, как правило, проходит в течение недели. Облегчить и то и другое помогают простые меры: отдых, питьё, полоскание горла тёплой солёной водой, прохладная или мягкая еда. При кашле можно пить горячую воду с лимоном и мёдом — по действию это похоже на сироп от кашля, хотя доказательств пользы у такого питья немного.</w:t>
+        <w:t xml:space="preserve">Кашель после простуды обычно проходит сам, но может держаться до трёх-четырёх недель, когда остальное уже прошло; боль в горле, как правило, проходит в течение недели. Облегчить и то и другое помогают простые меры: отдых, питьё, полоскание горла тёплой солёной водой, прохладная или мягкая еда. При кашле можно пить горячую воду с лимоном и мёдом — по действию это похоже на сироп от кашля, хотя доказательств пользы у такого питья немного.</w:t>
       </w:r>
     </w:p>
     <w:p>
@@ -1262,38 +1262,38 @@
         <w:pStyle w:val="BodyText"/>
       </w:pPr>
       <w:r>
+        <w:t xml:space="preserve">ОТ РЕДАКТОРА: срок «на третий-четвёртый день» в списке источников ни на чём не стоит; NHS называет поводом обратиться быстрое ухудшение без указания дня. Предлагаю оставить «стало хуже вместо улучшения» без срока или сохранить срок как ориентир автора. Требуется решение автора.</w:t>
+      </w:r>
+    </w:p>
+    <w:p>
+      <w:pPr>
+        <w:pStyle w:val="BodyText"/>
+      </w:pPr>
+      <w:r>
         <w:t xml:space="preserve">Если консультация уже закрыта, порядок тот же, что в разделе 7.7: скорая помощь, 103 с мобильного или 112 в любой сети.</w:t>
       </w:r>
     </w:p>
     <w:p>
       <w:pPr>
+        <w:pStyle w:val="BodyText"/>
+      </w:pPr>
+      <w:r>
+        <w:t xml:space="preserve">Антибиотик при обычной простуде не нужен: он не действует на вирусы. Разговор об антибиотиках — в разделе 7.15 «Антибиотики: кто выбирает препарат и почему курс допивают».</w:t>
+      </w:r>
+    </w:p>
+    <w:p>
+      <w:pPr>
+        <w:pStyle w:val="Heading2"/>
+      </w:pPr>
+      <w:r>
+        <w:t xml:space="preserve">7.9. Аллергия: какие препараты изучены лучше и когда вызывать скорую</w:t>
+      </w:r>
+    </w:p>
+    <w:p>
+      <w:pPr>
         <w:pStyle w:val="FirstParagraph"/>
       </w:pPr>
       <w:r>
-        <w:t xml:space="preserve">И отдельно, потому что ошибка распространённая: высокую температуру при беременности не «пережидают». Почему её сбивают и с какой цифры звонить врачу — в том же разделе 7.7.</w:t>
-      </w:r>
-    </w:p>
-    <w:p>
-      <w:pPr>
-        <w:pStyle w:val="BodyText"/>
-      </w:pPr>
-      <w:r>
-        <w:t xml:space="preserve">Антибиотик при обычной простуде не нужен: он не действует на вирусы. Разговор об антибиотиках — в разделе 7.15 «Антибиотики: кто выбирает препарат и почему курс допивают».</w:t>
-      </w:r>
-    </w:p>
-    <w:p>
-      <w:pPr>
-        <w:pStyle w:val="Heading2"/>
-      </w:pPr>
-      <w:r>
-        <w:t xml:space="preserve">7.9. Аллергия: какие препараты изучены лучше и когда вызывать скорую</w:t>
-      </w:r>
-    </w:p>
-    <w:p>
-      <w:pPr>
-        <w:pStyle w:val="FirstParagraph"/>
-      </w:pPr>
-      <w:r>
         <w:t xml:space="preserve">Пыление начинается в свой срок независимо от того, беременны вы или нет, и кошка у подруги ведёт себя точно так же, как год назад. Меняется только одно: привычная таблетка, которую раньше принимали не задумываясь, оказывается под вопросом — притом что дышать нужно сейчас, а не после консультации.</w:t>
       </w:r>
     </w:p>
@@ -1334,7 +1334,7 @@
         <w:pStyle w:val="BodyText"/>
       </w:pPr>
       <w:r>
-        <w:t xml:space="preserve">При заложенности носа, которая сопровождает поллиноз, работает и то, что лекарством не является: промывание солевым раствором разобрано в разделе 7.8 «Простуда, кашель, насморк: что помогает и когда звонить врачу», и ограничений по длительности у него нет.</w:t>
+        <w:t xml:space="preserve">При заложенности носа, которая сопровождает поллиноз — аллергию на пыльцу растений, — работает и то, что лекарством не является: промывание солевым раствором разобрано в разделе 7.8 «Простуда, кашель, насморк: что помогает и когда звонить врачу», и ограничений по длительности у него нет.</w:t>
       </w:r>
     </w:p>
     <w:p>
@@ -1404,7 +1404,7 @@
         <w:pStyle w:val="FirstParagraph"/>
       </w:pPr>
       <w:r>
-        <w:t xml:space="preserve">В этом случае вызывают скорую помощь — 103 с мобильного, 112 в любой сети, — и говорят диспетчеру, что вы беременны и на каком сроке. Если помощь приехала, а тревога не подтвердилась, это нормальный исход вызова, а не ложная тревога.</w:t>
+        <w:t xml:space="preserve">В этом случае вызывают скорую помощь — 103 с мобильного, 112 в любой сети, — и говорят диспетчеру, что вы беременны и на каком сроке. Если приехавшая бригада опасного не найдёт, вызов всё равно был правильным: при таких признаках ждать, пока станет ясно, нельзя.</w:t>
       </w:r>
     </w:p>
     <w:p>
@@ -1428,7 +1428,7 @@
         <w:pStyle w:val="BodyText"/>
       </w:pPr>
       <w:r>
-        <w:t xml:space="preserve">Прежде чем перейти к самим рекомендациям, стоит объяснить одну деталь их устройства, иначе половина сказанного ниже пройдёт мимо. У каждого пункта в них стоит буква — уровень убедительности: насколько твёрдо вывод обоснован.</w:t>
+        <w:t xml:space="preserve">У каждого пункта российских рекомендаций стоит буква — уровень убедительности, и по ней видно, насколько твёрдо обоснован вывод.</w:t>
       </w:r>
       <w:r>
         <w:t xml:space="preserve"> </w:t>
@@ -1504,7 +1504,7 @@
         <w:t xml:space="preserve"> </w:t>
       </w:r>
       <w:r>
-        <w:t xml:space="preserve">Рекомендовано увеличить двигательную активность и добавить в рацион пищевые волокна — растительную пищу. Здесь уровень A, то есть сильная рекомендация: движение и клетчатка в этом случае не «общий совет», а мера с доказанной эффективностью.</w:t>
+        <w:t xml:space="preserve">Рекомендовано увеличить двигательную активность и добавить в рацион пищевые волокна — растительную пищу. Здесь уровень A, то есть сильная рекомендация: эффективность движения и клетчатки при запоре доказана.</w:t>
       </w:r>
     </w:p>
     <w:p>
@@ -1536,7 +1536,7 @@
         <w:t xml:space="preserve"> </w:t>
       </w:r>
       <w:r>
-        <w:t xml:space="preserve">— антациды и средства при геморрое. Это не пробел книги, а состояние документа: по остальным жалобам нормальной беременности он предлагает немедикаментозные меры и препаратов не называет.</w:t>
+        <w:t xml:space="preserve">— антациды и средства при геморрое. Так устроен сам документ: по остальным жалобам нормальной беременности он предлагает немедикаментозные меры и препаратов не называет.</w:t>
       </w:r>
     </w:p>
     <w:p>
@@ -1737,7 +1737,43 @@
         <w:t xml:space="preserve">рутинно</w:t>
       </w:r>
       <w:r>
-        <w:t xml:space="preserve">. Речь не о запрете, а о том, что добавка назначается под конкретную задачу или конкретный дефицит, а не «потому что беременность». Для групп риска рекомендации свои: поливитамины показаны при заболеваниях, нарушающих обмен витаминов, при вегетарианской или веганской диете, при ожирении, при больших физических нагрузках; железо — при риске железодефицита или при уже установленной анемии; омега-3 может быть рекомендована курящей женщине из группы риска преждевременных родов.</w:t>
+        <w:t xml:space="preserve">. Запрета здесь нет: добавку назначают под конкретную задачу или конкретный дефицит, а не «потому что беременность». Для групп риска рекомендации свои:</w:t>
+      </w:r>
+    </w:p>
+    <w:p>
+      <w:pPr>
+        <w:numPr>
+          <w:ilvl w:val="0"/>
+          <w:numId w:val="1004"/>
+        </w:numPr>
+        <w:pStyle w:val="Compact"/>
+      </w:pPr>
+      <w:r>
+        <w:t xml:space="preserve">поливитамины показаны при заболеваниях, нарушающих обмен витаминов, при вегетарианской или веганской диете, при ожирении, при больших физических нагрузках;</w:t>
+      </w:r>
+    </w:p>
+    <w:p>
+      <w:pPr>
+        <w:numPr>
+          <w:ilvl w:val="0"/>
+          <w:numId w:val="1004"/>
+        </w:numPr>
+        <w:pStyle w:val="Compact"/>
+      </w:pPr>
+      <w:r>
+        <w:t xml:space="preserve">железо — при риске железодефицита или при уже установленной анемии;</w:t>
+      </w:r>
+    </w:p>
+    <w:p>
+      <w:pPr>
+        <w:numPr>
+          <w:ilvl w:val="0"/>
+          <w:numId w:val="1004"/>
+        </w:numPr>
+        <w:pStyle w:val="Compact"/>
+      </w:pPr>
+      <w:r>
+        <w:t xml:space="preserve">омега-3 может быть рекомендована курящей женщине из группы риска преждевременных родов.</w:t>
       </w:r>
     </w:p>
     <w:p>
@@ -1793,7 +1829,7 @@
         <w:pStyle w:val="BodyText"/>
       </w:pPr>
       <w:r>
-        <w:t xml:space="preserve">Что это означает не в теории, показывает один задокументированный случай. В коммерческих препаратах гинкго билоба обнаруживали колхицин — вещество с тератогенным действием, которого в составе быть не должно вообще.</w:t>
+        <w:t xml:space="preserve">Бывает и так, что в средстве оказывается вещество, которого там не должно быть вообще: в коммерческих препаратах гинкго билоба обнаруживали колхицин — вещество с тератогенным действием.</w:t>
       </w:r>
     </w:p>
     <w:p>
@@ -2285,7 +2321,7 @@
         <w:pStyle w:val="BodyText"/>
       </w:pPr>
       <w:r>
-        <w:t xml:space="preserve">Поэтому таблетка мелатонина — не «немного своего же гормона», а внешний сигнал, поданный в систему, которая работает на двоих и в это время и без того на подъёме. И главная сложность здесь не в том, что этот сигнал доказанно вреден, а в том, что его последствий никто толком не измерял.</w:t>
+        <w:t xml:space="preserve">Поэтому таблетка мелатонина — не «немного своего же гормона», а внешний сигнал, поданный в систему, которая работает на двоих и в это время и без того на подъёме. Доказанного вреда от этого сигнала нет; сложность в том, что его последствий никто толком не измерял.</w:t>
       </w:r>
     </w:p>
     <w:p>
@@ -2383,7 +2419,7 @@
         <w:pStyle w:val="FirstParagraph"/>
       </w:pPr>
       <w:r>
-        <w:t xml:space="preserve">Рецепт на антибиотик при беременности пугает сильнее любого другого назначения: кажется, что соглашаться на него — уже вред, а отказаться — всего лишь осторожность. Работает это ровно наоборот, и по той же причине, что разобрана в разделе 7.5: невылеченная инфекция угрожает и вам, и беременности, а отказ от нужного препарата — это не отсутствие риска, а другой риск. Выбор при этом действительно есть, и делает его врач.</w:t>
+        <w:t xml:space="preserve">Рецепт на антибиотик при беременности пугает сильнее любого другого назначения: кажется, что соглашаться на него — уже вред, а отказаться — всего лишь осторожность. Работает это ровно наоборот, и по той же причине, что разобрана в разделе 7.5: невылеченная инфекция угрожает и вам, и беременности, а у отказа от нужного препарата есть собственный риск. Выбор при этом действительно есть, и делает его врач.</w:t>
       </w:r>
     </w:p>
     <w:p>
@@ -2425,7 +2461,7 @@
         <w:t xml:space="preserve"> </w:t>
       </w:r>
       <w:r>
-        <w:t xml:space="preserve">— рост колоний в моче при полном отсутствии симптомов. Это и называется бессимптомной бактериурией. Смысл искать её заранее в том, что раннее выявление и лечение снижает риск пиелонефрита, преждевременных родов и задержки роста плода.</w:t>
+        <w:t xml:space="preserve">— рост колоний в моче при полном отсутствии симптомов. Это и называется бессимптомной бактериурией. Смысл искать её заранее в том, что раннее выявление и лечение снижает риск пиелонефрита — воспаления почек, — преждевременных родов и задержки роста плода.</w:t>
       </w:r>
     </w:p>
     <w:p>
@@ -2462,7 +2498,7 @@
         <w:pStyle w:val="BodyText"/>
       </w:pPr>
       <w:r>
-        <w:t xml:space="preserve">Выбор препарата — не ваша задача. Часть антибиотиков при беременности не применяют, и один стоит запомнить именно потому, что он до сих пор лежит у многих в аптечке: тетрациклин не используют никогда.</w:t>
+        <w:t xml:space="preserve">Выбор препарата — не ваша задача. Часть антибиотиков при беременности не применяют, и один стоит запомнить именно потому, что он до сих пор лежит у многих в аптечке: тетрациклин не используют никогда. Доксициклин из той же группы американские стоматологические рекомендации тоже относят к препаратам, которые при беременности заменяют.</w:t>
       </w:r>
     </w:p>
     <w:p>
@@ -2558,7 +2594,7 @@
         <w:t xml:space="preserve"> </w:t>
       </w:r>
       <w:r>
-        <w:t xml:space="preserve">— брошенный на середине антибиотик не «меньше лекарства», а невылеченная инфекция и потраченное впустую действие препарата.</w:t>
+        <w:t xml:space="preserve">— если бросить антибиотик на середине, инфекция останется недолеченной, а уже принятая часть курса пропадёт впустую.</w:t>
       </w:r>
     </w:p>
     <w:p>
@@ -2614,7 +2650,7 @@
         <w:pStyle w:val="BodyText"/>
       </w:pPr>
       <w:r>
-        <w:t xml:space="preserve">Это не утешение, а точка отсчёта: без неё любое совпадение по времени читается как причина.</w:t>
+        <w:t xml:space="preserve">Эти цифры нужны как точка отсчёта: без них любое совпадение по времени читается как причина.</w:t>
       </w:r>
     </w:p>
     <w:p>
@@ -2828,7 +2864,7 @@
         <w:pStyle w:val="FirstParagraph"/>
       </w:pPr>
       <w:r>
-        <w:t xml:space="preserve">— то вопрос перестаёт быть вопросом о лекарстве. Сразу позвоните своему врачу или в женскую консультацию; если боль сильная, нарастает или состояние резко ухудшилось, вызывайте скорую помощь: 103 с мобильного, 112 в любой сети. Скажите, что вы беременны, на каком сроке и что принимали. Если тревога не подтвердится, это нормальный исход обращения, а не ложный вызов.</w:t>
+        <w:t xml:space="preserve">— то вопрос перестаёт быть вопросом о лекарстве. Сразу позвоните своему врачу или в женскую консультацию; если боль сильная, нарастает или состояние резко ухудшилось, вызывайте скорую помощь: 103 с мобильного, 112 в любой сети. Скажите, что вы беременны, на каком сроке и что принимали. Если опасного не найдут, обращение всё равно было своевременным.</w:t>
       </w:r>
     </w:p>
     <w:p>
@@ -3081,7 +3117,7 @@
         <w:t xml:space="preserve"> </w:t>
       </w:r>
       <w:r>
-        <w:t xml:space="preserve">«Лучше не надо» без объяснения — это не ответ, а отказ отвечать, и переспросить нормально: «Я правильно понимаю, что это запрет, или это осторожность из-за нехватки данных?» Разница между этими двумя ситуациями разобрана в разделе 7.1 «„Безопасно при беременности”: как читать инструкцию и справочники», и она напрямую меняет, что вам делать дальше.</w:t>
+        <w:t xml:space="preserve">«Лучше не надо» без объяснения ответом не считается, и переспросить нормально: «Я правильно понимаю, что это запрет, или это осторожность из-за нехватки данных?» Разница между этими двумя ситуациями разобрана в разделе 7.1 «„Безопасно при беременности”: как читать инструкцию и справочники», и она напрямую меняет, что вам делать дальше.</w:t>
       </w:r>
     </w:p>
     <w:p>
@@ -3432,7 +3468,7 @@
         </w:r>
       </w:hyperlink>
       <w:r>
-        <w:t xml:space="preserve">. Best Practice, The Reference Manual of Pediatric Dentistry, 2025:354–363, раздел «Pharmacotherapy during pregnancy», с. 355 — препараты, которые при беременности нужно заменять: доксициклин, тетрациклин, алпразолам, диазепам, часть противосудорожных (7.5); американский перечень безрецептурных средств, которых беременным стоит избегать: с висмута субсалицилатом, сосудосуживающие, с гвайфенезином, ибупрофен, напроксен, ацетилсалициловая кислота (7.6, 7.8); тетрациклин и доксициклин избегать (7.15).</w:t>
+        <w:t xml:space="preserve">. Best Practice, The Reference Manual of Pediatric Dentistry, 2025:354–363, раздел «Pharmacotherapy during pregnancy», с. 355 — препараты, которые при беременности нужно заменять: доксициклин, тетрациклин, алпразолам, диазепам, часть противосудорожных (7.5; доксициклин — 7.15); американский перечень безрецептурных средств, которых беременным стоит избегать: с висмута субсалицилатом, сосудосуживающие, с гвайфенезином, ибупрофен, напроксен, ацетилсалициловая кислота (7.6, 7.8); тетрациклин и доксициклин избегать (7.15).</w:t>
       </w:r>
       <w:r>
         <w:t xml:space="preserve"> </w:t>

--- a/themes/theme-7/theme 7 draft.docx
+++ b/themes/theme-7/theme 7 draft.docx
@@ -1142,7 +1142,7 @@
         <w:t xml:space="preserve"> </w:t>
       </w:r>
       <w:r>
-        <w:t xml:space="preserve">Первым средством при заложенности идёт промывание носа солевым раствором — им можно пользоваться сколько нужно и сколько угодно долго. Продаётся он в аптеке без рецепта, и узнать его можно по составу: вода и натрия хлорид или морская соль, без других действующих веществ. При рините беременных это и есть рекомендация первой линии: механический способ убрать слизь, уменьшить сухость и вернуть работу слизистой. Международная сеть Cochrane, которая сводит результаты всех исследований по одному вопросу в систематические обзоры, разбирала и промывание при аллергическом рините: оно может уменьшать симптомы, а нежелательные эффекты в исследованиях не описаны; достоверность этих данных низкая, и беременных среди участников не было.</w:t>
+        <w:t xml:space="preserve">Первым средством при заложенности идёт промывание носа солевым раствором — им можно пользоваться сколько нужно и сколько угодно долго. Солевые растворы продаются без рецепта — спреем, каплями или раствором для промывания. Их основа — натрия хлорид: в обычной концентрации 0,9 %, как в тканях организма, или крепче, в том числе на морской воде. Если в составе есть что-то ещё, кроме соли и воды, это уже другое средство, и его стоит показать фармацевту. При рините беременных это и есть рекомендация первой линии: механический способ убрать слизь, уменьшить сухость и вернуть работу слизистой. Международная сеть Cochrane, которая сводит результаты всех исследований по одному вопросу в систематические обзоры, разбирала и промывание при аллергическом рините: оно может уменьшать симптомы, а нежелательные эффекты в исследованиях не описаны; достоверность этих данных низкая. В одном из исследований обзора участвовали только беременные — 44 женщины с сезонной аллергией на пыльцу, которые шесть недель промывали нос солевым раствором.</w:t>
       </w:r>
     </w:p>
     <w:p>
@@ -3986,7 +3986,7 @@
         </w:r>
       </w:hyperlink>
       <w:r>
-        <w:t xml:space="preserve">. Cochrane Database of Systematic Reviews, 2018, Issue 6, CD012597 — при аллергическом рините промывание носа солевым раствором может уменьшать выраженность симптомов; нежелательных эффектов в исследованиях не описано (7.8).</w:t>
+        <w:t xml:space="preserve">. Cochrane Database of Systematic Reviews, 2018, Issue 6, CD012597 — при аллергическом рините промывание носа солевым раствором может уменьшать выраженность симптомов; нежелательных эффектов в исследованиях не описано; в одно исследование вошли только беременные (Garavello, 2010, 44 женщины); солевые растворы продаются без рецепта, изотонический содержит 0,9 % натрия хлорида, бывают и гипертонические, в том числе на морской воде (7.8).</w:t>
       </w:r>
       <w:r>
         <w:t xml:space="preserve"> </w:t>
@@ -3996,7 +3996,7 @@
           <w:iCs/>
           <w:i/>
         </w:rPr>
-        <w:t xml:space="preserve">Страница Cochrane Library агенту закрыта (код 412); содержание сверено по резюме на cochrane.org и по реферату в PubMed (PMID 29932206).</w:t>
+        <w:t xml:space="preserve">Страница Cochrane Library агенту закрыта (код 412); 09.10.2026 сверено по полному тексту в PubMed Central (PMC6513421). В прежней версии главы было сказано, что беременных среди участников не было, — это неверно.</w:t>
       </w:r>
     </w:p>
     <w:p>

--- a/themes/theme-7/theme 7 draft.docx
+++ b/themes/theme-7/theme 7 draft.docx
@@ -1063,7 +1063,7 @@
         <w:pStyle w:val="BodyText"/>
       </w:pPr>
       <w:r>
-        <w:t xml:space="preserve">Отличить его от простуды прямо сейчас, не дожидаясь родов, тоже можно — по тому, что вокруг. У простуды есть начало и спутники: больное горло, температура, ломота, кашель, — и через неделю-полторы всё это заканчивается. Ринит беременных приходит один, без свиты, и не заканчивается: о нём говорят, когда заложенность держится шесть недель и дольше без признаков инфекции.</w:t>
+        <w:t xml:space="preserve">Отличить его от простуды прямо сейчас, не дожидаясь родов, тоже можно — по тому, что вокруг. У простуды есть начало и спутники: больное горло, температура, ломота, кашель, — и обычно за 5–10 дней основное проходит. Ринит беременных приходит один, без свиты, и не заканчивается: о нём говорят, когда заложенность держится шесть недель и дольше без признаков инфекции.</w:t>
       </w:r>
     </w:p>
     <w:p>
@@ -1142,15 +1142,23 @@
         <w:t xml:space="preserve"> </w:t>
       </w:r>
       <w:r>
-        <w:t xml:space="preserve">Первым средством при заложенности идёт промывание носа солевым раствором — им можно пользоваться сколько нужно и сколько угодно долго. Солевые растворы продаются без рецепта — спреем, каплями или раствором для промывания. Их основа — натрия хлорид: в обычной концентрации 0,9 %, как в тканях организма, или крепче, в том числе на морской воде. Если в составе есть что-то ещё, кроме соли и воды, это уже другое средство, и его стоит показать фармацевту. При рините беременных это и есть рекомендация первой линии: механический способ убрать слизь, уменьшить сухость и вернуть работу слизистой. Международная сеть Cochrane, которая сводит результаты всех исследований по одному вопросу в систематические обзоры, разбирала и промывание при аллергическом рините: оно может уменьшать симптомы, а нежелательные эффекты в исследованиях не описаны; достоверность этих данных низкая. В одном из исследований обзора участвовали только беременные — 44 женщины с сезонной аллергией на пыльцу, которые шесть недель промывали нос солевым раствором.</w:t>
-      </w:r>
-    </w:p>
-    <w:p>
-      <w:pPr>
-        <w:pStyle w:val="BodyText"/>
-      </w:pPr>
-      <w:r>
-        <w:t xml:space="preserve">Помогает и то, что лекарством не является: увлажнение воздуха, приподнятое изголовье кровати, достаточное питьё. Эти меры не действуют мгновенно, но и не заканчиваются зависимостью от флакона.</w:t>
+        <w:t xml:space="preserve">Первым средством при заложенности идёт промывание носа солевым раствором — им можно пользоваться сколько нужно и сколько угодно долго. При рините беременных это и есть рекомендация первой линии: механический способ убрать слизь, уменьшить сухость и вернуть работу слизистой. Международная сеть Cochrane, которая сводит результаты всех исследований по одному вопросу в систематические обзоры, разбирала и промывание при аллергическом рините: оно может уменьшать симптомы, а нежелательные эффекты в исследованиях не описаны; достоверность этих данных низкая. В одном из исследований обзора участвовали только беременные — 44 женщины с сезонной аллергией на пыльцу, которые шесть недель промывали нос солевым раствором.</w:t>
+      </w:r>
+    </w:p>
+    <w:p>
+      <w:pPr>
+        <w:pStyle w:val="BodyText"/>
+      </w:pPr>
+      <w:r>
+        <w:t xml:space="preserve">Солевые растворы продаются без рецепта — спреем, каплями или раствором для промывания. Их основа — натрия хлорид: в обычной концентрации 0,9 %, как в тканях организма, или крепче, в том числе на морской воде. Если в составе есть что-то ещё, кроме соли и воды, это уже другое средство, и его стоит показать фармацевту. При простуде российские клинические рекомендации по острым респираторным вирусным инфекциям (ОРВИ) — так в медицине называют простуду — у взрослых советуют вводить в нос физиологический раствор натрия хлорида 2–3 раза в день.</w:t>
+      </w:r>
+    </w:p>
+    <w:p>
+      <w:pPr>
+        <w:pStyle w:val="BodyText"/>
+      </w:pPr>
+      <w:r>
+        <w:t xml:space="preserve">Помогает и то, что лекарством не является: увлажнение воздуха, сон с приподнятым изголовьем, наружные полоски-расширители для носа на ночь, достаточное питьё. Эти меры не действуют мгновенно, но и не заканчиваются зависимостью от флакона.</w:t>
       </w:r>
     </w:p>
     <w:p>
@@ -1176,7 +1184,33 @@
         <w:pStyle w:val="BodyText"/>
       </w:pPr>
       <w:r>
-        <w:t xml:space="preserve">Сиропы и таблетки от кашля кашель не останавливают, а лишь могут немного его уменьшить, и не все они подходят при беременности. Поэтому перед покупкой назовите фармацевту срок и проверьте действующее вещество: средства от кашля с гвайфенезином, как сказано выше, относят к нежелательным. Если горло болит сильно, обезболивающим первого выбора остаётся парацетамол в обычной дозе — раздел 7.7 «Боль и температура: чем снижать и когда звонить врачу». Если боль в горле не проходит за неделю или кашель держится дольше трёх недель, стоит обратиться к врачу.</w:t>
+        <w:t xml:space="preserve">Сиропы и таблетки от кашля кашель не останавливают, а лишь могут немного его уменьшить, и не все они подходят при беременности. Поэтому перед покупкой назовите фармацевту срок и проверьте действующее вещество: средства от кашля с гвайфенезином, как сказано выше, относят к нежелательным. Если горло болит сильно, обезболивающим первого выбора остаётся парацетамол в обычной дозе — раздел 7.7 «Боль и температура: чем снижать и когда звонить врачу».</w:t>
+      </w:r>
+    </w:p>
+    <w:p>
+      <w:pPr>
+        <w:pStyle w:val="BodyText"/>
+      </w:pPr>
+      <w:r>
+        <w:rPr>
+          <w:bCs/>
+          <w:b/>
+        </w:rPr>
+        <w:t xml:space="preserve">Простуда и врач.</w:t>
+      </w:r>
+      <w:r>
+        <w:t xml:space="preserve"> </w:t>
+      </w:r>
+      <w:r>
+        <w:t xml:space="preserve">О простуде при беременности стоит сообщить своему акушеру-гинекологу, даже если она протекает легко. Российские рекомендации по ОРВИ относят беременность к обстоятельствам, при которых болезнь может протекать тяжелее и с осложнениями, и при ОРВИ во время беременности рекомендуют консультацию акушера-гинеколога. Нужно ли прийти на приём, решит врач; позвоните и скажите, что происходит и с какого дня, на каком вы сроке и что уже принимаете.</w:t>
+      </w:r>
+    </w:p>
+    <w:p>
+      <w:pPr>
+        <w:pStyle w:val="BodyText"/>
+      </w:pPr>
+      <w:r>
+        <w:t xml:space="preserve">Скажите врачу и в том случае, если нос не дышит или кашель не проходит дольше 3–5 дней, заболело ухо или кашель не даёт спать несколько ночей подряд: после 3–5 дней болезни при таких жалобах врач проверяет, не присоединилось ли осложнение — синусит, отит или бронхит.</w:t>
       </w:r>
     </w:p>
     <w:p>
@@ -1194,7 +1228,7 @@
         <w:t xml:space="preserve"> </w:t>
       </w:r>
       <w:r>
-        <w:t xml:space="preserve">Свяжитесь с врачом, если поднялась температура выше 37,5 — этот порог и то, что за ним стоит, разобраны в разделе 7.7 «Боль и температура: чем снижать и когда звонить врачу», и при беременности он действует и здесь. Позвонить стоит и в остальных случаях, когда простуда перестаёт вести себя как простуда:</w:t>
+        <w:t xml:space="preserve">Свяжитесь с врачом, если поднялась температура выше 37,5 — этот порог и то, что за ним стоит, разобраны в разделе 7.7 «Боль и температура: чем снижать и когда звонить врачу», и при беременности он действует и здесь. Срочно звонить нужно, если:</w:t>
       </w:r>
     </w:p>
     <w:p>
@@ -1206,7 +1240,7 @@
         <w:pStyle w:val="Compact"/>
       </w:pPr>
       <w:r>
-        <w:t xml:space="preserve">на третий-четвёртый день стало хуже вместо улучшения;</w:t>
+        <w:t xml:space="preserve">появилась одышка или боль в груди;</w:t>
       </w:r>
     </w:p>
     <w:p>
@@ -1218,7 +1252,7 @@
         <w:pStyle w:val="Compact"/>
       </w:pPr>
       <w:r>
-        <w:t xml:space="preserve">появилась одышка;</w:t>
+        <w:t xml:space="preserve">при кашле появилась кровь;</w:t>
       </w:r>
     </w:p>
     <w:p>
@@ -1230,39 +1264,7 @@
         <w:pStyle w:val="Compact"/>
       </w:pPr>
       <w:r>
-        <w:t xml:space="preserve">появилась боль в груди или в ухе;</w:t>
-      </w:r>
-    </w:p>
-    <w:p>
-      <w:pPr>
-        <w:numPr>
-          <w:ilvl w:val="0"/>
-          <w:numId w:val="1002"/>
-        </w:numPr>
-        <w:pStyle w:val="Compact"/>
-      </w:pPr>
-      <w:r>
-        <w:t xml:space="preserve">при кашле появилась кровь;</w:t>
-      </w:r>
-    </w:p>
-    <w:p>
-      <w:pPr>
-        <w:numPr>
-          <w:ilvl w:val="0"/>
-          <w:numId w:val="1002"/>
-        </w:numPr>
-        <w:pStyle w:val="Compact"/>
-      </w:pPr>
-      <w:r>
-        <w:t xml:space="preserve">кашель не даёт спать несколько ночей подряд.</w:t>
-      </w:r>
-    </w:p>
-    <w:p>
-      <w:pPr>
-        <w:pStyle w:val="BodyText"/>
-      </w:pPr>
-      <w:r>
-        <w:t xml:space="preserve">ОТ РЕДАКТОРА: срок «на третий-четвёртый день» в списке источников ни на чём не стоит; NHS называет поводом обратиться быстрое ухудшение без указания дня. Предлагаю оставить «стало хуже вместо улучшения» без срока или сохранить срок как ориентир автора. Требуется решение автора.</w:t>
+        <w:t xml:space="preserve">состояние быстро ухудшается.</w:t>
       </w:r>
     </w:p>
     <w:p>
@@ -1278,7 +1280,7 @@
         <w:pStyle w:val="BodyText"/>
       </w:pPr>
       <w:r>
-        <w:t xml:space="preserve">Антибиотик при обычной простуде не нужен: он не действует на вирусы. Разговор об антибиотиках — в разделе 7.15 «Антибиотики: кто выбирает препарат и почему курс допивают».</w:t>
+        <w:t xml:space="preserve">Антибиотик при обычной простуде не нужен: он не действует на вирусы, и российские рекомендации по ОРВИ при неосложнённой инфекции его не рекомендуют. Разговор об антибиотиках — в разделе 7.15 «Антибиотики: кто выбирает препарат и почему курс допивают».</w:t>
       </w:r>
     </w:p>
     <w:p>
@@ -3265,7 +3267,7 @@
         <w:pStyle w:val="FirstParagraph"/>
       </w:pPr>
       <w:r>
-        <w:t xml:space="preserve">Список сгруппирован по разделам главы. Каждая запись устроена одинаково: сначала источник — название кликабельно, — затем после тире то, какое именно утверждение главы на нём стоит. Курсивом добавлены оговорки: где документ недоступен напрямую, где сверка не доводилась до первоисточника, где данные в прежней версии списка были указаны неверно. Все ссылки проверены 08.10.2026; записи 19, 20, 25, 26, 30 и 33 перенесены из редакции 07.10.2026 и проверены 07.10.2026.</w:t>
+        <w:t xml:space="preserve">Список сгруппирован по разделам главы. Каждая запись устроена одинаково: сначала источник — название кликабельно, — затем после тире то, какое именно утверждение главы на нём стоит. Курсивом добавлены оговорки: где документ недоступен напрямую, где сверка не доводилась до первоисточника, где данные в прежней версии списка были указаны неверно. Все ссылки проверены 08.10.2026; записи 19, 20, 26, 27, 31 и 34 перенесены из редакции 07.10.2026 и проверены 07.10.2026; запись 21 добавлена и проверена 09.10.2026.</w:t>
       </w:r>
     </w:p>
     <w:p>
@@ -3956,7 +3958,36 @@
         <w:pStyle w:val="BodyText"/>
       </w:pPr>
       <w:r>
-        <w:t xml:space="preserve">21. Dumitru C.S., Zara F., Novacescu D. et al. </w:t>
+        <w:t xml:space="preserve">21. Российское научное медицинское общество терапевтов, Национальная ассоциация специалистов по инфекционным болезням имени академика В. И. Покровского.</w:t>
+      </w:r>
+      <w:r>
+        <w:t xml:space="preserve"> </w:t>
+      </w:r>
+      <w:hyperlink r:id="rId62">
+        <w:r>
+          <w:rPr>
+            <w:rStyle w:val="Hyperlink"/>
+          </w:rPr>
+          <w:t xml:space="preserve">Клинические рекомендации «Острые респираторные вирусные инфекции (ОРВИ) у взрослых»</w:t>
+        </w:r>
+      </w:hyperlink>
+      <w:r>
+        <w:t xml:space="preserve">, 2025, ID 724_2, одобрены Научно-практическим советом Минздрава России — острое течение — 5–10 дней; беременность — фактор риска тяжёлого и осложнённого течения, при ОРВИ во время беременности рекомендована консультация акушера-гинеколога; затруднённое носовое дыхание и явления бронхита дольше 3–5 дней болезни — повод проверить синусит и бронхит; осложнения — синусит, отит, бронхит; физиологический раствор натрия хлорида в нос 2–3 раза в день; обильное питьё; антибиотики при неосложнённой ОРВИ не рекомендованы (7.8). </w:t>
+      </w:r>
+      <w:r>
+        <w:rPr>
+          <w:i/>
+          <w:iCs/>
+        </w:rPr>
+        <w:t xml:space="preserve">Рубрикатор Минздрава закрыт для машинной проверки; текст редакции 2025 года сверен по копии на pravo.ppt.ru.</w:t>
+      </w:r>
+    </w:p>
+    <w:p>
+      <w:pPr>
+        <w:pStyle w:val="BodyText"/>
+      </w:pPr>
+      <w:r>
+        <w:t xml:space="preserve">22. Dumitru C.S., Zara F., Novacescu D. et al. </w:t>
       </w:r>
       <w:hyperlink r:id="rId40">
         <w:r>
@@ -3967,15 +3998,15 @@
         </w:r>
       </w:hyperlink>
       <w:r>
-        <w:t xml:space="preserve">. Life, 2025;15(8):1166, DOI 10.3390/life15081166 — ринит беременных встречается у 9–39 % женщин, не связан с инфекцией и проходит вскоре после родов (7.8); промывание носа солевым раствором — механический способ убрать слизь, первая линия (7.8).</w:t>
-      </w:r>
-    </w:p>
-    <w:p>
-      <w:pPr>
-        <w:pStyle w:val="BodyText"/>
-      </w:pPr>
-      <w:r>
-        <w:t xml:space="preserve">22. Head K., Snidvongs K., Glew S. et al. </w:t>
+        <w:t xml:space="preserve">. Life, 2025;15(8):1166, DOI 10.3390/life15081166 — ринит беременных встречается у 9–39 % женщин, не связан с инфекцией и проходит вскоре после родов (7.8); промывание носа солевым раствором — механический способ убрать слизь, первая линия; увлажнение воздуха, сон в полусидячем положении, наружные полоски-расширители на ночь (7.8).</w:t>
+      </w:r>
+    </w:p>
+    <w:p>
+      <w:pPr>
+        <w:pStyle w:val="BodyText"/>
+      </w:pPr>
+      <w:r>
+        <w:t xml:space="preserve">23. Head K., Snidvongs K., Glew S. et al. </w:t>
       </w:r>
       <w:hyperlink r:id="rId41">
         <w:r>
@@ -4004,7 +4035,7 @@
         <w:pStyle w:val="BodyText"/>
       </w:pPr>
       <w:r>
-        <w:t xml:space="preserve">23. Zeitlin J., Shermetaro C., Sutton A.E.</w:t>
+        <w:t xml:space="preserve">24. Zeitlin J., Shermetaro C., Sutton A.E.</w:t>
       </w:r>
       <w:r>
         <w:t xml:space="preserve"> </w:t>
@@ -4026,7 +4057,7 @@
         <w:pStyle w:val="BodyText"/>
       </w:pPr>
       <w:r>
-        <w:t xml:space="preserve">24. MotherToBaby (Organization of Teratology Information Specialists).</w:t>
+        <w:t xml:space="preserve">25. MotherToBaby (Organization of Teratology Information Specialists).</w:t>
       </w:r>
       <w:r>
         <w:t xml:space="preserve"> </w:t>
@@ -4058,7 +4089,7 @@
         <w:pStyle w:val="BodyText"/>
       </w:pPr>
       <w:r>
-        <w:t xml:space="preserve">25. NHS.</w:t>
+        <w:t xml:space="preserve">26. NHS.</w:t>
       </w:r>
       <w:r>
         <w:t xml:space="preserve"> </w:t>
@@ -4072,15 +4103,15 @@
         </w:r>
       </w:hyperlink>
       <w:r>
-        <w:t xml:space="preserve"> — кашель обычно проходит сам за три-четыре недели; горячая вода с лимоном и мёдом действует похоже на сироп, но доказательств её пользы немного; сиропы кашель не останавливают; к врачу — если кашель держится дольше трёх недель; одышка, боль в груди и кровь при кашле — поводы обратиться срочно (7.8).</w:t>
-      </w:r>
-    </w:p>
-    <w:p>
-      <w:pPr>
-        <w:pStyle w:val="BodyText"/>
-      </w:pPr>
-      <w:r>
-        <w:t xml:space="preserve">26. NHS.</w:t>
+        <w:t xml:space="preserve"> — кашель обычно проходит сам за три-четыре недели; горячая вода с лимоном и мёдом действует похоже на сироп, но доказательств её пользы немного; сиропы кашель не останавливают; одышка, боль в груди, кровь при кашле и быстрое ухудшение — поводы обратиться срочно (7.8).</w:t>
+      </w:r>
+    </w:p>
+    <w:p>
+      <w:pPr>
+        <w:pStyle w:val="BodyText"/>
+      </w:pPr>
+      <w:r>
+        <w:t xml:space="preserve">27. NHS.</w:t>
       </w:r>
       <w:r>
         <w:t xml:space="preserve"> </w:t>
@@ -4094,7 +4125,7 @@
         </w:r>
       </w:hyperlink>
       <w:r>
-        <w:t xml:space="preserve"> — боль в горле обычно проходит за неделю; отдых, питьё, полоскание тёплой солёной водой, прохладная или мягкая еда; к врачу — если за неделю не проходит (7.8).</w:t>
+        <w:t xml:space="preserve"> — боль в горле обычно проходит за неделю; отдых, питьё, полоскание тёплой солёной водой, прохладная или мягкая еда (7.8).</w:t>
       </w:r>
     </w:p>
     <w:p>
@@ -4114,7 +4145,7 @@
         <w:pStyle w:val="BodyText"/>
       </w:pPr>
       <w:r>
-        <w:t xml:space="preserve">27. UK Teratology Information Service (UKTIS).</w:t>
+        <w:t xml:space="preserve">28. UK Teratology Information Service (UKTIS).</w:t>
       </w:r>
       <w:r>
         <w:t xml:space="preserve"> </w:t>
@@ -4148,7 +4179,7 @@
         <w:pStyle w:val="BodyText"/>
       </w:pPr>
       <w:r>
-        <w:t xml:space="preserve">28. Минздрав России, Российское общество акушеров-гинекологов.</w:t>
+        <w:t xml:space="preserve">29. Минздрав России, Российское общество акушеров-гинекологов.</w:t>
       </w:r>
       <w:r>
         <w:t xml:space="preserve"> </w:t>
@@ -4192,7 +4223,7 @@
         <w:pStyle w:val="BodyText"/>
       </w:pPr>
       <w:r>
-        <w:t xml:space="preserve">29. Sarecka-Hujar B., Szulc-Musioł B.</w:t>
+        <w:t xml:space="preserve">30. Sarecka-Hujar B., Szulc-Musioł B.</w:t>
       </w:r>
       <w:r>
         <w:t xml:space="preserve"> </w:t>
@@ -4217,7 +4248,7 @@
         <w:pStyle w:val="BodyText"/>
       </w:pPr>
       <w:r>
-        <w:t xml:space="preserve">30. Kowalski R., Baj T., Kowalska G., Pankiewicz U.</w:t>
+        <w:t xml:space="preserve">31. Kowalski R., Baj T., Kowalska G., Pankiewicz U.</w:t>
       </w:r>
       <w:r>
         <w:t xml:space="preserve"> </w:t>
@@ -4251,7 +4282,7 @@
         <w:pStyle w:val="BodyText"/>
       </w:pPr>
       <w:r>
-        <w:t xml:space="preserve">31. Alali A.B., Alhammad F.A., Almohammed Saleh J.A. et al. </w:t>
+        <w:t xml:space="preserve">32. Alali A.B., Alhammad F.A., Almohammed Saleh J.A. et al. </w:t>
       </w:r>
       <w:hyperlink r:id="rId47">
         <w:r>
@@ -4270,7 +4301,7 @@
         <w:pStyle w:val="BodyText"/>
       </w:pPr>
       <w:r>
-        <w:t xml:space="preserve">32. Chi C.-C., Wang S.-H., Wojnarowska F. et al. </w:t>
+        <w:t xml:space="preserve">33. Chi C.-C., Wang S.-H., Wojnarowska F. et al. </w:t>
       </w:r>
       <w:hyperlink r:id="rId48">
         <w:r>
@@ -4299,7 +4330,7 @@
         <w:pStyle w:val="BodyText"/>
       </w:pPr>
       <w:r>
-        <w:t xml:space="preserve">33. DermNet.</w:t>
+        <w:t xml:space="preserve">34. DermNet.</w:t>
       </w:r>
       <w:r>
         <w:t xml:space="preserve"> </w:t>
@@ -4321,7 +4352,7 @@
         <w:pStyle w:val="BodyText"/>
       </w:pPr>
       <w:r>
-        <w:t xml:space="preserve">34. American College of Obstetricians and Gynecologists.</w:t>
+        <w:t xml:space="preserve">35. American College of Obstetricians and Gynecologists.</w:t>
       </w:r>
       <w:r>
         <w:t xml:space="preserve"> </w:t>
@@ -4353,7 +4384,7 @@
         <w:pStyle w:val="BodyText"/>
       </w:pPr>
       <w:r>
-        <w:t xml:space="preserve">35. MotherToBaby (Organization of Teratology Information Specialists).</w:t>
+        <w:t xml:space="preserve">36. MotherToBaby (Organization of Teratology Information Specialists).</w:t>
       </w:r>
       <w:r>
         <w:t xml:space="preserve"> </w:t>
@@ -4385,7 +4416,7 @@
         <w:pStyle w:val="BodyText"/>
       </w:pPr>
       <w:r>
-        <w:t xml:space="preserve">36. Российское общество дерматовенерологов и косметологов.</w:t>
+        <w:t xml:space="preserve">37. Российское общество дерматовенерологов и косметологов.</w:t>
       </w:r>
       <w:r>
         <w:t xml:space="preserve"> </w:t>
@@ -4417,7 +4448,7 @@
         <w:pStyle w:val="BodyText"/>
       </w:pPr>
       <w:r>
-        <w:t xml:space="preserve">37. Регистр лекарственных средств России (РЛС).</w:t>
+        <w:t xml:space="preserve">38. Регистр лекарственных средств России (РЛС).</w:t>
       </w:r>
       <w:r>
         <w:t xml:space="preserve"> </w:t>
@@ -4439,7 +4470,7 @@
         <w:pStyle w:val="BodyText"/>
       </w:pPr>
       <w:r>
-        <w:t xml:space="preserve">38. UK Teratology Information Service (UKTIS).</w:t>
+        <w:t xml:space="preserve">39. UK Teratology Information Service (UKTIS).</w:t>
       </w:r>
       <w:r>
         <w:t xml:space="preserve"> </w:t>
@@ -4473,7 +4504,7 @@
         <w:pStyle w:val="BodyText"/>
       </w:pPr>
       <w:r>
-        <w:t xml:space="preserve">39. MotherToBaby (Organization of Teratology Information Specialists).</w:t>
+        <w:t xml:space="preserve">40. MotherToBaby (Organization of Teratology Information Specialists).</w:t>
       </w:r>
       <w:r>
         <w:t xml:space="preserve"> </w:t>
@@ -4495,7 +4526,7 @@
         <w:pStyle w:val="BodyText"/>
       </w:pPr>
       <w:r>
-        <w:t xml:space="preserve">40. Verteramo R., Pierdomenico M., Greco P., Milano C.</w:t>
+        <w:t xml:space="preserve">41. Verteramo R., Pierdomenico M., Greco P., Milano C.</w:t>
       </w:r>
       <w:r>
         <w:t xml:space="preserve"> </w:t>

--- a/themes/theme-7/theme 7 draft.docx
+++ b/themes/theme-7/theme 7 draft.docx
@@ -1202,15 +1202,15 @@
         <w:t xml:space="preserve"> </w:t>
       </w:r>
       <w:r>
-        <w:t xml:space="preserve">О простуде при беременности стоит сообщить своему акушеру-гинекологу, даже если она протекает легко. Российские рекомендации по ОРВИ относят беременность к обстоятельствам, при которых болезнь может протекать тяжелее и с осложнениями, и при ОРВИ во время беременности рекомендуют консультацию акушера-гинеколога. Нужно ли прийти на приём, решит врач; позвоните и скажите, что происходит и с какого дня, на каком вы сроке и что уже принимаете.</w:t>
-      </w:r>
-    </w:p>
-    <w:p>
-      <w:pPr>
-        <w:pStyle w:val="BodyText"/>
-      </w:pPr>
-      <w:r>
-        <w:t xml:space="preserve">Скажите врачу и в том случае, если нос не дышит или кашель не проходит дольше 3–5 дней, заболело ухо или кашель не даёт спать несколько ночей подряд: после 3–5 дней болезни при таких жалобах врач проверяет, не присоединилось ли осложнение — синусит, отит или бронхит.</w:t>
+        <w:t xml:space="preserve">Российские клинические рекомендации по ОРВИ в памятке для пациентов советуют при появлении симптомов обращаться за медицинской помощью и не заниматься самолечением. Беременность они называют среди обстоятельств, при которых болезнь может протекать тяжелее и с осложнениями, и в перечне консультаций отдельно указывают акушера-гинеколога — «при развитии ОРВИ на фоне беременности». Поэтому о простуде стоит сообщить своему акушеру-гинекологу, даже если она протекает легко. Нужно ли прийти на приём, решит врач; позвоните и скажите, что происходит и с какого дня, на каком вы сроке и что уже принимаете.</w:t>
+      </w:r>
+    </w:p>
+    <w:p>
+      <w:pPr>
+        <w:pStyle w:val="BodyText"/>
+      </w:pPr>
+      <w:r>
+        <w:t xml:space="preserve">Скажите врачу и в том случае, если нос не дышит дольше 3–5 дней, кашель за это время не проходит или мокрота стала зеленоватой, гнойной, заболело ухо, кашель не даёт спать несколько ночей подряд. После 3–5 дней болезни при таких жалобах врач проверяет, не присоединилось ли осложнение: синусит, бронхит, пневмония или отит. Бывают такие осложнения нечасто: синусит, например, развивается в 0,5–2 % случаев ОРВИ у взрослых.</w:t>
       </w:r>
     </w:p>
     <w:p>
@@ -1228,7 +1228,7 @@
         <w:t xml:space="preserve"> </w:t>
       </w:r>
       <w:r>
-        <w:t xml:space="preserve">Свяжитесь с врачом, если поднялась температура выше 37,5 — этот порог и то, что за ним стоит, разобраны в разделе 7.7 «Боль и температура: чем снижать и когда звонить врачу», и при беременности он действует и здесь. Срочно звонить нужно, если:</w:t>
+        <w:t xml:space="preserve">Свяжитесь с врачом, если поднялась температура выше 37,5 — этот порог и то, что за ним стоит, разобраны в разделе 7.7 «Боль и температура: чем снижать и когда звонить врачу», и при беременности он действует и здесь. Срочно обратиться за помощью нужно, если:</w:t>
       </w:r>
     </w:p>
     <w:p>
@@ -1253,6 +1253,42 @@
       </w:pPr>
       <w:r>
         <w:t xml:space="preserve">при кашле появилась кровь;</w:t>
+      </w:r>
+    </w:p>
+    <w:p>
+      <w:pPr>
+        <w:numPr>
+          <w:ilvl w:val="0"/>
+          <w:numId w:val="1002"/>
+        </w:numPr>
+        <w:pStyle w:val="Compact"/>
+      </w:pPr>
+      <w:r>
+        <w:t xml:space="preserve">не проходит головная боль;</w:t>
+      </w:r>
+    </w:p>
+    <w:p>
+      <w:pPr>
+        <w:numPr>
+          <w:ilvl w:val="0"/>
+          <w:numId w:val="1002"/>
+        </w:numPr>
+        <w:pStyle w:val="Compact"/>
+      </w:pPr>
+      <w:r>
+        <w:t xml:space="preserve">повторяется рвота, которая не приносит облегчения;</w:t>
+      </w:r>
+    </w:p>
+    <w:p>
+      <w:pPr>
+        <w:numPr>
+          <w:ilvl w:val="0"/>
+          <w:numId w:val="1002"/>
+        </w:numPr>
+        <w:pStyle w:val="Compact"/>
+      </w:pPr>
+      <w:r>
+        <w:t xml:space="preserve">резко упало артериальное давление;</w:t>
       </w:r>
     </w:p>
     <w:p>
@@ -3972,7 +4008,7 @@
         </w:r>
       </w:hyperlink>
       <w:r>
-        <w:t xml:space="preserve">, 2025, ID 724_2, одобрены Научно-практическим советом Минздрава России — острое течение — 5–10 дней; беременность — фактор риска тяжёлого и осложнённого течения, при ОРВИ во время беременности рекомендована консультация акушера-гинеколога; затруднённое носовое дыхание и явления бронхита дольше 3–5 дней болезни — повод проверить синусит и бронхит; осложнения — синусит, отит, бронхит; физиологический раствор натрия хлорида в нос 2–3 раза в день; обильное питьё; антибиотики при неосложнённой ОРВИ не рекомендованы (7.8). </w:t>
+        <w:t xml:space="preserve">, 2025, ID 724_2, одобрены Научно-практическим советом Минздрава России — острое течение — 5–10 дней; беременность — фактор риска тяжёлого и осложнённого течения, при ОРВИ во время беременности рекомендована консультация акушера-гинеколога; затруднённое носовое дыхание дольше 3–5 дней болезни — повод проверить синусит, явления бронхита дольше 3–5 дней — исключить пневмонию; осложнения — синусит, отит, бронхит; физиологический раствор натрия хлорида в нос 2–3 раза в день; обильное питьё; антибиотики при неосложнённой ОРВИ не рекомендованы; синусит — в 0,5–2 % случаев ОРВИ у взрослых; в памятке для пациентов — обращаться за медицинской помощью при симптомах ОРВИ, не заниматься самолечением, особенно важно обратиться при высокой температуре, одышке, стойкой головной боли, повторной рвоте без облегчения, выраженном падении давления; зеленоватая гнойная мокрота — признак бактериального бронхита, отит — боль в ухе (7.8). </w:t>
       </w:r>
       <w:r>
         <w:rPr>

--- a/themes/theme-7/theme 7 draft.docx
+++ b/themes/theme-7/theme 7 draft.docx
@@ -19,7 +19,7 @@
           <w:iCs/>
           <w:i/>
         </w:rPr>
-        <w:t xml:space="preserve">Рабочий текст после редакторской правки 08.10.2026 и правки шеф-редактора 09.10.2026. Пометки ПРОВЕРИТЬ и «Проверить врачу» — места, где решение принимает врач-консультант. Список источников в конце главы показывает, на чём стоит каждое утверждение.</w:t>
+        <w:t xml:space="preserve">Версия для врача-рецензента, 09.10.2026: после редакторской правки 08.10.2026 и правки шеф-редактора 09.10.2026. Пометки ПРОВЕРИТЬ (5) и «Проверить врачу» (3) выделены жёлтым — это места, где нужно решение врача. Список источников в конце главы показывает, на чём стоит каждое утверждение.</w:t>
       </w:r>
     </w:p>
     <w:p>
@@ -330,6 +330,7 @@
         <w:rPr>
           <w:iCs/>
           <w:i/>
+          <w:highlight w:val="yellow"/>
         </w:rPr>
         <w:t xml:space="preserve">ПРОВЕРИТЬ: Тема 5 использует букву FDA как самостоятельный довод — расхождение между главами (DISPUTED-CLAIMS, строка 19).</w:t>
       </w:r>
@@ -826,6 +827,7 @@
         <w:rPr>
           <w:iCs/>
           <w:i/>
+          <w:highlight w:val="yellow"/>
         </w:rPr>
         <w:t xml:space="preserve">Проверить врачу: решение автора 08.10.2026 — порог консультации 3 дня при температуре и 5 дней при боли взят из инструкции «Парацетамол Реневал»; 5–7 дней у Видаля трактованы как наибольшая длительность лечения. DISPUTED-CLAIMS, строка 21.</w:t>
       </w:r>
@@ -912,6 +914,7 @@
         <w:rPr>
           <w:iCs/>
           <w:i/>
+          <w:highlight w:val="yellow"/>
         </w:rPr>
         <w:t xml:space="preserve">Проверить врачу: решение автора 08.10.2026 — американские окна (13–20 недель — короткий курс) заменены российской нормой: с 20-й недели НПВП противопоказаны, до 20 недель применения советуют избегать (инструкция ибупрофена, письмо Минздрава от 23.11.2020, FDA 2020). DISPUTED-CLAIMS, строка 20.</w:t>
       </w:r>
@@ -1079,6 +1082,19 @@
         <w:pStyle w:val="BodyText"/>
       </w:pPr>
       <w:r>
+        <w:rPr>
+          <w:iCs/>
+          <w:i/>
+          <w:highlight w:val="yellow"/>
+        </w:rPr>
+        <w:t xml:space="preserve">ПРОВЕРИТЬ: осторожность с сосудосуживающими каплями при беременности стоит только на американском перечне; российские клинические рекомендации «ОРВИ у взрослых» (2025) рекомендуют взрослым ксилометазолин и нафазолин и о беременности ничего не говорят. Нужна позиция врача: оставить предупреждение или изменить формулировку (DISPUTED-CLAIMS, строка 36).</w:t>
+      </w:r>
+    </w:p>
+    <w:p>
+      <w:pPr>
+        <w:pStyle w:val="BodyText"/>
+      </w:pPr>
+      <w:r>
         <w:t xml:space="preserve">К этому добавляется общая для всех беда сосудосуживающих капель: слизистая воспаляется от самого лекарства, и нос закладывает уже от капель, а не от простуды. Это состояние называют медикаментозным ринитом.</w:t>
       </w:r>
     </w:p>
@@ -1210,7 +1226,33 @@
         <w:pStyle w:val="BodyText"/>
       </w:pPr>
       <w:r>
+        <w:rPr>
+          <w:iCs/>
+          <w:i/>
+          <w:highlight w:val="yellow"/>
+        </w:rPr>
+        <w:t xml:space="preserve">ПРОВЕРИТЬ: совет сообщать акушеру-гинекологу о любой простуде — вывод автора: памятка рекомендаций советует обращаться за помощью при симптомах ОРВИ, а консультация акушера-гинеколога «при развитии ОРВИ на фоне беременности» стоит в перечне консультаций при подозрении на осложнения. Текст рекомендаций сверен по копии на pravo.ppt.ru, по рубрикатору Минздрава не сверен (DISPUTED-CLAIMS, строка 37).</w:t>
+      </w:r>
+    </w:p>
+    <w:p>
+      <w:pPr>
+        <w:pStyle w:val="BodyText"/>
+      </w:pPr>
+      <w:r>
         <w:t xml:space="preserve">Скажите врачу и в том случае, если нос не дышит дольше 3–5 дней, кашель за это время не проходит или мокрота стала зеленоватой, гнойной, заболело ухо, кашель не даёт спать несколько ночей подряд. После 3–5 дней болезни при таких жалобах врач проверяет, не присоединилось ли осложнение: синусит, бронхит, пневмония или отит. Бывают такие осложнения нечасто: синусит, например, развивается в 0,5–2 % случаев ОРВИ у взрослых.</w:t>
+      </w:r>
+    </w:p>
+    <w:p>
+      <w:pPr>
+        <w:pStyle w:val="BodyText"/>
+      </w:pPr>
+      <w:r>
+        <w:rPr>
+          <w:iCs/>
+          <w:i/>
+          <w:highlight w:val="yellow"/>
+        </w:rPr>
+        <w:t xml:space="preserve">ПРОВЕРИТЬ: признак «кашель не даёт спать несколько ночей подряд» — формулировка автора, в источниках не найден.</w:t>
       </w:r>
     </w:p>
     <w:p>
@@ -1389,6 +1431,19 @@
       </w:pPr>
       <w:r>
         <w:rPr>
+          <w:iCs/>
+          <w:i/>
+          <w:highlight w:val="yellow"/>
+        </w:rPr>
+        <w:t xml:space="preserve">ПРОВЕРИТЬ: оговорка «если нет других факторов риска» — по монографии UKTIS; полный текст предложения открыть не удалось, сверка не завершена.</w:t>
+      </w:r>
+    </w:p>
+    <w:p>
+      <w:pPr>
+        <w:pStyle w:val="BodyText"/>
+      </w:pPr>
+      <w:r>
+        <w:rPr>
           <w:bCs/>
           <w:b/>
         </w:rPr>
@@ -2913,6 +2968,7 @@
         <w:rPr>
           <w:iCs/>
           <w:i/>
+          <w:highlight w:val="yellow"/>
         </w:rPr>
         <w:t xml:space="preserve">Проверить врачу: решение автора 08.10.2026 — при боли в животе и кровянистых выделениях сначала звонок врачу (как в памятке КР «Нормальная беременность»), скорая — при сильной, нарастающей боли или резком ухудшении. DISPUTED-CLAIMS, строка 22.</w:t>
       </w:r>
